--- a/arb/docx/60.content.docx
+++ b/arb/docx/60.content.docx
@@ -9,6 +9,8 @@
       </w:pPr>
       <w:r>
         <w:rPr>
+          <w:rtl/>
+          <w:cs/>
           <w:lang w:val="ar_AE" w:bidi="ar_AE"/>
         </w:rPr>
       </w:r>
@@ -20,53 +22,53 @@
       </w:pPr>
       <w:r>
         <w:rPr>
+          <w:rtl/>
+          <w:cs/>
           <w:lang w:val="ar_AE" w:bidi="ar_AE"/>
         </w:rPr>
         <w:t>Resource: Biblica Open New Arabic Version 2012</w:t>
       </w:r>
       <w:r>
         <w:rPr>
-          <w:lang w:val="ar_AE" w:bidi="ar_AE"/>
-        </w:rPr>
-      </w:r>
-    </w:p>
-    <w:p>
-      <w:pPr>
-        <w:bidi/>
-      </w:pPr>
-      <w:r>
-        <w:rPr>
+          <w:rtl/>
+          <w:cs/>
+          <w:lang w:val="ar_AE" w:bidi="ar_AE"/>
+        </w:rPr>
+      </w:r>
+    </w:p>
+    <w:p>
+      <w:pPr>
+        <w:bidi/>
+      </w:pPr>
+      <w:r>
+        <w:rPr>
+          <w:rtl/>
+          <w:cs/>
           <w:lang w:val="ar_AE" w:bidi="ar_AE"/>
         </w:rPr>
       </w:r>
       <w:r>
         <w:rPr>
           <w:b/>
+          <w:rtl/>
+          <w:cs/>
           <w:lang w:val="ar_AE" w:bidi="ar_AE"/>
         </w:rPr>
         <w:t>Biblica Open New Arabic Version 2012</w:t>
       </w:r>
       <w:r>
         <w:rPr>
-          <w:lang w:val="ar_AE" w:bidi="ar_AE"/>
-        </w:rPr>
-        <w:t xml:space="preserve"> (Arabic) is based on: </w:t>
-      </w:r>
-      <w:r>
-        <w:rPr>
-          <w:lang w:val="ar_AE" w:bidi="ar_AE"/>
-        </w:rPr>
-        <w:t>Biblica Open New Arabic Version 2012</w:t>
-      </w:r>
-      <w:r>
-        <w:rPr>
-          <w:lang w:val="ar_AE" w:bidi="ar_AE"/>
-        </w:rPr>
-        <w:t xml:space="preserve">, </w:t>
+          <w:rtl/>
+          <w:cs/>
+          <w:lang w:val="ar_AE" w:bidi="ar_AE"/>
+        </w:rPr>
+        <w:t xml:space="preserve"> © </w:t>
       </w:r>
       <w:hyperlink r:id="rId13">
         <w:r>
           <w:rPr>
+            <w:rtl/>
+            <w:cs/>
             <w:lang w:val="ar_AE" w:bidi="ar_AE"/>
           </w:rPr>
           <w:rPr>
@@ -78,13 +80,17 @@
       </w:hyperlink>
       <w:r>
         <w:rPr>
-          <w:lang w:val="ar_AE" w:bidi="ar_AE"/>
-        </w:rPr>
-        <w:t xml:space="preserve">, None, which is licensed under a </w:t>
+          <w:rtl/>
+          <w:cs/>
+          <w:lang w:val="ar_AE" w:bidi="ar_AE"/>
+        </w:rPr>
+        <w:t xml:space="preserve">, licensed under a </w:t>
       </w:r>
       <w:hyperlink r:id="rId14">
         <w:r>
           <w:rPr>
+            <w:rtl/>
+            <w:cs/>
             <w:lang w:val="ar_AE" w:bidi="ar_AE"/>
           </w:rPr>
           <w:rPr>
@@ -96,38 +102,23 @@
       </w:hyperlink>
       <w:r>
         <w:rPr>
+          <w:rtl/>
+          <w:cs/>
           <w:lang w:val="ar_AE" w:bidi="ar_AE"/>
         </w:rPr>
         <w:t>.</w:t>
       </w:r>
       <w:r>
         <w:rPr>
-          <w:lang w:val="ar_AE" w:bidi="ar_AE"/>
-        </w:rPr>
-      </w:r>
-    </w:p>
-    <w:p>
-      <w:pPr>
-        <w:bidi/>
-      </w:pPr>
-      <w:r>
-        <w:rPr>
-          <w:lang w:val="ar_AE" w:bidi="ar_AE"/>
-        </w:rPr>
-      </w:r>
-      <w:r>
-        <w:rPr>
-          <w:lang w:val="ar_AE" w:bidi="ar_AE"/>
-        </w:rPr>
-        <w:t>This PDF version is provided under the same license.</w:t>
-      </w:r>
-      <w:r>
-        <w:rPr>
-          <w:lang w:val="ar_AE" w:bidi="ar_AE"/>
-        </w:rPr>
-      </w:r>
-      <w:r>
-        <w:rPr>
+          <w:rtl/>
+          <w:cs/>
+          <w:lang w:val="ar_AE" w:bidi="ar_AE"/>
+        </w:rPr>
+      </w:r>
+      <w:r>
+        <w:rPr>
+          <w:rtl/>
+          <w:cs/>
           <w:lang w:val="ar_AE" w:bidi="ar_AE"/>
         </w:rPr>
       </w:r>
@@ -139,6 +130,8 @@
       </w:pPr>
       <w:r>
         <w:rPr>
+          <w:rtl/>
+          <w:cs/>
           <w:lang w:val="ar_AE" w:bidi="ar_AE"/>
         </w:rPr>
         <w:t>Biblica Open New Arabic Version 2012</w:t>
@@ -168,6 +161,8 @@
       </w:pPr>
       <w:r>
         <w:rPr>
+          <w:rtl/>
+          <w:cs/>
           <w:lang w:val="ar_AE" w:bidi="ar_AE"/>
         </w:rPr>
       </w:r>
@@ -179,32 +174,42 @@
       </w:pPr>
       <w:r>
         <w:rPr>
-          <w:lang w:val="ar_AE" w:bidi="ar_AE"/>
-        </w:rPr>
-      </w:r>
-    </w:p>
-    <w:p>
-      <w:pPr>
-        <w:bidi/>
-      </w:pPr>
-      <w:r>
-        <w:rPr>
-          <w:lang w:val="ar_AE" w:bidi="ar_AE"/>
-        </w:rPr>
-      </w:r>
-      <w:r>
-        <w:rPr>
+          <w:rtl/>
+          <w:cs/>
+          <w:lang w:val="ar_AE" w:bidi="ar_AE"/>
+        </w:rPr>
+      </w:r>
+    </w:p>
+    <w:p>
+      <w:pPr>
+        <w:bidi/>
+      </w:pPr>
+      <w:r>
+        <w:rPr>
+          <w:rtl/>
+          <w:cs/>
+          <w:lang w:val="ar_AE" w:bidi="ar_AE"/>
+        </w:rPr>
+      </w:r>
+      <w:r>
+        <w:rPr>
+          <w:rtl/>
+          <w:cs/>
           <w:lang w:val="ar_AE" w:bidi="ar_AE"/>
         </w:rPr>
         <w:t xml:space="preserve"> </w:t>
       </w:r>
       <w:r>
         <w:rPr>
-          <w:lang w:val="ar_AE" w:bidi="ar_AE"/>
-        </w:rPr>
-      </w:r>
-      <w:r>
-        <w:rPr>
+          <w:rtl/>
+          <w:cs/>
+          <w:lang w:val="ar_AE" w:bidi="ar_AE"/>
+        </w:rPr>
+      </w:r>
+      <w:r>
+        <w:rPr>
+          <w:rtl/>
+          <w:cs/>
           <w:lang w:val="ar_AE" w:bidi="ar_AE"/>
         </w:rPr>
       </w:r>
@@ -226,1105 +231,749 @@
     </w:p>
     <w:p>
       <w:pPr>
-        <w:bidi/>
-      </w:pPr>
-      <w:r>
-        <w:rPr>
-          <w:lang w:val="ar_AE" w:bidi="ar_AE"/>
-        </w:rPr>
-      </w:r>
-    </w:p>
-    <w:p>
-      <w:pPr>
         <w:pStyle w:val="Heading2"/>
         <w:bidi/>
       </w:pPr>
       <w:r>
         <w:rPr>
-          <w:lang w:val="ar_AE" w:bidi="ar_AE"/>
-        </w:rPr>
-        <w:t>1 Peter 1:1</w:t>
-      </w:r>
-      <w:r>
-        <w:rPr>
-          <w:lang w:val="ar_AE" w:bidi="ar_AE"/>
-        </w:rPr>
-      </w:r>
-    </w:p>
-    <w:p>
-      <w:pPr>
-        <w:bidi/>
-      </w:pPr>
-      <w:r>
-        <w:rPr>
-          <w:lang w:val="ar_AE" w:bidi="ar_AE"/>
-        </w:rPr>
-      </w:r>
-      <w:r>
-        <w:rPr>
-          <w:vertAlign w:val="superscript"/>
+          <w:rtl/>
+          <w:cs/>
+          <w:lang w:val="ar_AE" w:bidi="ar_AE"/>
+        </w:rPr>
+        <w:t>بطرس الأولى 1:1</w:t>
+      </w:r>
+      <w:r>
+        <w:rPr>
+          <w:rtl/>
+          <w:cs/>
+          <w:lang w:val="ar_AE" w:bidi="ar_AE"/>
+        </w:rPr>
+      </w:r>
+    </w:p>
+    <w:p>
+      <w:pPr>
+        <w:bidi/>
+      </w:pPr>
+      <w:r>
+        <w:rPr>
+          <w:rtl/>
+          <w:cs/>
+          <w:lang w:val="ar_AE" w:bidi="ar_AE"/>
+        </w:rPr>
+      </w:r>
+      <w:r>
+        <w:rPr>
+          <w:vertAlign w:val="superscript"/>
+          <w:rtl/>
+          <w:cs/>
           <w:lang w:val="ar_AE" w:bidi="ar_AE"/>
         </w:rPr>
         <w:t>1</w:t>
       </w:r>
       <w:r>
         <w:rPr>
+          <w:rtl/>
+          <w:cs/>
           <w:lang w:val="ar_AE" w:bidi="ar_AE"/>
         </w:rPr>
         <w:t xml:space="preserve"> مِنْ بُطْرُسَ، رَسُولِ يَسُوعَ الْمَسِيحِ إِلَى الْمُشَتَّتِينَ الْمُغْتَرِبِينَ فِي بِلادِ بُنْطُسَ وَغَلاطِيَّةَ وَكَبَّدُوكِيَّةَ وَآسِيَّا وَبِيثِينِيَّةَ،</w:t>
       </w:r>
-      <w:r>
-        <w:rPr>
-          <w:lang w:val="ar_AE" w:bidi="ar_AE"/>
-        </w:rPr>
-      </w:r>
-      <w:r>
-        <w:rPr>
-          <w:lang w:val="ar_AE" w:bidi="ar_AE"/>
-        </w:rPr>
-      </w:r>
-    </w:p>
-    <w:p>
-      <w:pPr>
-        <w:bidi/>
-      </w:pPr>
-      <w:r>
-        <w:rPr>
-          <w:lang w:val="ar_AE" w:bidi="ar_AE"/>
-        </w:rPr>
-      </w:r>
-    </w:p>
-    <w:p>
-      <w:pPr>
-        <w:bidi/>
-      </w:pPr>
-      <w:r>
-        <w:rPr>
-          <w:lang w:val="ar_AE" w:bidi="ar_AE"/>
-        </w:rPr>
-      </w:r>
-      <w:r>
-        <w:rPr>
-          <w:vertAlign w:val="superscript"/>
+    </w:p>
+    <w:p>
+      <w:pPr>
+        <w:bidi/>
+      </w:pPr>
+      <w:r>
+        <w:rPr>
+          <w:rtl/>
+          <w:cs/>
+          <w:lang w:val="ar_AE" w:bidi="ar_AE"/>
+        </w:rPr>
+      </w:r>
+      <w:r>
+        <w:rPr>
+          <w:vertAlign w:val="superscript"/>
+          <w:rtl/>
+          <w:cs/>
           <w:lang w:val="ar_AE" w:bidi="ar_AE"/>
         </w:rPr>
         <w:t>2</w:t>
       </w:r>
       <w:r>
         <w:rPr>
+          <w:rtl/>
+          <w:cs/>
           <w:lang w:val="ar_AE" w:bidi="ar_AE"/>
         </w:rPr>
         <w:t xml:space="preserve"> أُولئِكَ الَّذِينَ اخْتَارَهُمُ اللهُ الآبُ بِحَسَبِ عِلْمِهِ السَّابِقِ ثُمَّ قَدَّسَهُمْ بِالرُّوحِ لِيُطِيعُوا يَسُوعَ الْمَسِيحَ وَيَطْهُرُوا بِرَشِّ دَمِهِ عَلَيْهِمْ. لِيَكُنْ لَكُمُ الْمَزِيدُ مِنَ النِّعْمَةِ وَالسَّلامِ.</w:t>
       </w:r>
-      <w:r>
-        <w:rPr>
-          <w:lang w:val="ar_AE" w:bidi="ar_AE"/>
-        </w:rPr>
-      </w:r>
-      <w:r>
-        <w:rPr>
-          <w:lang w:val="ar_AE" w:bidi="ar_AE"/>
-        </w:rPr>
-      </w:r>
-    </w:p>
-    <w:p>
-      <w:pPr>
-        <w:bidi/>
-      </w:pPr>
-      <w:r>
-        <w:rPr>
-          <w:lang w:val="ar_AE" w:bidi="ar_AE"/>
-        </w:rPr>
-      </w:r>
-    </w:p>
-    <w:p>
-      <w:pPr>
-        <w:bidi/>
-      </w:pPr>
-      <w:r>
-        <w:rPr>
-          <w:lang w:val="ar_AE" w:bidi="ar_AE"/>
-        </w:rPr>
-      </w:r>
-      <w:r>
-        <w:rPr>
-          <w:vertAlign w:val="superscript"/>
+    </w:p>
+    <w:p>
+      <w:pPr>
+        <w:bidi/>
+      </w:pPr>
+      <w:r>
+        <w:rPr>
+          <w:rtl/>
+          <w:cs/>
+          <w:lang w:val="ar_AE" w:bidi="ar_AE"/>
+        </w:rPr>
+      </w:r>
+      <w:r>
+        <w:rPr>
+          <w:vertAlign w:val="superscript"/>
+          <w:rtl/>
+          <w:cs/>
           <w:lang w:val="ar_AE" w:bidi="ar_AE"/>
         </w:rPr>
         <w:t>3</w:t>
       </w:r>
       <w:r>
         <w:rPr>
+          <w:rtl/>
+          <w:cs/>
           <w:lang w:val="ar_AE" w:bidi="ar_AE"/>
         </w:rPr>
         <w:t xml:space="preserve"> تَبَارَكَ اللهُ أَبُو رَبِّنَا يَسُوعَ الْمَسِيحِ، فَمِنْ فَرْطِ رَحْمَتِهِ الْعَظِيمَةِ وَلَدَنَا وِلادَةً ثَانِيَةً، مَلِيئَةً بِالرَّجَاءِ عَلَى أَسَاسِ قِيَامَةِ يَسُوعَ الْمَسِيحِ مِنْ بَيْنِ الأَمْوَاتِ،</w:t>
       </w:r>
-      <w:r>
-        <w:rPr>
-          <w:lang w:val="ar_AE" w:bidi="ar_AE"/>
-        </w:rPr>
-      </w:r>
-      <w:r>
-        <w:rPr>
-          <w:lang w:val="ar_AE" w:bidi="ar_AE"/>
-        </w:rPr>
-      </w:r>
-    </w:p>
-    <w:p>
-      <w:pPr>
-        <w:bidi/>
-      </w:pPr>
-      <w:r>
-        <w:rPr>
-          <w:lang w:val="ar_AE" w:bidi="ar_AE"/>
-        </w:rPr>
-      </w:r>
-    </w:p>
-    <w:p>
-      <w:pPr>
-        <w:bidi/>
-      </w:pPr>
-      <w:r>
-        <w:rPr>
-          <w:lang w:val="ar_AE" w:bidi="ar_AE"/>
-        </w:rPr>
-      </w:r>
-      <w:r>
-        <w:rPr>
-          <w:vertAlign w:val="superscript"/>
+    </w:p>
+    <w:p>
+      <w:pPr>
+        <w:bidi/>
+      </w:pPr>
+      <w:r>
+        <w:rPr>
+          <w:rtl/>
+          <w:cs/>
+          <w:lang w:val="ar_AE" w:bidi="ar_AE"/>
+        </w:rPr>
+      </w:r>
+      <w:r>
+        <w:rPr>
+          <w:vertAlign w:val="superscript"/>
+          <w:rtl/>
+          <w:cs/>
           <w:lang w:val="ar_AE" w:bidi="ar_AE"/>
         </w:rPr>
         <w:t>4</w:t>
       </w:r>
       <w:r>
         <w:rPr>
+          <w:rtl/>
+          <w:cs/>
           <w:lang w:val="ar_AE" w:bidi="ar_AE"/>
         </w:rPr>
         <w:t xml:space="preserve"> وَإِرْثاً لَا يَفْنَى وَلا يَفْسُدُ وَلا يَزُولُ، مَحْفُوظاً لَكُمْ فِي السَّمَاوَاتِ.</w:t>
       </w:r>
-      <w:r>
-        <w:rPr>
-          <w:lang w:val="ar_AE" w:bidi="ar_AE"/>
-        </w:rPr>
-      </w:r>
-      <w:r>
-        <w:rPr>
-          <w:lang w:val="ar_AE" w:bidi="ar_AE"/>
-        </w:rPr>
-      </w:r>
-    </w:p>
-    <w:p>
-      <w:pPr>
-        <w:bidi/>
-      </w:pPr>
-      <w:r>
-        <w:rPr>
-          <w:lang w:val="ar_AE" w:bidi="ar_AE"/>
-        </w:rPr>
-      </w:r>
-    </w:p>
-    <w:p>
-      <w:pPr>
-        <w:bidi/>
-      </w:pPr>
-      <w:r>
-        <w:rPr>
-          <w:lang w:val="ar_AE" w:bidi="ar_AE"/>
-        </w:rPr>
-      </w:r>
-      <w:r>
-        <w:rPr>
-          <w:vertAlign w:val="superscript"/>
+    </w:p>
+    <w:p>
+      <w:pPr>
+        <w:bidi/>
+      </w:pPr>
+      <w:r>
+        <w:rPr>
+          <w:rtl/>
+          <w:cs/>
+          <w:lang w:val="ar_AE" w:bidi="ar_AE"/>
+        </w:rPr>
+      </w:r>
+      <w:r>
+        <w:rPr>
+          <w:vertAlign w:val="superscript"/>
+          <w:rtl/>
+          <w:cs/>
           <w:lang w:val="ar_AE" w:bidi="ar_AE"/>
         </w:rPr>
         <w:t>5</w:t>
       </w:r>
       <w:r>
         <w:rPr>
+          <w:rtl/>
+          <w:cs/>
           <w:lang w:val="ar_AE" w:bidi="ar_AE"/>
         </w:rPr>
         <w:t xml:space="preserve"> فَإِنَّكُمْ مَحْفُوظُونَ بِقُدْرَةِ اللهِ الْعَامِلَةِ مِنْ خِلالِ إِيمَانِكُمْ، إِلَى أَنْ تَفُوزُوا بِالْخَلاصِ النِّهَائِيِّ الْمُعَدِّ لَكُمْ، الَّذِي سَوْفَ يَتَجَلَّى فِي الزَّمَانِ الأَخِيرِ.</w:t>
       </w:r>
-      <w:r>
-        <w:rPr>
-          <w:lang w:val="ar_AE" w:bidi="ar_AE"/>
-        </w:rPr>
-      </w:r>
-      <w:r>
-        <w:rPr>
-          <w:lang w:val="ar_AE" w:bidi="ar_AE"/>
-        </w:rPr>
-      </w:r>
-    </w:p>
-    <w:p>
-      <w:pPr>
-        <w:bidi/>
-      </w:pPr>
-      <w:r>
-        <w:rPr>
-          <w:lang w:val="ar_AE" w:bidi="ar_AE"/>
-        </w:rPr>
-      </w:r>
-    </w:p>
-    <w:p>
-      <w:pPr>
-        <w:bidi/>
-      </w:pPr>
-      <w:r>
-        <w:rPr>
-          <w:lang w:val="ar_AE" w:bidi="ar_AE"/>
-        </w:rPr>
-      </w:r>
-      <w:r>
-        <w:rPr>
-          <w:vertAlign w:val="superscript"/>
+    </w:p>
+    <w:p>
+      <w:pPr>
+        <w:bidi/>
+      </w:pPr>
+      <w:r>
+        <w:rPr>
+          <w:rtl/>
+          <w:cs/>
+          <w:lang w:val="ar_AE" w:bidi="ar_AE"/>
+        </w:rPr>
+      </w:r>
+      <w:r>
+        <w:rPr>
+          <w:vertAlign w:val="superscript"/>
+          <w:rtl/>
+          <w:cs/>
           <w:lang w:val="ar_AE" w:bidi="ar_AE"/>
         </w:rPr>
         <w:t>6</w:t>
       </w:r>
       <w:r>
         <w:rPr>
+          <w:rtl/>
+          <w:cs/>
           <w:lang w:val="ar_AE" w:bidi="ar_AE"/>
         </w:rPr>
         <w:t xml:space="preserve"> وَهَذَا يَدْعُوكُمْ إِلَى الابْتِهَاجِ، مَعَ أَنَّهُ لابُدَّ لَكُمُ الآنَ مِنَ الْحُزْنِ فَتْرَةً قَصِيرَةً تَحْتَ وَطْأَةِ التَّجَارِبِ الْمُتَنَوِّعَةِ!</w:t>
       </w:r>
-      <w:r>
-        <w:rPr>
-          <w:lang w:val="ar_AE" w:bidi="ar_AE"/>
-        </w:rPr>
-      </w:r>
-      <w:r>
-        <w:rPr>
-          <w:lang w:val="ar_AE" w:bidi="ar_AE"/>
-        </w:rPr>
-      </w:r>
-    </w:p>
-    <w:p>
-      <w:pPr>
-        <w:bidi/>
-      </w:pPr>
-      <w:r>
-        <w:rPr>
-          <w:lang w:val="ar_AE" w:bidi="ar_AE"/>
-        </w:rPr>
-      </w:r>
-    </w:p>
-    <w:p>
-      <w:pPr>
-        <w:bidi/>
-      </w:pPr>
-      <w:r>
-        <w:rPr>
-          <w:lang w:val="ar_AE" w:bidi="ar_AE"/>
-        </w:rPr>
-      </w:r>
-      <w:r>
-        <w:rPr>
-          <w:vertAlign w:val="superscript"/>
+    </w:p>
+    <w:p>
+      <w:pPr>
+        <w:bidi/>
+      </w:pPr>
+      <w:r>
+        <w:rPr>
+          <w:rtl/>
+          <w:cs/>
+          <w:lang w:val="ar_AE" w:bidi="ar_AE"/>
+        </w:rPr>
+      </w:r>
+      <w:r>
+        <w:rPr>
+          <w:vertAlign w:val="superscript"/>
+          <w:rtl/>
+          <w:cs/>
           <w:lang w:val="ar_AE" w:bidi="ar_AE"/>
         </w:rPr>
         <w:t>7</w:t>
       </w:r>
       <w:r>
         <w:rPr>
+          <w:rtl/>
+          <w:cs/>
           <w:lang w:val="ar_AE" w:bidi="ar_AE"/>
         </w:rPr>
         <w:t xml:space="preserve"> إِلّا أَنَّ غَايَةَ هذِهِ التَّجَارِبِ هِيَ اخْتِبَارُ حَقِيقَةِ إِيمَانِكُمْ. فَكَمَا تَخْتَبِرُ النَّارُ الذَّهَبَ وَتُنَقِّيهِ، تَخْتَبِرُ التَّجَارِبُ حَقِيقَةَ إِيمَانِكُمْ، وَهُوَ أَثْمَنُ جِدّاً مِنَ الذَّهَبِ الْفَانِي. وَهكَذَا، يَكُونُ إِيمَانُكُمْ مَدْعَاةَ مَدْحٍ وَإِكْرَامٍ وَتَمْجِيدٍ لَكُمْ، عِنْدَمَا يَعُودُ يَسُوعُ الْمَسِيحُ ظَاهِراً بِمَجْدِهِ.</w:t>
       </w:r>
-      <w:r>
-        <w:rPr>
-          <w:lang w:val="ar_AE" w:bidi="ar_AE"/>
-        </w:rPr>
-      </w:r>
-      <w:r>
-        <w:rPr>
-          <w:lang w:val="ar_AE" w:bidi="ar_AE"/>
-        </w:rPr>
-      </w:r>
-    </w:p>
-    <w:p>
-      <w:pPr>
-        <w:bidi/>
-      </w:pPr>
-      <w:r>
-        <w:rPr>
-          <w:lang w:val="ar_AE" w:bidi="ar_AE"/>
-        </w:rPr>
-      </w:r>
-    </w:p>
-    <w:p>
-      <w:pPr>
-        <w:bidi/>
-      </w:pPr>
-      <w:r>
-        <w:rPr>
-          <w:lang w:val="ar_AE" w:bidi="ar_AE"/>
-        </w:rPr>
-      </w:r>
-      <w:r>
-        <w:rPr>
-          <w:vertAlign w:val="superscript"/>
+    </w:p>
+    <w:p>
+      <w:pPr>
+        <w:bidi/>
+      </w:pPr>
+      <w:r>
+        <w:rPr>
+          <w:rtl/>
+          <w:cs/>
+          <w:lang w:val="ar_AE" w:bidi="ar_AE"/>
+        </w:rPr>
+      </w:r>
+      <w:r>
+        <w:rPr>
+          <w:vertAlign w:val="superscript"/>
+          <w:rtl/>
+          <w:cs/>
           <w:lang w:val="ar_AE" w:bidi="ar_AE"/>
         </w:rPr>
         <w:t>8</w:t>
       </w:r>
       <w:r>
         <w:rPr>
+          <w:rtl/>
+          <w:cs/>
           <w:lang w:val="ar_AE" w:bidi="ar_AE"/>
         </w:rPr>
         <w:t xml:space="preserve"> أَنْتُمْ لَمْ تَرَوْا الْمَسِيحَ، وَلكِنَّكُمْ تُحِبُّونَهُ. وَمَعَ أَنَّكُمْ لَا تَرَوْنَهُ الآنَ، فَأَنْتُمْ تُؤْمِنُونَ بِهِ وَتَبْتَهِجُونَ بِفَرَحٍ مَجِيدٍ يَفُوقُ الْوَصْفَ.</w:t>
       </w:r>
-      <w:r>
-        <w:rPr>
-          <w:lang w:val="ar_AE" w:bidi="ar_AE"/>
-        </w:rPr>
-      </w:r>
-      <w:r>
-        <w:rPr>
-          <w:lang w:val="ar_AE" w:bidi="ar_AE"/>
-        </w:rPr>
-      </w:r>
-    </w:p>
-    <w:p>
-      <w:pPr>
-        <w:bidi/>
-      </w:pPr>
-      <w:r>
-        <w:rPr>
-          <w:lang w:val="ar_AE" w:bidi="ar_AE"/>
-        </w:rPr>
-      </w:r>
-    </w:p>
-    <w:p>
-      <w:pPr>
-        <w:bidi/>
-      </w:pPr>
-      <w:r>
-        <w:rPr>
-          <w:lang w:val="ar_AE" w:bidi="ar_AE"/>
-        </w:rPr>
-      </w:r>
-      <w:r>
-        <w:rPr>
-          <w:vertAlign w:val="superscript"/>
+    </w:p>
+    <w:p>
+      <w:pPr>
+        <w:bidi/>
+      </w:pPr>
+      <w:r>
+        <w:rPr>
+          <w:rtl/>
+          <w:cs/>
+          <w:lang w:val="ar_AE" w:bidi="ar_AE"/>
+        </w:rPr>
+      </w:r>
+      <w:r>
+        <w:rPr>
+          <w:vertAlign w:val="superscript"/>
+          <w:rtl/>
+          <w:cs/>
           <w:lang w:val="ar_AE" w:bidi="ar_AE"/>
         </w:rPr>
         <w:t>9</w:t>
       </w:r>
       <w:r>
         <w:rPr>
+          <w:rtl/>
+          <w:cs/>
           <w:lang w:val="ar_AE" w:bidi="ar_AE"/>
         </w:rPr>
         <w:t xml:space="preserve"> إِذْ تَبْلُغُونَ هَدَفَ إِيمَانِكُمْ، وَهُوَ خَلاصُ نُفُوسِكُمْ.</w:t>
       </w:r>
-      <w:r>
-        <w:rPr>
-          <w:lang w:val="ar_AE" w:bidi="ar_AE"/>
-        </w:rPr>
-      </w:r>
-      <w:r>
-        <w:rPr>
-          <w:lang w:val="ar_AE" w:bidi="ar_AE"/>
-        </w:rPr>
-      </w:r>
-    </w:p>
-    <w:p>
-      <w:pPr>
-        <w:bidi/>
-      </w:pPr>
-      <w:r>
-        <w:rPr>
-          <w:lang w:val="ar_AE" w:bidi="ar_AE"/>
-        </w:rPr>
-      </w:r>
-    </w:p>
-    <w:p>
-      <w:pPr>
-        <w:bidi/>
-      </w:pPr>
-      <w:r>
-        <w:rPr>
-          <w:lang w:val="ar_AE" w:bidi="ar_AE"/>
-        </w:rPr>
-      </w:r>
-      <w:r>
-        <w:rPr>
-          <w:vertAlign w:val="superscript"/>
+    </w:p>
+    <w:p>
+      <w:pPr>
+        <w:bidi/>
+      </w:pPr>
+      <w:r>
+        <w:rPr>
+          <w:rtl/>
+          <w:cs/>
+          <w:lang w:val="ar_AE" w:bidi="ar_AE"/>
+        </w:rPr>
+      </w:r>
+      <w:r>
+        <w:rPr>
+          <w:vertAlign w:val="superscript"/>
+          <w:rtl/>
+          <w:cs/>
           <w:lang w:val="ar_AE" w:bidi="ar_AE"/>
         </w:rPr>
         <w:t>10</w:t>
       </w:r>
       <w:r>
         <w:rPr>
+          <w:rtl/>
+          <w:cs/>
           <w:lang w:val="ar_AE" w:bidi="ar_AE"/>
         </w:rPr>
         <w:t xml:space="preserve"> وَكَمْ فَتَّشَ الأَنْبِيَاءُ قَدِيماً وَبَحَثُوا عَنْ هَذَا الْخَلاصِ! فَهُمْ تَنَبَّأُوا عَنْ نِعْمَةِ اللهِ الَّتِي كَانَ قَدْ أَعَدَّهَا لَكُمْ أَنْتُمْ،</w:t>
       </w:r>
-      <w:r>
-        <w:rPr>
-          <w:lang w:val="ar_AE" w:bidi="ar_AE"/>
-        </w:rPr>
-      </w:r>
-      <w:r>
-        <w:rPr>
-          <w:lang w:val="ar_AE" w:bidi="ar_AE"/>
-        </w:rPr>
-      </w:r>
-    </w:p>
-    <w:p>
-      <w:pPr>
-        <w:bidi/>
-      </w:pPr>
-      <w:r>
-        <w:rPr>
-          <w:lang w:val="ar_AE" w:bidi="ar_AE"/>
-        </w:rPr>
-      </w:r>
-    </w:p>
-    <w:p>
-      <w:pPr>
-        <w:bidi/>
-      </w:pPr>
-      <w:r>
-        <w:rPr>
-          <w:lang w:val="ar_AE" w:bidi="ar_AE"/>
-        </w:rPr>
-      </w:r>
-      <w:r>
-        <w:rPr>
-          <w:vertAlign w:val="superscript"/>
+    </w:p>
+    <w:p>
+      <w:pPr>
+        <w:bidi/>
+      </w:pPr>
+      <w:r>
+        <w:rPr>
+          <w:rtl/>
+          <w:cs/>
+          <w:lang w:val="ar_AE" w:bidi="ar_AE"/>
+        </w:rPr>
+      </w:r>
+      <w:r>
+        <w:rPr>
+          <w:vertAlign w:val="superscript"/>
+          <w:rtl/>
+          <w:cs/>
           <w:lang w:val="ar_AE" w:bidi="ar_AE"/>
         </w:rPr>
         <w:t>11</w:t>
       </w:r>
       <w:r>
         <w:rPr>
+          <w:rtl/>
+          <w:cs/>
           <w:lang w:val="ar_AE" w:bidi="ar_AE"/>
         </w:rPr>
         <w:t xml:space="preserve"> وَاجْتَهَدُوا لِمَعْرِفَةِ الزَّمَانِ وَالأَحْوَالِ الَّتِي كَانَ يُشِيرُ إِلَيْهَا رُوحُ الْمَسِيحِ الَّذِي كَانَ عَامِلاً فِيهِمْ، عِنْدَمَا شَهِدَ لَهُمْ مُسْبَقاً بِمَا يَنْتَظِرُ الْمَسِيحَ مِنْ آلامٍ، وَبِمَا يَأْتِي بَعْدَهَا مِنْ أَمْجَادٍ.</w:t>
       </w:r>
-      <w:r>
-        <w:rPr>
-          <w:lang w:val="ar_AE" w:bidi="ar_AE"/>
-        </w:rPr>
-      </w:r>
-      <w:r>
-        <w:rPr>
-          <w:lang w:val="ar_AE" w:bidi="ar_AE"/>
-        </w:rPr>
-      </w:r>
-    </w:p>
-    <w:p>
-      <w:pPr>
-        <w:bidi/>
-      </w:pPr>
-      <w:r>
-        <w:rPr>
-          <w:lang w:val="ar_AE" w:bidi="ar_AE"/>
-        </w:rPr>
-      </w:r>
-    </w:p>
-    <w:p>
-      <w:pPr>
-        <w:bidi/>
-      </w:pPr>
-      <w:r>
-        <w:rPr>
-          <w:lang w:val="ar_AE" w:bidi="ar_AE"/>
-        </w:rPr>
-      </w:r>
-      <w:r>
-        <w:rPr>
-          <w:vertAlign w:val="superscript"/>
+    </w:p>
+    <w:p>
+      <w:pPr>
+        <w:bidi/>
+      </w:pPr>
+      <w:r>
+        <w:rPr>
+          <w:rtl/>
+          <w:cs/>
+          <w:lang w:val="ar_AE" w:bidi="ar_AE"/>
+        </w:rPr>
+      </w:r>
+      <w:r>
+        <w:rPr>
+          <w:vertAlign w:val="superscript"/>
+          <w:rtl/>
+          <w:cs/>
           <w:lang w:val="ar_AE" w:bidi="ar_AE"/>
         </w:rPr>
         <w:t>12</w:t>
       </w:r>
       <w:r>
         <w:rPr>
+          <w:rtl/>
+          <w:cs/>
           <w:lang w:val="ar_AE" w:bidi="ar_AE"/>
         </w:rPr>
         <w:t xml:space="preserve"> وَلَكِنَّ اللهَ أَوْحَى إِلَيْهِمْ أَنَّ اجْتِهَادَهُمْ لَمْ يَكُنْ لِمَصْلَحَتِهِمْ هُمْ، بَلْ لِمَصْلَحَتِكُمْ أَنْتُمْ. فَقَدْ كَانَ ذَلِكَ مِنْ أَجْلِ الْبِشَارَةِ الَّتِي نَقَلَهَا إِلَيْكُمْ فِي الزَّمَانِ الْحَاضِرِ مُبَشِّرُونَ يُؤَيِّدُهُمُ الرُّوحُ الْقُدُسُ الْمُرْسَلُ مِنَ السَّمَاءِ. وَيَالَهَا مِنْ أُمُورٍ يَتَمَنَّى حَتَّى الْمَلائِكَةُ أَنْ يَطَّلِعُوا عَلَيْهَا!</w:t>
       </w:r>
-      <w:r>
-        <w:rPr>
-          <w:lang w:val="ar_AE" w:bidi="ar_AE"/>
-        </w:rPr>
-      </w:r>
-      <w:r>
-        <w:rPr>
-          <w:lang w:val="ar_AE" w:bidi="ar_AE"/>
-        </w:rPr>
-      </w:r>
-    </w:p>
-    <w:p>
-      <w:pPr>
-        <w:bidi/>
-      </w:pPr>
-      <w:r>
-        <w:rPr>
-          <w:lang w:val="ar_AE" w:bidi="ar_AE"/>
-        </w:rPr>
-      </w:r>
-    </w:p>
-    <w:p>
-      <w:pPr>
-        <w:bidi/>
-      </w:pPr>
-      <w:r>
-        <w:rPr>
-          <w:lang w:val="ar_AE" w:bidi="ar_AE"/>
-        </w:rPr>
-      </w:r>
-      <w:r>
-        <w:rPr>
-          <w:vertAlign w:val="superscript"/>
+    </w:p>
+    <w:p>
+      <w:pPr>
+        <w:bidi/>
+      </w:pPr>
+      <w:r>
+        <w:rPr>
+          <w:rtl/>
+          <w:cs/>
+          <w:lang w:val="ar_AE" w:bidi="ar_AE"/>
+        </w:rPr>
+      </w:r>
+      <w:r>
+        <w:rPr>
+          <w:vertAlign w:val="superscript"/>
+          <w:rtl/>
+          <w:cs/>
           <w:lang w:val="ar_AE" w:bidi="ar_AE"/>
         </w:rPr>
         <w:t>13</w:t>
       </w:r>
       <w:r>
         <w:rPr>
+          <w:rtl/>
+          <w:cs/>
           <w:lang w:val="ar_AE" w:bidi="ar_AE"/>
         </w:rPr>
         <w:t xml:space="preserve"> لِذَلِكَ اجْعَلُوا أَذْهَانَكُمْ مُتَنَبِّهَةً دَائِماً، وَتَيَقَّظُوا، وَعَلِّقُوا رَجَاءَكُمْ كُلَّهُ عَلَى النِّعْمَةِ الَّتِي سَتَكُونُ مِنْ نَصِيبِكُمْ عِنْدَمَا يَعُودُ يَسُوعُ الْمَسِيحُ ظَاهِراً بِمَجْدِهِ!</w:t>
       </w:r>
-      <w:r>
-        <w:rPr>
-          <w:lang w:val="ar_AE" w:bidi="ar_AE"/>
-        </w:rPr>
-      </w:r>
-      <w:r>
-        <w:rPr>
-          <w:lang w:val="ar_AE" w:bidi="ar_AE"/>
-        </w:rPr>
-      </w:r>
-    </w:p>
-    <w:p>
-      <w:pPr>
-        <w:bidi/>
-      </w:pPr>
-      <w:r>
-        <w:rPr>
-          <w:lang w:val="ar_AE" w:bidi="ar_AE"/>
-        </w:rPr>
-      </w:r>
-    </w:p>
-    <w:p>
-      <w:pPr>
-        <w:bidi/>
-      </w:pPr>
-      <w:r>
-        <w:rPr>
-          <w:lang w:val="ar_AE" w:bidi="ar_AE"/>
-        </w:rPr>
-      </w:r>
-      <w:r>
-        <w:rPr>
-          <w:vertAlign w:val="superscript"/>
+    </w:p>
+    <w:p>
+      <w:pPr>
+        <w:bidi/>
+      </w:pPr>
+      <w:r>
+        <w:rPr>
+          <w:rtl/>
+          <w:cs/>
+          <w:lang w:val="ar_AE" w:bidi="ar_AE"/>
+        </w:rPr>
+      </w:r>
+      <w:r>
+        <w:rPr>
+          <w:vertAlign w:val="superscript"/>
+          <w:rtl/>
+          <w:cs/>
           <w:lang w:val="ar_AE" w:bidi="ar_AE"/>
         </w:rPr>
         <w:t>14</w:t>
       </w:r>
       <w:r>
         <w:rPr>
+          <w:rtl/>
+          <w:cs/>
           <w:lang w:val="ar_AE" w:bidi="ar_AE"/>
         </w:rPr>
         <w:t xml:space="preserve"> وَبِمَا أَنَّكُمْ صِرْتُمْ أَوْلاداً لِلهِ مُطِيعِينَ لَهُ، فَلا تَعُودُوا إِلَى مُجَارَاةِ الشَّهَوَاتِ الَّتِي كَانَتْ تُسَيْطِرُ عَلَيْكُمْ سَابِقاً فِي أَيَّامِ جَهْلِكُمْ.</w:t>
       </w:r>
-      <w:r>
-        <w:rPr>
-          <w:lang w:val="ar_AE" w:bidi="ar_AE"/>
-        </w:rPr>
-      </w:r>
-      <w:r>
-        <w:rPr>
-          <w:lang w:val="ar_AE" w:bidi="ar_AE"/>
-        </w:rPr>
-      </w:r>
-    </w:p>
-    <w:p>
-      <w:pPr>
-        <w:bidi/>
-      </w:pPr>
-      <w:r>
-        <w:rPr>
-          <w:lang w:val="ar_AE" w:bidi="ar_AE"/>
-        </w:rPr>
-      </w:r>
-    </w:p>
-    <w:p>
-      <w:pPr>
-        <w:bidi/>
-      </w:pPr>
-      <w:r>
-        <w:rPr>
-          <w:lang w:val="ar_AE" w:bidi="ar_AE"/>
-        </w:rPr>
-      </w:r>
-      <w:r>
-        <w:rPr>
-          <w:vertAlign w:val="superscript"/>
+    </w:p>
+    <w:p>
+      <w:pPr>
+        <w:bidi/>
+      </w:pPr>
+      <w:r>
+        <w:rPr>
+          <w:rtl/>
+          <w:cs/>
+          <w:lang w:val="ar_AE" w:bidi="ar_AE"/>
+        </w:rPr>
+      </w:r>
+      <w:r>
+        <w:rPr>
+          <w:vertAlign w:val="superscript"/>
+          <w:rtl/>
+          <w:cs/>
           <w:lang w:val="ar_AE" w:bidi="ar_AE"/>
         </w:rPr>
         <w:t>15</w:t>
       </w:r>
       <w:r>
         <w:rPr>
+          <w:rtl/>
+          <w:cs/>
           <w:lang w:val="ar_AE" w:bidi="ar_AE"/>
         </w:rPr>
         <w:t xml:space="preserve"> وَإِنَّمَا اسْلُكُوا سُلُوكاً مُقَدَّساً فِي كُلِّ أَمْرٍ، مُقْتَدِينَ بِالْقُدُّوسِ الَّذِي دَعَاكُمْ،</w:t>
       </w:r>
-      <w:r>
-        <w:rPr>
-          <w:lang w:val="ar_AE" w:bidi="ar_AE"/>
-        </w:rPr>
-      </w:r>
-      <w:r>
-        <w:rPr>
-          <w:lang w:val="ar_AE" w:bidi="ar_AE"/>
-        </w:rPr>
-      </w:r>
-    </w:p>
-    <w:p>
-      <w:pPr>
-        <w:bidi/>
-      </w:pPr>
-      <w:r>
-        <w:rPr>
-          <w:lang w:val="ar_AE" w:bidi="ar_AE"/>
-        </w:rPr>
-      </w:r>
-    </w:p>
-    <w:p>
-      <w:pPr>
-        <w:bidi/>
-      </w:pPr>
-      <w:r>
-        <w:rPr>
-          <w:lang w:val="ar_AE" w:bidi="ar_AE"/>
-        </w:rPr>
-      </w:r>
-      <w:r>
-        <w:rPr>
-          <w:vertAlign w:val="superscript"/>
+    </w:p>
+    <w:p>
+      <w:pPr>
+        <w:bidi/>
+      </w:pPr>
+      <w:r>
+        <w:rPr>
+          <w:rtl/>
+          <w:cs/>
+          <w:lang w:val="ar_AE" w:bidi="ar_AE"/>
+        </w:rPr>
+      </w:r>
+      <w:r>
+        <w:rPr>
+          <w:vertAlign w:val="superscript"/>
+          <w:rtl/>
+          <w:cs/>
           <w:lang w:val="ar_AE" w:bidi="ar_AE"/>
         </w:rPr>
         <w:t>16</w:t>
       </w:r>
       <w:r>
         <w:rPr>
+          <w:rtl/>
+          <w:cs/>
           <w:lang w:val="ar_AE" w:bidi="ar_AE"/>
         </w:rPr>
         <w:t xml:space="preserve"> لأَنَّهُ قَدْ كُتِبَ: «كُونُوا قِدِّيسِينَ، لأَنِّي أَنَا قُدُّوسٌ!»</w:t>
       </w:r>
-      <w:r>
-        <w:rPr>
-          <w:lang w:val="ar_AE" w:bidi="ar_AE"/>
-        </w:rPr>
-      </w:r>
-      <w:r>
-        <w:rPr>
-          <w:lang w:val="ar_AE" w:bidi="ar_AE"/>
-        </w:rPr>
-      </w:r>
-    </w:p>
-    <w:p>
-      <w:pPr>
-        <w:bidi/>
-      </w:pPr>
-      <w:r>
-        <w:rPr>
-          <w:lang w:val="ar_AE" w:bidi="ar_AE"/>
-        </w:rPr>
-      </w:r>
-    </w:p>
-    <w:p>
-      <w:pPr>
-        <w:bidi/>
-      </w:pPr>
-      <w:r>
-        <w:rPr>
-          <w:lang w:val="ar_AE" w:bidi="ar_AE"/>
-        </w:rPr>
-      </w:r>
-      <w:r>
-        <w:rPr>
-          <w:vertAlign w:val="superscript"/>
+    </w:p>
+    <w:p>
+      <w:pPr>
+        <w:bidi/>
+      </w:pPr>
+      <w:r>
+        <w:rPr>
+          <w:rtl/>
+          <w:cs/>
+          <w:lang w:val="ar_AE" w:bidi="ar_AE"/>
+        </w:rPr>
+      </w:r>
+      <w:r>
+        <w:rPr>
+          <w:vertAlign w:val="superscript"/>
+          <w:rtl/>
+          <w:cs/>
           <w:lang w:val="ar_AE" w:bidi="ar_AE"/>
         </w:rPr>
         <w:t>17</w:t>
       </w:r>
       <w:r>
         <w:rPr>
+          <w:rtl/>
+          <w:cs/>
           <w:lang w:val="ar_AE" w:bidi="ar_AE"/>
         </w:rPr>
         <w:t xml:space="preserve"> وَمَا دُمْتُمْ تَعْتَرِفُونَ بِاللهِ أَباً لَكُمْ، وَهُوَ يَحْكُمُ عَلَى كُلِّ إِنْسَانٍ حَسَبَ أَعْمَالِهِ دُونَ انْحِيَازٍ، فَاسْلُكُوا فِي مَخَافَتِهِ مُدَّةَ إِقَامَتِكُمُ الْمُؤَقَّتَةِ عَلَى الأَرْضِ.</w:t>
       </w:r>
-      <w:r>
-        <w:rPr>
-          <w:lang w:val="ar_AE" w:bidi="ar_AE"/>
-        </w:rPr>
-      </w:r>
-      <w:r>
-        <w:rPr>
-          <w:lang w:val="ar_AE" w:bidi="ar_AE"/>
-        </w:rPr>
-      </w:r>
-    </w:p>
-    <w:p>
-      <w:pPr>
-        <w:bidi/>
-      </w:pPr>
-      <w:r>
-        <w:rPr>
-          <w:lang w:val="ar_AE" w:bidi="ar_AE"/>
-        </w:rPr>
-      </w:r>
-    </w:p>
-    <w:p>
-      <w:pPr>
-        <w:bidi/>
-      </w:pPr>
-      <w:r>
-        <w:rPr>
-          <w:lang w:val="ar_AE" w:bidi="ar_AE"/>
-        </w:rPr>
-      </w:r>
-      <w:r>
-        <w:rPr>
-          <w:vertAlign w:val="superscript"/>
+    </w:p>
+    <w:p>
+      <w:pPr>
+        <w:bidi/>
+      </w:pPr>
+      <w:r>
+        <w:rPr>
+          <w:rtl/>
+          <w:cs/>
+          <w:lang w:val="ar_AE" w:bidi="ar_AE"/>
+        </w:rPr>
+      </w:r>
+      <w:r>
+        <w:rPr>
+          <w:vertAlign w:val="superscript"/>
+          <w:rtl/>
+          <w:cs/>
           <w:lang w:val="ar_AE" w:bidi="ar_AE"/>
         </w:rPr>
         <w:t>18</w:t>
       </w:r>
       <w:r>
         <w:rPr>
+          <w:rtl/>
+          <w:cs/>
           <w:lang w:val="ar_AE" w:bidi="ar_AE"/>
         </w:rPr>
         <w:t xml:space="preserve"> وَاعْلَمُوا أَنَّهُ قَدْ دَفَعَ الْفِدْيَةَ لِيُحَرِّرَكُمْ مِنْ سِيرَةِ حَيَاتِكُمُ الْبَاطِلَةِ الَّتِي أَخَذْتُمُوهَا بِالتَّقْلِيدِ عَنْ آبَائِكُمْ. وَهَذِهِ الْفِدْيَةُ لَمْ تَكُنْ شَيْئاً فَانِياً كَالْفِضَّةِ أَوِ الذَّهَبِ،</w:t>
       </w:r>
-      <w:r>
-        <w:rPr>
-          <w:lang w:val="ar_AE" w:bidi="ar_AE"/>
-        </w:rPr>
-      </w:r>
-      <w:r>
-        <w:rPr>
-          <w:lang w:val="ar_AE" w:bidi="ar_AE"/>
-        </w:rPr>
-      </w:r>
-    </w:p>
-    <w:p>
-      <w:pPr>
-        <w:bidi/>
-      </w:pPr>
-      <w:r>
-        <w:rPr>
-          <w:lang w:val="ar_AE" w:bidi="ar_AE"/>
-        </w:rPr>
-      </w:r>
-    </w:p>
-    <w:p>
-      <w:pPr>
-        <w:bidi/>
-      </w:pPr>
-      <w:r>
-        <w:rPr>
-          <w:lang w:val="ar_AE" w:bidi="ar_AE"/>
-        </w:rPr>
-      </w:r>
-      <w:r>
-        <w:rPr>
-          <w:vertAlign w:val="superscript"/>
+    </w:p>
+    <w:p>
+      <w:pPr>
+        <w:bidi/>
+      </w:pPr>
+      <w:r>
+        <w:rPr>
+          <w:rtl/>
+          <w:cs/>
+          <w:lang w:val="ar_AE" w:bidi="ar_AE"/>
+        </w:rPr>
+      </w:r>
+      <w:r>
+        <w:rPr>
+          <w:vertAlign w:val="superscript"/>
+          <w:rtl/>
+          <w:cs/>
           <w:lang w:val="ar_AE" w:bidi="ar_AE"/>
         </w:rPr>
         <w:t>19</w:t>
       </w:r>
       <w:r>
         <w:rPr>
+          <w:rtl/>
+          <w:cs/>
           <w:lang w:val="ar_AE" w:bidi="ar_AE"/>
         </w:rPr>
         <w:t xml:space="preserve"> بَلْ كَانَتْ دَماً ثَمِيناً، دَمَ الْمَسِيحِ، ذَلِكَ الْحَمَلِ الطَّاهِرِ الَّذِي لَيْسَ فِيهِ عَيْبٌ وَلا دَنَسٌ!</w:t>
       </w:r>
-      <w:r>
-        <w:rPr>
-          <w:lang w:val="ar_AE" w:bidi="ar_AE"/>
-        </w:rPr>
-      </w:r>
-      <w:r>
-        <w:rPr>
-          <w:lang w:val="ar_AE" w:bidi="ar_AE"/>
-        </w:rPr>
-      </w:r>
-    </w:p>
-    <w:p>
-      <w:pPr>
-        <w:bidi/>
-      </w:pPr>
-      <w:r>
-        <w:rPr>
-          <w:lang w:val="ar_AE" w:bidi="ar_AE"/>
-        </w:rPr>
-      </w:r>
-    </w:p>
-    <w:p>
-      <w:pPr>
-        <w:bidi/>
-      </w:pPr>
-      <w:r>
-        <w:rPr>
-          <w:lang w:val="ar_AE" w:bidi="ar_AE"/>
-        </w:rPr>
-      </w:r>
-      <w:r>
-        <w:rPr>
-          <w:vertAlign w:val="superscript"/>
+    </w:p>
+    <w:p>
+      <w:pPr>
+        <w:bidi/>
+      </w:pPr>
+      <w:r>
+        <w:rPr>
+          <w:rtl/>
+          <w:cs/>
+          <w:lang w:val="ar_AE" w:bidi="ar_AE"/>
+        </w:rPr>
+      </w:r>
+      <w:r>
+        <w:rPr>
+          <w:vertAlign w:val="superscript"/>
+          <w:rtl/>
+          <w:cs/>
           <w:lang w:val="ar_AE" w:bidi="ar_AE"/>
         </w:rPr>
         <w:t>20</w:t>
       </w:r>
       <w:r>
         <w:rPr>
+          <w:rtl/>
+          <w:cs/>
           <w:lang w:val="ar_AE" w:bidi="ar_AE"/>
         </w:rPr>
         <w:t xml:space="preserve"> وَمَعَ أَنَّ اللهَ كَانَ قَدْ عَيَّنَهُ لِهَذَا الْغَرَضِ قَبْلَ تَأْسِيسِ الْعَالَمِ، فَهُوَ لَمْ يُعْلِنْهُ إِلّا فِي هَذَا الزَّمَنِ الأَخِيرِ لِفَائِدَتِكُمْ</w:t>
       </w:r>
-      <w:r>
-        <w:rPr>
-          <w:lang w:val="ar_AE" w:bidi="ar_AE"/>
-        </w:rPr>
-      </w:r>
-      <w:r>
-        <w:rPr>
-          <w:lang w:val="ar_AE" w:bidi="ar_AE"/>
-        </w:rPr>
-      </w:r>
-    </w:p>
-    <w:p>
-      <w:pPr>
-        <w:bidi/>
-      </w:pPr>
-      <w:r>
-        <w:rPr>
-          <w:lang w:val="ar_AE" w:bidi="ar_AE"/>
-        </w:rPr>
-      </w:r>
-    </w:p>
-    <w:p>
-      <w:pPr>
-        <w:bidi/>
-      </w:pPr>
-      <w:r>
-        <w:rPr>
-          <w:lang w:val="ar_AE" w:bidi="ar_AE"/>
-        </w:rPr>
-      </w:r>
-      <w:r>
-        <w:rPr>
-          <w:vertAlign w:val="superscript"/>
+    </w:p>
+    <w:p>
+      <w:pPr>
+        <w:bidi/>
+      </w:pPr>
+      <w:r>
+        <w:rPr>
+          <w:rtl/>
+          <w:cs/>
+          <w:lang w:val="ar_AE" w:bidi="ar_AE"/>
+        </w:rPr>
+      </w:r>
+      <w:r>
+        <w:rPr>
+          <w:vertAlign w:val="superscript"/>
+          <w:rtl/>
+          <w:cs/>
           <w:lang w:val="ar_AE" w:bidi="ar_AE"/>
         </w:rPr>
         <w:t>21</w:t>
       </w:r>
       <w:r>
         <w:rPr>
+          <w:rtl/>
+          <w:cs/>
           <w:lang w:val="ar_AE" w:bidi="ar_AE"/>
         </w:rPr>
         <w:t xml:space="preserve"> أَنْتُمُ الَّذِينَ بِوَاسِطَةِ الْمَسِيحِ تُؤْمِنُونَ بِاللهِ الَّذِي أَقَامَهُ مِنَ الْمَوْتِ وَأَعْطَاهُ الْمَجْدَ، حَتَّى يَكُونَ اللهُ غَايَةَ إِيمَانِكُمْ وَرَجَائِكُمْ.</w:t>
       </w:r>
-      <w:r>
-        <w:rPr>
-          <w:lang w:val="ar_AE" w:bidi="ar_AE"/>
-        </w:rPr>
-      </w:r>
-      <w:r>
-        <w:rPr>
-          <w:lang w:val="ar_AE" w:bidi="ar_AE"/>
-        </w:rPr>
-      </w:r>
-    </w:p>
-    <w:p>
-      <w:pPr>
-        <w:bidi/>
-      </w:pPr>
-      <w:r>
-        <w:rPr>
-          <w:lang w:val="ar_AE" w:bidi="ar_AE"/>
-        </w:rPr>
-      </w:r>
-    </w:p>
-    <w:p>
-      <w:pPr>
-        <w:bidi/>
-      </w:pPr>
-      <w:r>
-        <w:rPr>
-          <w:lang w:val="ar_AE" w:bidi="ar_AE"/>
-        </w:rPr>
-      </w:r>
-      <w:r>
-        <w:rPr>
-          <w:vertAlign w:val="superscript"/>
+    </w:p>
+    <w:p>
+      <w:pPr>
+        <w:bidi/>
+      </w:pPr>
+      <w:r>
+        <w:rPr>
+          <w:rtl/>
+          <w:cs/>
+          <w:lang w:val="ar_AE" w:bidi="ar_AE"/>
+        </w:rPr>
+      </w:r>
+      <w:r>
+        <w:rPr>
+          <w:vertAlign w:val="superscript"/>
+          <w:rtl/>
+          <w:cs/>
           <w:lang w:val="ar_AE" w:bidi="ar_AE"/>
         </w:rPr>
         <w:t>22</w:t>
       </w:r>
       <w:r>
         <w:rPr>
+          <w:rtl/>
+          <w:cs/>
           <w:lang w:val="ar_AE" w:bidi="ar_AE"/>
         </w:rPr>
         <w:t xml:space="preserve"> وَإِذْ قَدْ خَضَعْتُمْ لِلْحَقِّ، فَتَطَهَّرَتْ نُفُوسُكُمْ وَصِرْتُمْ قَادِرِينَ أَنْ تُحِبُّوا الآخَرِينَ مَحَبَّةً أَخَوِيَّةً لَا رِيَاءَ فِيهَا، أَحِبُّوا بَعْضُكُمْ بَعْضاً مَحَبَّةً شَدِيدَةً صَادِرَةً مِنْ قَلْبٍ طَاهِرٍ!</w:t>
       </w:r>
-      <w:r>
-        <w:rPr>
-          <w:lang w:val="ar_AE" w:bidi="ar_AE"/>
-        </w:rPr>
-      </w:r>
-      <w:r>
-        <w:rPr>
-          <w:lang w:val="ar_AE" w:bidi="ar_AE"/>
-        </w:rPr>
-      </w:r>
-    </w:p>
-    <w:p>
-      <w:pPr>
-        <w:bidi/>
-      </w:pPr>
-      <w:r>
-        <w:rPr>
-          <w:lang w:val="ar_AE" w:bidi="ar_AE"/>
-        </w:rPr>
-      </w:r>
-    </w:p>
-    <w:p>
-      <w:pPr>
-        <w:bidi/>
-      </w:pPr>
-      <w:r>
-        <w:rPr>
-          <w:lang w:val="ar_AE" w:bidi="ar_AE"/>
-        </w:rPr>
-      </w:r>
-      <w:r>
-        <w:rPr>
-          <w:vertAlign w:val="superscript"/>
+    </w:p>
+    <w:p>
+      <w:pPr>
+        <w:bidi/>
+      </w:pPr>
+      <w:r>
+        <w:rPr>
+          <w:rtl/>
+          <w:cs/>
+          <w:lang w:val="ar_AE" w:bidi="ar_AE"/>
+        </w:rPr>
+      </w:r>
+      <w:r>
+        <w:rPr>
+          <w:vertAlign w:val="superscript"/>
+          <w:rtl/>
+          <w:cs/>
           <w:lang w:val="ar_AE" w:bidi="ar_AE"/>
         </w:rPr>
         <w:t>23</w:t>
       </w:r>
       <w:r>
         <w:rPr>
+          <w:rtl/>
+          <w:cs/>
           <w:lang w:val="ar_AE" w:bidi="ar_AE"/>
         </w:rPr>
         <w:t xml:space="preserve"> فَأَنْتُمْ قَدْ وُلِدْتُمْ وِلادَةً ثَانِيَةً لَا مِنْ زَرْعٍ بَشَرِيٍّ يَفْنَى، بَلْ مِمَّا لَا يَفْنَى: بِكَلِمَةِ اللهِ الْحَيَّةِ الْبَاقِيَةِ إِلَى الأَبَدِ.</w:t>
       </w:r>
-      <w:r>
-        <w:rPr>
-          <w:lang w:val="ar_AE" w:bidi="ar_AE"/>
-        </w:rPr>
-      </w:r>
-      <w:r>
-        <w:rPr>
-          <w:lang w:val="ar_AE" w:bidi="ar_AE"/>
-        </w:rPr>
-      </w:r>
-    </w:p>
-    <w:p>
-      <w:pPr>
-        <w:bidi/>
-      </w:pPr>
-      <w:r>
-        <w:rPr>
-          <w:lang w:val="ar_AE" w:bidi="ar_AE"/>
-        </w:rPr>
-      </w:r>
-    </w:p>
-    <w:p>
-      <w:pPr>
-        <w:bidi/>
-      </w:pPr>
-      <w:r>
-        <w:rPr>
-          <w:lang w:val="ar_AE" w:bidi="ar_AE"/>
-        </w:rPr>
-      </w:r>
-      <w:r>
-        <w:rPr>
-          <w:vertAlign w:val="superscript"/>
+    </w:p>
+    <w:p>
+      <w:pPr>
+        <w:bidi/>
+      </w:pPr>
+      <w:r>
+        <w:rPr>
+          <w:rtl/>
+          <w:cs/>
+          <w:lang w:val="ar_AE" w:bidi="ar_AE"/>
+        </w:rPr>
+      </w:r>
+      <w:r>
+        <w:rPr>
+          <w:vertAlign w:val="superscript"/>
+          <w:rtl/>
+          <w:cs/>
           <w:lang w:val="ar_AE" w:bidi="ar_AE"/>
         </w:rPr>
         <w:t>24</w:t>
       </w:r>
       <w:r>
         <w:rPr>
+          <w:rtl/>
+          <w:cs/>
           <w:lang w:val="ar_AE" w:bidi="ar_AE"/>
         </w:rPr>
         <w:t xml:space="preserve"> فَإِنَّ الْحَيَاةَ الْبَشَرِيَّةَ كَالْعُشْبِ، وَمَجْدَهَا كُلَّهُ كَزَهْرِ الْعُشْبِ. وَلابُدَّ أَنْ تَفْنَى كَمَا يَيْبَسُ الْعُشْبُ وَيَسْقُطُ زَهْرُهُ!</w:t>
       </w:r>
-      <w:r>
-        <w:rPr>
-          <w:lang w:val="ar_AE" w:bidi="ar_AE"/>
-        </w:rPr>
-      </w:r>
-      <w:r>
-        <w:rPr>
-          <w:lang w:val="ar_AE" w:bidi="ar_AE"/>
-        </w:rPr>
-      </w:r>
-    </w:p>
-    <w:p>
-      <w:pPr>
-        <w:bidi/>
-      </w:pPr>
-      <w:r>
-        <w:rPr>
-          <w:lang w:val="ar_AE" w:bidi="ar_AE"/>
-        </w:rPr>
-      </w:r>
-    </w:p>
-    <w:p>
-      <w:pPr>
-        <w:bidi/>
-      </w:pPr>
-      <w:r>
-        <w:rPr>
-          <w:lang w:val="ar_AE" w:bidi="ar_AE"/>
-        </w:rPr>
-      </w:r>
-      <w:r>
-        <w:rPr>
-          <w:vertAlign w:val="superscript"/>
+    </w:p>
+    <w:p>
+      <w:pPr>
+        <w:bidi/>
+      </w:pPr>
+      <w:r>
+        <w:rPr>
+          <w:rtl/>
+          <w:cs/>
+          <w:lang w:val="ar_AE" w:bidi="ar_AE"/>
+        </w:rPr>
+      </w:r>
+      <w:r>
+        <w:rPr>
+          <w:vertAlign w:val="superscript"/>
+          <w:rtl/>
+          <w:cs/>
           <w:lang w:val="ar_AE" w:bidi="ar_AE"/>
         </w:rPr>
         <w:t>25</w:t>
       </w:r>
       <w:r>
         <w:rPr>
+          <w:rtl/>
+          <w:cs/>
           <w:lang w:val="ar_AE" w:bidi="ar_AE"/>
         </w:rPr>
         <w:t xml:space="preserve"> أَمَّا كَلِمَةُ الرَّبِّ فَتَبْقَى ثَابِتَةً إِلَى الأَبَدِ، وَهِيَ الْكَلِمَةُ الَّتِي وَصَلَتْ بِشَارَتُهَا إِلَيْكُمْ!</w:t>
       </w:r>
-      <w:r>
-        <w:rPr>
-          <w:lang w:val="ar_AE" w:bidi="ar_AE"/>
-        </w:rPr>
-      </w:r>
-      <w:r>
-        <w:rPr>
-          <w:lang w:val="ar_AE" w:bidi="ar_AE"/>
-        </w:rPr>
-      </w:r>
-    </w:p>
-    <w:p>
-      <w:pPr>
-        <w:bidi/>
-      </w:pPr>
-      <w:r>
-        <w:rPr>
-          <w:lang w:val="ar_AE" w:bidi="ar_AE"/>
-        </w:rPr>
-      </w:r>
     </w:p>
     <w:p>
       <w:pPr>
@@ -1333,1090 +982,744 @@
       </w:pPr>
       <w:r>
         <w:rPr>
-          <w:lang w:val="ar_AE" w:bidi="ar_AE"/>
-        </w:rPr>
-        <w:t>1 Peter 2:1</w:t>
-      </w:r>
-      <w:r>
-        <w:rPr>
-          <w:lang w:val="ar_AE" w:bidi="ar_AE"/>
-        </w:rPr>
-      </w:r>
-    </w:p>
-    <w:p>
-      <w:pPr>
-        <w:bidi/>
-      </w:pPr>
-      <w:r>
-        <w:rPr>
-          <w:lang w:val="ar_AE" w:bidi="ar_AE"/>
-        </w:rPr>
-      </w:r>
-      <w:r>
-        <w:rPr>
-          <w:vertAlign w:val="superscript"/>
+          <w:rtl/>
+          <w:cs/>
+          <w:lang w:val="ar_AE" w:bidi="ar_AE"/>
+        </w:rPr>
+        <w:t>بطرس الأولى 2:1</w:t>
+      </w:r>
+      <w:r>
+        <w:rPr>
+          <w:rtl/>
+          <w:cs/>
+          <w:lang w:val="ar_AE" w:bidi="ar_AE"/>
+        </w:rPr>
+      </w:r>
+    </w:p>
+    <w:p>
+      <w:pPr>
+        <w:bidi/>
+      </w:pPr>
+      <w:r>
+        <w:rPr>
+          <w:rtl/>
+          <w:cs/>
+          <w:lang w:val="ar_AE" w:bidi="ar_AE"/>
+        </w:rPr>
+      </w:r>
+      <w:r>
+        <w:rPr>
+          <w:vertAlign w:val="superscript"/>
+          <w:rtl/>
+          <w:cs/>
           <w:lang w:val="ar_AE" w:bidi="ar_AE"/>
         </w:rPr>
         <w:t>1</w:t>
       </w:r>
       <w:r>
         <w:rPr>
+          <w:rtl/>
+          <w:cs/>
           <w:lang w:val="ar_AE" w:bidi="ar_AE"/>
         </w:rPr>
         <w:t xml:space="preserve"> لِذَلِكَ، تَخَلَّصُوا مِنْ كُلِّ أَثَرٍ لِلشَّرِّ وَالْخِدَاعِ وَالرِّيَاءِ وَالْحَسَدِ وَالذَّمِّ.</w:t>
       </w:r>
-      <w:r>
-        <w:rPr>
-          <w:lang w:val="ar_AE" w:bidi="ar_AE"/>
-        </w:rPr>
-      </w:r>
-      <w:r>
-        <w:rPr>
-          <w:lang w:val="ar_AE" w:bidi="ar_AE"/>
-        </w:rPr>
-      </w:r>
-    </w:p>
-    <w:p>
-      <w:pPr>
-        <w:bidi/>
-      </w:pPr>
-      <w:r>
-        <w:rPr>
-          <w:lang w:val="ar_AE" w:bidi="ar_AE"/>
-        </w:rPr>
-      </w:r>
-    </w:p>
-    <w:p>
-      <w:pPr>
-        <w:bidi/>
-      </w:pPr>
-      <w:r>
-        <w:rPr>
-          <w:lang w:val="ar_AE" w:bidi="ar_AE"/>
-        </w:rPr>
-      </w:r>
-      <w:r>
-        <w:rPr>
-          <w:vertAlign w:val="superscript"/>
+    </w:p>
+    <w:p>
+      <w:pPr>
+        <w:bidi/>
+      </w:pPr>
+      <w:r>
+        <w:rPr>
+          <w:rtl/>
+          <w:cs/>
+          <w:lang w:val="ar_AE" w:bidi="ar_AE"/>
+        </w:rPr>
+      </w:r>
+      <w:r>
+        <w:rPr>
+          <w:vertAlign w:val="superscript"/>
+          <w:rtl/>
+          <w:cs/>
           <w:lang w:val="ar_AE" w:bidi="ar_AE"/>
         </w:rPr>
         <w:t>2</w:t>
       </w:r>
       <w:r>
         <w:rPr>
+          <w:rtl/>
+          <w:cs/>
           <w:lang w:val="ar_AE" w:bidi="ar_AE"/>
         </w:rPr>
         <w:t xml:space="preserve"> وَكَأَطْفَالٍ مَوْلُودِينَ حَدِيثاً، تَشَوَّقُوا إِلَى اللَّبَنِ الرُّوحِيِّ النَّقِيِّ لِكَيْ تَنْمُوا بِهِ إِلَى أَنْ تَبْلُغُوا النَّجَاةَ،</w:t>
       </w:r>
-      <w:r>
-        <w:rPr>
-          <w:lang w:val="ar_AE" w:bidi="ar_AE"/>
-        </w:rPr>
-      </w:r>
-      <w:r>
-        <w:rPr>
-          <w:lang w:val="ar_AE" w:bidi="ar_AE"/>
-        </w:rPr>
-      </w:r>
-    </w:p>
-    <w:p>
-      <w:pPr>
-        <w:bidi/>
-      </w:pPr>
-      <w:r>
-        <w:rPr>
-          <w:lang w:val="ar_AE" w:bidi="ar_AE"/>
-        </w:rPr>
-      </w:r>
-    </w:p>
-    <w:p>
-      <w:pPr>
-        <w:bidi/>
-      </w:pPr>
-      <w:r>
-        <w:rPr>
-          <w:lang w:val="ar_AE" w:bidi="ar_AE"/>
-        </w:rPr>
-      </w:r>
-      <w:r>
-        <w:rPr>
-          <w:vertAlign w:val="superscript"/>
+    </w:p>
+    <w:p>
+      <w:pPr>
+        <w:bidi/>
+      </w:pPr>
+      <w:r>
+        <w:rPr>
+          <w:rtl/>
+          <w:cs/>
+          <w:lang w:val="ar_AE" w:bidi="ar_AE"/>
+        </w:rPr>
+      </w:r>
+      <w:r>
+        <w:rPr>
+          <w:vertAlign w:val="superscript"/>
+          <w:rtl/>
+          <w:cs/>
           <w:lang w:val="ar_AE" w:bidi="ar_AE"/>
         </w:rPr>
         <w:t>3</w:t>
       </w:r>
       <w:r>
         <w:rPr>
+          <w:rtl/>
+          <w:cs/>
           <w:lang w:val="ar_AE" w:bidi="ar_AE"/>
         </w:rPr>
         <w:t xml:space="preserve"> إِنْ كُنْتُمْ حَقّاً قَدْ تَذَوَّقْتُمْ أَنَّ الرَّبَّ طَيِّبٌ!</w:t>
       </w:r>
-      <w:r>
-        <w:rPr>
-          <w:lang w:val="ar_AE" w:bidi="ar_AE"/>
-        </w:rPr>
-      </w:r>
-      <w:r>
-        <w:rPr>
-          <w:lang w:val="ar_AE" w:bidi="ar_AE"/>
-        </w:rPr>
-      </w:r>
-    </w:p>
-    <w:p>
-      <w:pPr>
-        <w:bidi/>
-      </w:pPr>
-      <w:r>
-        <w:rPr>
-          <w:lang w:val="ar_AE" w:bidi="ar_AE"/>
-        </w:rPr>
-      </w:r>
-    </w:p>
-    <w:p>
-      <w:pPr>
-        <w:bidi/>
-      </w:pPr>
-      <w:r>
-        <w:rPr>
-          <w:lang w:val="ar_AE" w:bidi="ar_AE"/>
-        </w:rPr>
-      </w:r>
-      <w:r>
-        <w:rPr>
-          <w:vertAlign w:val="superscript"/>
+    </w:p>
+    <w:p>
+      <w:pPr>
+        <w:bidi/>
+      </w:pPr>
+      <w:r>
+        <w:rPr>
+          <w:rtl/>
+          <w:cs/>
+          <w:lang w:val="ar_AE" w:bidi="ar_AE"/>
+        </w:rPr>
+      </w:r>
+      <w:r>
+        <w:rPr>
+          <w:vertAlign w:val="superscript"/>
+          <w:rtl/>
+          <w:cs/>
           <w:lang w:val="ar_AE" w:bidi="ar_AE"/>
         </w:rPr>
         <w:t>4</w:t>
       </w:r>
       <w:r>
         <w:rPr>
+          <w:rtl/>
+          <w:cs/>
           <w:lang w:val="ar_AE" w:bidi="ar_AE"/>
         </w:rPr>
         <w:t xml:space="preserve"> فَأَنْتُمْ قَدْ أَتَيْتُمْ إِلَيْهِ، بِاعْتِبَارِهِ الحَجَرَ الحَيَّ الَّذِي رَفَضَهُ النَّاسُ، وَاخْتَارَهُ اللهُ، وَهُوَ ثَمِينٌ عِنْدَهُ.</w:t>
       </w:r>
-      <w:r>
-        <w:rPr>
-          <w:lang w:val="ar_AE" w:bidi="ar_AE"/>
-        </w:rPr>
-      </w:r>
-      <w:r>
-        <w:rPr>
-          <w:lang w:val="ar_AE" w:bidi="ar_AE"/>
-        </w:rPr>
-      </w:r>
-    </w:p>
-    <w:p>
-      <w:pPr>
-        <w:bidi/>
-      </w:pPr>
-      <w:r>
-        <w:rPr>
-          <w:lang w:val="ar_AE" w:bidi="ar_AE"/>
-        </w:rPr>
-      </w:r>
-    </w:p>
-    <w:p>
-      <w:pPr>
-        <w:bidi/>
-      </w:pPr>
-      <w:r>
-        <w:rPr>
-          <w:lang w:val="ar_AE" w:bidi="ar_AE"/>
-        </w:rPr>
-      </w:r>
-      <w:r>
-        <w:rPr>
-          <w:vertAlign w:val="superscript"/>
+    </w:p>
+    <w:p>
+      <w:pPr>
+        <w:bidi/>
+      </w:pPr>
+      <w:r>
+        <w:rPr>
+          <w:rtl/>
+          <w:cs/>
+          <w:lang w:val="ar_AE" w:bidi="ar_AE"/>
+        </w:rPr>
+      </w:r>
+      <w:r>
+        <w:rPr>
+          <w:vertAlign w:val="superscript"/>
+          <w:rtl/>
+          <w:cs/>
           <w:lang w:val="ar_AE" w:bidi="ar_AE"/>
         </w:rPr>
         <w:t>5</w:t>
       </w:r>
       <w:r>
         <w:rPr>
+          <w:rtl/>
+          <w:cs/>
           <w:lang w:val="ar_AE" w:bidi="ar_AE"/>
         </w:rPr>
         <w:t xml:space="preserve"> إِذَنِ اتَّحِدُوا بِهِ كَحِجَارَةٍ حَيَّةٍ، مَبْنِيِّينَ بَيْتاً رُوحِيًّا، تَكُونُونَ فِيهِ كَهَنَةً مُقَدَّسِينَ تُقَدِّمُونَ لِلهِ ذَبَائِحَ رُوحِيَّةً مَقْبُولَةً لَدَيْهِ بِفَضْلِ يَسُوعَ الْمَسِيحِ.</w:t>
       </w:r>
-      <w:r>
-        <w:rPr>
-          <w:lang w:val="ar_AE" w:bidi="ar_AE"/>
-        </w:rPr>
-      </w:r>
-      <w:r>
-        <w:rPr>
-          <w:lang w:val="ar_AE" w:bidi="ar_AE"/>
-        </w:rPr>
-      </w:r>
-    </w:p>
-    <w:p>
-      <w:pPr>
-        <w:bidi/>
-      </w:pPr>
-      <w:r>
-        <w:rPr>
-          <w:lang w:val="ar_AE" w:bidi="ar_AE"/>
-        </w:rPr>
-      </w:r>
-    </w:p>
-    <w:p>
-      <w:pPr>
-        <w:bidi/>
-      </w:pPr>
-      <w:r>
-        <w:rPr>
-          <w:lang w:val="ar_AE" w:bidi="ar_AE"/>
-        </w:rPr>
-      </w:r>
-      <w:r>
-        <w:rPr>
-          <w:vertAlign w:val="superscript"/>
+    </w:p>
+    <w:p>
+      <w:pPr>
+        <w:bidi/>
+      </w:pPr>
+      <w:r>
+        <w:rPr>
+          <w:rtl/>
+          <w:cs/>
+          <w:lang w:val="ar_AE" w:bidi="ar_AE"/>
+        </w:rPr>
+      </w:r>
+      <w:r>
+        <w:rPr>
+          <w:vertAlign w:val="superscript"/>
+          <w:rtl/>
+          <w:cs/>
           <w:lang w:val="ar_AE" w:bidi="ar_AE"/>
         </w:rPr>
         <w:t>6</w:t>
       </w:r>
       <w:r>
         <w:rPr>
+          <w:rtl/>
+          <w:cs/>
           <w:lang w:val="ar_AE" w:bidi="ar_AE"/>
         </w:rPr>
         <w:t xml:space="preserve"> وَكَمَا يَقُولُ الْكِتَابُ: «هَا أَنَا أَضَعُ فِي صِهْيَوْنَ حَجَرَ زَاوِيَةٍ، مُخْتَاراً وَثَمِيناً. الَّذِي يُؤْمِنُ بِهِ، لَا يَخِيبُ!»</w:t>
       </w:r>
-      <w:r>
-        <w:rPr>
-          <w:lang w:val="ar_AE" w:bidi="ar_AE"/>
-        </w:rPr>
-      </w:r>
-      <w:r>
-        <w:rPr>
-          <w:lang w:val="ar_AE" w:bidi="ar_AE"/>
-        </w:rPr>
-      </w:r>
-    </w:p>
-    <w:p>
-      <w:pPr>
-        <w:bidi/>
-      </w:pPr>
-      <w:r>
-        <w:rPr>
-          <w:lang w:val="ar_AE" w:bidi="ar_AE"/>
-        </w:rPr>
-      </w:r>
-    </w:p>
-    <w:p>
-      <w:pPr>
-        <w:bidi/>
-      </w:pPr>
-      <w:r>
-        <w:rPr>
-          <w:lang w:val="ar_AE" w:bidi="ar_AE"/>
-        </w:rPr>
-      </w:r>
-      <w:r>
-        <w:rPr>
-          <w:vertAlign w:val="superscript"/>
+    </w:p>
+    <w:p>
+      <w:pPr>
+        <w:bidi/>
+      </w:pPr>
+      <w:r>
+        <w:rPr>
+          <w:rtl/>
+          <w:cs/>
+          <w:lang w:val="ar_AE" w:bidi="ar_AE"/>
+        </w:rPr>
+      </w:r>
+      <w:r>
+        <w:rPr>
+          <w:vertAlign w:val="superscript"/>
+          <w:rtl/>
+          <w:cs/>
           <w:lang w:val="ar_AE" w:bidi="ar_AE"/>
         </w:rPr>
         <w:t>7</w:t>
       </w:r>
       <w:r>
         <w:rPr>
+          <w:rtl/>
+          <w:cs/>
           <w:lang w:val="ar_AE" w:bidi="ar_AE"/>
         </w:rPr>
         <w:t xml:space="preserve"> فَإِنَّ هَذَا الْحَجَرَ هُوَ ثَمِينٌ فِي نَظَرِكُمْ، أَنْتُمُ الْمُؤْمِنِينَ بِهِ. أَمَّا بِالنِّسْبَةِ إِلَى الَّذِينَ لَا يُؤْمِنُونَ، «فَالْحَجَرُ الَّذِي رَفَضَهُ الْبَنَّاؤُونَ صَارَ هُوَ الْحَجَرَ الأَسَاسَ رَأْسَ زَاوِيَةِ الْبَيْتِ»،</w:t>
       </w:r>
-      <w:r>
-        <w:rPr>
-          <w:lang w:val="ar_AE" w:bidi="ar_AE"/>
-        </w:rPr>
-      </w:r>
-      <w:r>
-        <w:rPr>
-          <w:lang w:val="ar_AE" w:bidi="ar_AE"/>
-        </w:rPr>
-      </w:r>
-    </w:p>
-    <w:p>
-      <w:pPr>
-        <w:bidi/>
-      </w:pPr>
-      <w:r>
-        <w:rPr>
-          <w:lang w:val="ar_AE" w:bidi="ar_AE"/>
-        </w:rPr>
-      </w:r>
-    </w:p>
-    <w:p>
-      <w:pPr>
-        <w:bidi/>
-      </w:pPr>
-      <w:r>
-        <w:rPr>
-          <w:lang w:val="ar_AE" w:bidi="ar_AE"/>
-        </w:rPr>
-      </w:r>
-      <w:r>
-        <w:rPr>
-          <w:vertAlign w:val="superscript"/>
+    </w:p>
+    <w:p>
+      <w:pPr>
+        <w:bidi/>
+      </w:pPr>
+      <w:r>
+        <w:rPr>
+          <w:rtl/>
+          <w:cs/>
+          <w:lang w:val="ar_AE" w:bidi="ar_AE"/>
+        </w:rPr>
+      </w:r>
+      <w:r>
+        <w:rPr>
+          <w:vertAlign w:val="superscript"/>
+          <w:rtl/>
+          <w:cs/>
           <w:lang w:val="ar_AE" w:bidi="ar_AE"/>
         </w:rPr>
         <w:t>8</w:t>
       </w:r>
       <w:r>
         <w:rPr>
+          <w:rtl/>
+          <w:cs/>
           <w:lang w:val="ar_AE" w:bidi="ar_AE"/>
         </w:rPr>
         <w:t xml:space="preserve"> كَمَا أَنَّهُ هُوَ «الْحَجَرُ الَّذِي يَصْطَدِمُونَ بِهِ، وَالصَّخْرَةُ الَّتِي يَسْقُطُونَ عَلَيْهَا!» وَهُمْ يَسْقُطُونَ لأَنَّهُمْ يَرْفُضُونَ أَنْ يُؤْمِنُوا بِالْكَلِمَةِ.</w:t>
       </w:r>
-      <w:r>
-        <w:rPr>
-          <w:lang w:val="ar_AE" w:bidi="ar_AE"/>
-        </w:rPr>
-      </w:r>
-      <w:r>
-        <w:rPr>
-          <w:lang w:val="ar_AE" w:bidi="ar_AE"/>
-        </w:rPr>
-      </w:r>
-    </w:p>
-    <w:p>
-      <w:pPr>
-        <w:bidi/>
-      </w:pPr>
-      <w:r>
-        <w:rPr>
-          <w:lang w:val="ar_AE" w:bidi="ar_AE"/>
-        </w:rPr>
-      </w:r>
-    </w:p>
-    <w:p>
-      <w:pPr>
-        <w:bidi/>
-      </w:pPr>
-      <w:r>
-        <w:rPr>
-          <w:lang w:val="ar_AE" w:bidi="ar_AE"/>
-        </w:rPr>
-      </w:r>
-      <w:r>
-        <w:rPr>
-          <w:vertAlign w:val="superscript"/>
+    </w:p>
+    <w:p>
+      <w:pPr>
+        <w:bidi/>
+      </w:pPr>
+      <w:r>
+        <w:rPr>
+          <w:rtl/>
+          <w:cs/>
+          <w:lang w:val="ar_AE" w:bidi="ar_AE"/>
+        </w:rPr>
+      </w:r>
+      <w:r>
+        <w:rPr>
+          <w:vertAlign w:val="superscript"/>
+          <w:rtl/>
+          <w:cs/>
           <w:lang w:val="ar_AE" w:bidi="ar_AE"/>
         </w:rPr>
         <w:t>9</w:t>
       </w:r>
       <w:r>
         <w:rPr>
+          <w:rtl/>
+          <w:cs/>
           <w:lang w:val="ar_AE" w:bidi="ar_AE"/>
         </w:rPr>
         <w:t xml:space="preserve"> فَإِنَّ سُقُوطَهُمْ أَمْرٌ حَتْمِيٌّ! وَأَمَّا أَنْتُمْ، فَإِنَّكُمْ تُشَكِّلُونَ جمَاعَةَ كَهَنَةٍ مُلُوكِيَّةً، وَسُلالَةً اخْتَارَهَا اللهُ، وَأُمَّةً كَرَّسَهَا لِنَفْسِهِ، وَشَعْباً امْتَلَكَهُ. وَذَلِكَ لِكَيْ تُخْبِرُوا بِفَضَائِلِ الرَّبِّ، الَّذِي دَعَاكُمْ مِنَ الظَّلامِ إِلَى نُورِهِ الْعَجِيبِ!</w:t>
       </w:r>
-      <w:r>
-        <w:rPr>
-          <w:lang w:val="ar_AE" w:bidi="ar_AE"/>
-        </w:rPr>
-      </w:r>
-      <w:r>
-        <w:rPr>
-          <w:lang w:val="ar_AE" w:bidi="ar_AE"/>
-        </w:rPr>
-      </w:r>
-    </w:p>
-    <w:p>
-      <w:pPr>
-        <w:bidi/>
-      </w:pPr>
-      <w:r>
-        <w:rPr>
-          <w:lang w:val="ar_AE" w:bidi="ar_AE"/>
-        </w:rPr>
-      </w:r>
-    </w:p>
-    <w:p>
-      <w:pPr>
-        <w:bidi/>
-      </w:pPr>
-      <w:r>
-        <w:rPr>
-          <w:lang w:val="ar_AE" w:bidi="ar_AE"/>
-        </w:rPr>
-      </w:r>
-      <w:r>
-        <w:rPr>
-          <w:vertAlign w:val="superscript"/>
+    </w:p>
+    <w:p>
+      <w:pPr>
+        <w:bidi/>
+      </w:pPr>
+      <w:r>
+        <w:rPr>
+          <w:rtl/>
+          <w:cs/>
+          <w:lang w:val="ar_AE" w:bidi="ar_AE"/>
+        </w:rPr>
+      </w:r>
+      <w:r>
+        <w:rPr>
+          <w:vertAlign w:val="superscript"/>
+          <w:rtl/>
+          <w:cs/>
           <w:lang w:val="ar_AE" w:bidi="ar_AE"/>
         </w:rPr>
         <w:t>10</w:t>
       </w:r>
       <w:r>
         <w:rPr>
+          <w:rtl/>
+          <w:cs/>
           <w:lang w:val="ar_AE" w:bidi="ar_AE"/>
         </w:rPr>
         <w:t xml:space="preserve"> فَإِنَّكُمْ فِي الْمَاضِي لَمْ تَكُونُوا شَعْباً؛ أَمَّا الآنَ، فَأَنْتُمْ «شَعْبُ اللهِ وَقَدْ كُنْتُمْ سَابِقاً لَا تَتَمَتَّعُونَ بِرَحْمَةِ اللهِ، أَمَّا الآنَ، فَإِنَّكُمْ تَتَمَتَّعُونَ بِها!»</w:t>
       </w:r>
-      <w:r>
-        <w:rPr>
-          <w:lang w:val="ar_AE" w:bidi="ar_AE"/>
-        </w:rPr>
-      </w:r>
-      <w:r>
-        <w:rPr>
-          <w:lang w:val="ar_AE" w:bidi="ar_AE"/>
-        </w:rPr>
-      </w:r>
-    </w:p>
-    <w:p>
-      <w:pPr>
-        <w:bidi/>
-      </w:pPr>
-      <w:r>
-        <w:rPr>
-          <w:lang w:val="ar_AE" w:bidi="ar_AE"/>
-        </w:rPr>
-      </w:r>
-    </w:p>
-    <w:p>
-      <w:pPr>
-        <w:bidi/>
-      </w:pPr>
-      <w:r>
-        <w:rPr>
-          <w:lang w:val="ar_AE" w:bidi="ar_AE"/>
-        </w:rPr>
-      </w:r>
-      <w:r>
-        <w:rPr>
-          <w:vertAlign w:val="superscript"/>
+    </w:p>
+    <w:p>
+      <w:pPr>
+        <w:bidi/>
+      </w:pPr>
+      <w:r>
+        <w:rPr>
+          <w:rtl/>
+          <w:cs/>
+          <w:lang w:val="ar_AE" w:bidi="ar_AE"/>
+        </w:rPr>
+      </w:r>
+      <w:r>
+        <w:rPr>
+          <w:vertAlign w:val="superscript"/>
+          <w:rtl/>
+          <w:cs/>
           <w:lang w:val="ar_AE" w:bidi="ar_AE"/>
         </w:rPr>
         <w:t>11</w:t>
       </w:r>
       <w:r>
         <w:rPr>
+          <w:rtl/>
+          <w:cs/>
           <w:lang w:val="ar_AE" w:bidi="ar_AE"/>
         </w:rPr>
         <w:t xml:space="preserve"> أَيُّهَا الأَحِبَّاءُ، مَا أَنْتُمْ إِلّا غُرَبَاءُ تَزُورُونَ الأَرْضَ زِيَارَةً عَابِرَةً. لِذَلِكَ أَطْلُبُ إِلَيْكُمْ أَنْ تَبْتَعِدُوا عَنِ الشَّهَوَاتِ الْجَسَدِيَّةِ الَّتِي تُصَارِعُ النَّفْسَ.</w:t>
       </w:r>
-      <w:r>
-        <w:rPr>
-          <w:lang w:val="ar_AE" w:bidi="ar_AE"/>
-        </w:rPr>
-      </w:r>
-      <w:r>
-        <w:rPr>
-          <w:lang w:val="ar_AE" w:bidi="ar_AE"/>
-        </w:rPr>
-      </w:r>
-    </w:p>
-    <w:p>
-      <w:pPr>
-        <w:bidi/>
-      </w:pPr>
-      <w:r>
-        <w:rPr>
-          <w:lang w:val="ar_AE" w:bidi="ar_AE"/>
-        </w:rPr>
-      </w:r>
-    </w:p>
-    <w:p>
-      <w:pPr>
-        <w:bidi/>
-      </w:pPr>
-      <w:r>
-        <w:rPr>
-          <w:lang w:val="ar_AE" w:bidi="ar_AE"/>
-        </w:rPr>
-      </w:r>
-      <w:r>
-        <w:rPr>
-          <w:vertAlign w:val="superscript"/>
+    </w:p>
+    <w:p>
+      <w:pPr>
+        <w:bidi/>
+      </w:pPr>
+      <w:r>
+        <w:rPr>
+          <w:rtl/>
+          <w:cs/>
+          <w:lang w:val="ar_AE" w:bidi="ar_AE"/>
+        </w:rPr>
+      </w:r>
+      <w:r>
+        <w:rPr>
+          <w:vertAlign w:val="superscript"/>
+          <w:rtl/>
+          <w:cs/>
           <w:lang w:val="ar_AE" w:bidi="ar_AE"/>
         </w:rPr>
         <w:t>12</w:t>
       </w:r>
       <w:r>
         <w:rPr>
+          <w:rtl/>
+          <w:cs/>
           <w:lang w:val="ar_AE" w:bidi="ar_AE"/>
         </w:rPr>
         <w:t xml:space="preserve"> وَلْيَكُنْ سُلُوكُكُمْ بَيْنَ الأُمَمِ سُلُوكاً حَسَناً. فَمَعَ أَنَّهُمْ يَتَّهِمُونَكُمْ زُوراً بِأَنَّكُمْ تَفْعَلُونَ الشَّرَّ، فَحِينَ يُلاحِظُونَ أَعْمَالَكُمُ الصَّالِحَةَ يُمَجِّدُونَ اللهَ يَوْمَ يَفْتَقِدُهُمْ.</w:t>
       </w:r>
-      <w:r>
-        <w:rPr>
-          <w:lang w:val="ar_AE" w:bidi="ar_AE"/>
-        </w:rPr>
-      </w:r>
-      <w:r>
-        <w:rPr>
-          <w:lang w:val="ar_AE" w:bidi="ar_AE"/>
-        </w:rPr>
-      </w:r>
-    </w:p>
-    <w:p>
-      <w:pPr>
-        <w:bidi/>
-      </w:pPr>
-      <w:r>
-        <w:rPr>
-          <w:lang w:val="ar_AE" w:bidi="ar_AE"/>
-        </w:rPr>
-      </w:r>
-    </w:p>
-    <w:p>
-      <w:pPr>
-        <w:bidi/>
-      </w:pPr>
-      <w:r>
-        <w:rPr>
-          <w:lang w:val="ar_AE" w:bidi="ar_AE"/>
-        </w:rPr>
-      </w:r>
-      <w:r>
-        <w:rPr>
-          <w:vertAlign w:val="superscript"/>
+    </w:p>
+    <w:p>
+      <w:pPr>
+        <w:bidi/>
+      </w:pPr>
+      <w:r>
+        <w:rPr>
+          <w:rtl/>
+          <w:cs/>
+          <w:lang w:val="ar_AE" w:bidi="ar_AE"/>
+        </w:rPr>
+      </w:r>
+      <w:r>
+        <w:rPr>
+          <w:vertAlign w:val="superscript"/>
+          <w:rtl/>
+          <w:cs/>
           <w:lang w:val="ar_AE" w:bidi="ar_AE"/>
         </w:rPr>
         <w:t>13</w:t>
       </w:r>
       <w:r>
         <w:rPr>
+          <w:rtl/>
+          <w:cs/>
           <w:lang w:val="ar_AE" w:bidi="ar_AE"/>
         </w:rPr>
         <w:t xml:space="preserve"> فَإِكْرَاماً لِلرَّبِّ، اخْضَعُوا لِكُلِّ نِظَامٍ يُدِيرُ شُؤُونَ النَّاسِ: لِلْمَلِكِ، بِاعْتِبَارِهِ صَاحِبَ السُّلْطَةِ الْعُلْيَا،</w:t>
       </w:r>
-      <w:r>
-        <w:rPr>
-          <w:lang w:val="ar_AE" w:bidi="ar_AE"/>
-        </w:rPr>
-      </w:r>
-      <w:r>
-        <w:rPr>
-          <w:lang w:val="ar_AE" w:bidi="ar_AE"/>
-        </w:rPr>
-      </w:r>
-    </w:p>
-    <w:p>
-      <w:pPr>
-        <w:bidi/>
-      </w:pPr>
-      <w:r>
-        <w:rPr>
-          <w:lang w:val="ar_AE" w:bidi="ar_AE"/>
-        </w:rPr>
-      </w:r>
-    </w:p>
-    <w:p>
-      <w:pPr>
-        <w:bidi/>
-      </w:pPr>
-      <w:r>
-        <w:rPr>
-          <w:lang w:val="ar_AE" w:bidi="ar_AE"/>
-        </w:rPr>
-      </w:r>
-      <w:r>
-        <w:rPr>
-          <w:vertAlign w:val="superscript"/>
+    </w:p>
+    <w:p>
+      <w:pPr>
+        <w:bidi/>
+      </w:pPr>
+      <w:r>
+        <w:rPr>
+          <w:rtl/>
+          <w:cs/>
+          <w:lang w:val="ar_AE" w:bidi="ar_AE"/>
+        </w:rPr>
+      </w:r>
+      <w:r>
+        <w:rPr>
+          <w:vertAlign w:val="superscript"/>
+          <w:rtl/>
+          <w:cs/>
           <w:lang w:val="ar_AE" w:bidi="ar_AE"/>
         </w:rPr>
         <w:t>14</w:t>
       </w:r>
       <w:r>
         <w:rPr>
+          <w:rtl/>
+          <w:cs/>
           <w:lang w:val="ar_AE" w:bidi="ar_AE"/>
         </w:rPr>
         <w:t xml:space="preserve"> وَلِلْحُكَّامِ، بِاعْتِبَارِهِمْ مُمَثِّلِي الْمَلِكِ الَّذِينَ يُعَاقِبُونَ الْمُذْنِبِينَ وَيَمْدَحُونَ الصَّالِحِينَ.</w:t>
       </w:r>
-      <w:r>
-        <w:rPr>
-          <w:lang w:val="ar_AE" w:bidi="ar_AE"/>
-        </w:rPr>
-      </w:r>
-      <w:r>
-        <w:rPr>
-          <w:lang w:val="ar_AE" w:bidi="ar_AE"/>
-        </w:rPr>
-      </w:r>
-    </w:p>
-    <w:p>
-      <w:pPr>
-        <w:bidi/>
-      </w:pPr>
-      <w:r>
-        <w:rPr>
-          <w:lang w:val="ar_AE" w:bidi="ar_AE"/>
-        </w:rPr>
-      </w:r>
-    </w:p>
-    <w:p>
-      <w:pPr>
-        <w:bidi/>
-      </w:pPr>
-      <w:r>
-        <w:rPr>
-          <w:lang w:val="ar_AE" w:bidi="ar_AE"/>
-        </w:rPr>
-      </w:r>
-      <w:r>
-        <w:rPr>
-          <w:vertAlign w:val="superscript"/>
+    </w:p>
+    <w:p>
+      <w:pPr>
+        <w:bidi/>
+      </w:pPr>
+      <w:r>
+        <w:rPr>
+          <w:rtl/>
+          <w:cs/>
+          <w:lang w:val="ar_AE" w:bidi="ar_AE"/>
+        </w:rPr>
+      </w:r>
+      <w:r>
+        <w:rPr>
+          <w:vertAlign w:val="superscript"/>
+          <w:rtl/>
+          <w:cs/>
           <w:lang w:val="ar_AE" w:bidi="ar_AE"/>
         </w:rPr>
         <w:t>15</w:t>
       </w:r>
       <w:r>
         <w:rPr>
+          <w:rtl/>
+          <w:cs/>
           <w:lang w:val="ar_AE" w:bidi="ar_AE"/>
         </w:rPr>
         <w:t xml:space="preserve"> فَإِنَّ هَذِهِ هِيَ إِرَادَةُ اللهِ: أَنْ تَفْعَلُوا الْخَيْرَ دَائِماً، فَتُفْحِمُوا جَهَالَةَ النَّاسِ الأَغْبِيَاءِ!</w:t>
       </w:r>
-      <w:r>
-        <w:rPr>
-          <w:lang w:val="ar_AE" w:bidi="ar_AE"/>
-        </w:rPr>
-      </w:r>
-      <w:r>
-        <w:rPr>
-          <w:lang w:val="ar_AE" w:bidi="ar_AE"/>
-        </w:rPr>
-      </w:r>
-    </w:p>
-    <w:p>
-      <w:pPr>
-        <w:bidi/>
-      </w:pPr>
-      <w:r>
-        <w:rPr>
-          <w:lang w:val="ar_AE" w:bidi="ar_AE"/>
-        </w:rPr>
-      </w:r>
-    </w:p>
-    <w:p>
-      <w:pPr>
-        <w:bidi/>
-      </w:pPr>
-      <w:r>
-        <w:rPr>
-          <w:lang w:val="ar_AE" w:bidi="ar_AE"/>
-        </w:rPr>
-      </w:r>
-      <w:r>
-        <w:rPr>
-          <w:vertAlign w:val="superscript"/>
+    </w:p>
+    <w:p>
+      <w:pPr>
+        <w:bidi/>
+      </w:pPr>
+      <w:r>
+        <w:rPr>
+          <w:rtl/>
+          <w:cs/>
+          <w:lang w:val="ar_AE" w:bidi="ar_AE"/>
+        </w:rPr>
+      </w:r>
+      <w:r>
+        <w:rPr>
+          <w:vertAlign w:val="superscript"/>
+          <w:rtl/>
+          <w:cs/>
           <w:lang w:val="ar_AE" w:bidi="ar_AE"/>
         </w:rPr>
         <w:t>16</w:t>
       </w:r>
       <w:r>
         <w:rPr>
+          <w:rtl/>
+          <w:cs/>
           <w:lang w:val="ar_AE" w:bidi="ar_AE"/>
         </w:rPr>
         <w:t xml:space="preserve"> تَصَرَّفُوا كَأَحْرَارٍ حَقّاً، لَا كَالَّذِينَ يَتَّخِذُونَ مِنَ الْحُرِّيَّةِ سِتَاراً لارْتِكَابِ الشَّرِّ بَلْ بِاعْتِبَارِ أَنَّكُمْ عَبِيدٌ لِلهِ.</w:t>
       </w:r>
-      <w:r>
-        <w:rPr>
-          <w:lang w:val="ar_AE" w:bidi="ar_AE"/>
-        </w:rPr>
-      </w:r>
-      <w:r>
-        <w:rPr>
-          <w:lang w:val="ar_AE" w:bidi="ar_AE"/>
-        </w:rPr>
-      </w:r>
-    </w:p>
-    <w:p>
-      <w:pPr>
-        <w:bidi/>
-      </w:pPr>
-      <w:r>
-        <w:rPr>
-          <w:lang w:val="ar_AE" w:bidi="ar_AE"/>
-        </w:rPr>
-      </w:r>
-    </w:p>
-    <w:p>
-      <w:pPr>
-        <w:bidi/>
-      </w:pPr>
-      <w:r>
-        <w:rPr>
-          <w:lang w:val="ar_AE" w:bidi="ar_AE"/>
-        </w:rPr>
-      </w:r>
-      <w:r>
-        <w:rPr>
-          <w:vertAlign w:val="superscript"/>
+    </w:p>
+    <w:p>
+      <w:pPr>
+        <w:bidi/>
+      </w:pPr>
+      <w:r>
+        <w:rPr>
+          <w:rtl/>
+          <w:cs/>
+          <w:lang w:val="ar_AE" w:bidi="ar_AE"/>
+        </w:rPr>
+      </w:r>
+      <w:r>
+        <w:rPr>
+          <w:vertAlign w:val="superscript"/>
+          <w:rtl/>
+          <w:cs/>
           <w:lang w:val="ar_AE" w:bidi="ar_AE"/>
         </w:rPr>
         <w:t>17</w:t>
       </w:r>
       <w:r>
         <w:rPr>
+          <w:rtl/>
+          <w:cs/>
           <w:lang w:val="ar_AE" w:bidi="ar_AE"/>
         </w:rPr>
         <w:t xml:space="preserve"> أَكْرِمُوا جَمِيعَ النَّاسِ. أَحِبُّوا الإِخْوَةَ. خَافُوا اللهَ. أَكْرِمُوا الْمَلِكَ.</w:t>
       </w:r>
-      <w:r>
-        <w:rPr>
-          <w:lang w:val="ar_AE" w:bidi="ar_AE"/>
-        </w:rPr>
-      </w:r>
-      <w:r>
-        <w:rPr>
-          <w:lang w:val="ar_AE" w:bidi="ar_AE"/>
-        </w:rPr>
-      </w:r>
-    </w:p>
-    <w:p>
-      <w:pPr>
-        <w:bidi/>
-      </w:pPr>
-      <w:r>
-        <w:rPr>
-          <w:lang w:val="ar_AE" w:bidi="ar_AE"/>
-        </w:rPr>
-      </w:r>
-    </w:p>
-    <w:p>
-      <w:pPr>
-        <w:bidi/>
-      </w:pPr>
-      <w:r>
-        <w:rPr>
-          <w:lang w:val="ar_AE" w:bidi="ar_AE"/>
-        </w:rPr>
-      </w:r>
-      <w:r>
-        <w:rPr>
-          <w:vertAlign w:val="superscript"/>
+    </w:p>
+    <w:p>
+      <w:pPr>
+        <w:bidi/>
+      </w:pPr>
+      <w:r>
+        <w:rPr>
+          <w:rtl/>
+          <w:cs/>
+          <w:lang w:val="ar_AE" w:bidi="ar_AE"/>
+        </w:rPr>
+      </w:r>
+      <w:r>
+        <w:rPr>
+          <w:vertAlign w:val="superscript"/>
+          <w:rtl/>
+          <w:cs/>
           <w:lang w:val="ar_AE" w:bidi="ar_AE"/>
         </w:rPr>
         <w:t>18</w:t>
       </w:r>
       <w:r>
         <w:rPr>
+          <w:rtl/>
+          <w:cs/>
           <w:lang w:val="ar_AE" w:bidi="ar_AE"/>
         </w:rPr>
         <w:t xml:space="preserve"> أَيُّهَا الْخَدَمُ، اخْضَعُوا لِسَادَتِكُمْ بِاحْتِرَامٍ لائِقٍ. لَيْسَ لِلسَّادَةِ الصَّالِحِينَ الْمُتَرَفِّقِينَ فَقَطْ، بَلْ لِلظَّالِمِينَ الْقُسَاةِ أَيْضاً!</w:t>
       </w:r>
-      <w:r>
-        <w:rPr>
-          <w:lang w:val="ar_AE" w:bidi="ar_AE"/>
-        </w:rPr>
-      </w:r>
-      <w:r>
-        <w:rPr>
-          <w:lang w:val="ar_AE" w:bidi="ar_AE"/>
-        </w:rPr>
-      </w:r>
-    </w:p>
-    <w:p>
-      <w:pPr>
-        <w:bidi/>
-      </w:pPr>
-      <w:r>
-        <w:rPr>
-          <w:lang w:val="ar_AE" w:bidi="ar_AE"/>
-        </w:rPr>
-      </w:r>
-    </w:p>
-    <w:p>
-      <w:pPr>
-        <w:bidi/>
-      </w:pPr>
-      <w:r>
-        <w:rPr>
-          <w:lang w:val="ar_AE" w:bidi="ar_AE"/>
-        </w:rPr>
-      </w:r>
-      <w:r>
-        <w:rPr>
-          <w:vertAlign w:val="superscript"/>
+    </w:p>
+    <w:p>
+      <w:pPr>
+        <w:bidi/>
+      </w:pPr>
+      <w:r>
+        <w:rPr>
+          <w:rtl/>
+          <w:cs/>
+          <w:lang w:val="ar_AE" w:bidi="ar_AE"/>
+        </w:rPr>
+      </w:r>
+      <w:r>
+        <w:rPr>
+          <w:vertAlign w:val="superscript"/>
+          <w:rtl/>
+          <w:cs/>
           <w:lang w:val="ar_AE" w:bidi="ar_AE"/>
         </w:rPr>
         <w:t>19</w:t>
       </w:r>
       <w:r>
         <w:rPr>
+          <w:rtl/>
+          <w:cs/>
           <w:lang w:val="ar_AE" w:bidi="ar_AE"/>
         </w:rPr>
         <w:t xml:space="preserve"> فَمَا أَجْمَلَ أَنْ يَتَحَمَّلَ الإِنْسَانُ الأَحْزَانَ حِينَ يَتَأَلَّمُ مَظْلُوماً، بِدَافِعٍ مِنْ ضَمِيرِهِ الْخَاضِعِ لِلهِ!</w:t>
       </w:r>
-      <w:r>
-        <w:rPr>
-          <w:lang w:val="ar_AE" w:bidi="ar_AE"/>
-        </w:rPr>
-      </w:r>
-      <w:r>
-        <w:rPr>
-          <w:lang w:val="ar_AE" w:bidi="ar_AE"/>
-        </w:rPr>
-      </w:r>
-    </w:p>
-    <w:p>
-      <w:pPr>
-        <w:bidi/>
-      </w:pPr>
-      <w:r>
-        <w:rPr>
-          <w:lang w:val="ar_AE" w:bidi="ar_AE"/>
-        </w:rPr>
-      </w:r>
-    </w:p>
-    <w:p>
-      <w:pPr>
-        <w:bidi/>
-      </w:pPr>
-      <w:r>
-        <w:rPr>
-          <w:lang w:val="ar_AE" w:bidi="ar_AE"/>
-        </w:rPr>
-      </w:r>
-      <w:r>
-        <w:rPr>
-          <w:vertAlign w:val="superscript"/>
+    </w:p>
+    <w:p>
+      <w:pPr>
+        <w:bidi/>
+      </w:pPr>
+      <w:r>
+        <w:rPr>
+          <w:rtl/>
+          <w:cs/>
+          <w:lang w:val="ar_AE" w:bidi="ar_AE"/>
+        </w:rPr>
+      </w:r>
+      <w:r>
+        <w:rPr>
+          <w:vertAlign w:val="superscript"/>
+          <w:rtl/>
+          <w:cs/>
           <w:lang w:val="ar_AE" w:bidi="ar_AE"/>
         </w:rPr>
         <w:t>20</w:t>
       </w:r>
       <w:r>
         <w:rPr>
+          <w:rtl/>
+          <w:cs/>
           <w:lang w:val="ar_AE" w:bidi="ar_AE"/>
         </w:rPr>
         <w:t xml:space="preserve"> فَبِالْحَقِيقَةِ، أَيُّ مَجْدٍ لَكُمْ إِنْ كُنْتُمْ تَصْبِرُونَ وَأَنْتُمْ تَتَحَمَّلُونَ قَصَاصَ أَخْطَائِكُمْ؟ لَا فَضْلَ لَكُمْ عِنْدَ اللهِ إِلّا إِذَا تَحَمَّلْتُمُ الآلامَ صَابِرِينَ، وَأَنْتُمْ تَفْعَلُونَ الصَّوَابَ.</w:t>
       </w:r>
-      <w:r>
-        <w:rPr>
-          <w:lang w:val="ar_AE" w:bidi="ar_AE"/>
-        </w:rPr>
-      </w:r>
-      <w:r>
-        <w:rPr>
-          <w:lang w:val="ar_AE" w:bidi="ar_AE"/>
-        </w:rPr>
-      </w:r>
-    </w:p>
-    <w:p>
-      <w:pPr>
-        <w:bidi/>
-      </w:pPr>
-      <w:r>
-        <w:rPr>
-          <w:lang w:val="ar_AE" w:bidi="ar_AE"/>
-        </w:rPr>
-      </w:r>
-    </w:p>
-    <w:p>
-      <w:pPr>
-        <w:bidi/>
-      </w:pPr>
-      <w:r>
-        <w:rPr>
-          <w:lang w:val="ar_AE" w:bidi="ar_AE"/>
-        </w:rPr>
-      </w:r>
-      <w:r>
-        <w:rPr>
-          <w:vertAlign w:val="superscript"/>
+    </w:p>
+    <w:p>
+      <w:pPr>
+        <w:bidi/>
+      </w:pPr>
+      <w:r>
+        <w:rPr>
+          <w:rtl/>
+          <w:cs/>
+          <w:lang w:val="ar_AE" w:bidi="ar_AE"/>
+        </w:rPr>
+      </w:r>
+      <w:r>
+        <w:rPr>
+          <w:vertAlign w:val="superscript"/>
+          <w:rtl/>
+          <w:cs/>
           <w:lang w:val="ar_AE" w:bidi="ar_AE"/>
         </w:rPr>
         <w:t>21</w:t>
       </w:r>
       <w:r>
         <w:rPr>
+          <w:rtl/>
+          <w:cs/>
           <w:lang w:val="ar_AE" w:bidi="ar_AE"/>
         </w:rPr>
         <w:t xml:space="preserve"> لأَنَّ اللهَ دَعَاكُمْ إِلى الاشْتِرَاكِ فِي هَذَا النَّوْعِ مِنَ الآلامِ. فَالْمَسِيحُ، الَّذِي تَأَلَّمَ لأَجْلِكُمْ، هُوَ الْقُدْوَةُ الَّتِي تَقْتَدُونَ بِها. فَسِيرُوا عَلَى آثَارِ خُطْوَاتِهِ:</w:t>
       </w:r>
-      <w:r>
-        <w:rPr>
-          <w:lang w:val="ar_AE" w:bidi="ar_AE"/>
-        </w:rPr>
-      </w:r>
-      <w:r>
-        <w:rPr>
-          <w:lang w:val="ar_AE" w:bidi="ar_AE"/>
-        </w:rPr>
-      </w:r>
-    </w:p>
-    <w:p>
-      <w:pPr>
-        <w:bidi/>
-      </w:pPr>
-      <w:r>
-        <w:rPr>
-          <w:lang w:val="ar_AE" w:bidi="ar_AE"/>
-        </w:rPr>
-      </w:r>
-    </w:p>
-    <w:p>
-      <w:pPr>
-        <w:bidi/>
-      </w:pPr>
-      <w:r>
-        <w:rPr>
-          <w:lang w:val="ar_AE" w:bidi="ar_AE"/>
-        </w:rPr>
-      </w:r>
-      <w:r>
-        <w:rPr>
-          <w:vertAlign w:val="superscript"/>
+    </w:p>
+    <w:p>
+      <w:pPr>
+        <w:bidi/>
+      </w:pPr>
+      <w:r>
+        <w:rPr>
+          <w:rtl/>
+          <w:cs/>
+          <w:lang w:val="ar_AE" w:bidi="ar_AE"/>
+        </w:rPr>
+      </w:r>
+      <w:r>
+        <w:rPr>
+          <w:vertAlign w:val="superscript"/>
+          <w:rtl/>
+          <w:cs/>
           <w:lang w:val="ar_AE" w:bidi="ar_AE"/>
         </w:rPr>
         <w:t>22</w:t>
       </w:r>
       <w:r>
         <w:rPr>
+          <w:rtl/>
+          <w:cs/>
           <w:lang w:val="ar_AE" w:bidi="ar_AE"/>
         </w:rPr>
         <w:t xml:space="preserve"> إِنَّهُ لَمْ يَفْعَلْ خَطِيئَةً وَاحِدَةً، وَلا كَانَ فِي فَمِهِ مَكْرٌ.</w:t>
       </w:r>
-      <w:r>
-        <w:rPr>
-          <w:lang w:val="ar_AE" w:bidi="ar_AE"/>
-        </w:rPr>
-      </w:r>
-      <w:r>
-        <w:rPr>
-          <w:lang w:val="ar_AE" w:bidi="ar_AE"/>
-        </w:rPr>
-      </w:r>
-    </w:p>
-    <w:p>
-      <w:pPr>
-        <w:bidi/>
-      </w:pPr>
-      <w:r>
-        <w:rPr>
-          <w:lang w:val="ar_AE" w:bidi="ar_AE"/>
-        </w:rPr>
-      </w:r>
-    </w:p>
-    <w:p>
-      <w:pPr>
-        <w:bidi/>
-      </w:pPr>
-      <w:r>
-        <w:rPr>
-          <w:lang w:val="ar_AE" w:bidi="ar_AE"/>
-        </w:rPr>
-      </w:r>
-      <w:r>
-        <w:rPr>
-          <w:vertAlign w:val="superscript"/>
+    </w:p>
+    <w:p>
+      <w:pPr>
+        <w:bidi/>
+      </w:pPr>
+      <w:r>
+        <w:rPr>
+          <w:rtl/>
+          <w:cs/>
+          <w:lang w:val="ar_AE" w:bidi="ar_AE"/>
+        </w:rPr>
+      </w:r>
+      <w:r>
+        <w:rPr>
+          <w:vertAlign w:val="superscript"/>
+          <w:rtl/>
+          <w:cs/>
           <w:lang w:val="ar_AE" w:bidi="ar_AE"/>
         </w:rPr>
         <w:t>23</w:t>
       </w:r>
       <w:r>
         <w:rPr>
+          <w:rtl/>
+          <w:cs/>
           <w:lang w:val="ar_AE" w:bidi="ar_AE"/>
         </w:rPr>
         <w:t xml:space="preserve"> وَمَعَ أَنَّهُ أُهِينَ، فَلَمْ يَكُنْ يَرُدُّ الإِهَانَةَ. وَإِذْ تَحَمَّلَ الآلامَ، لَمْ يَكُنْ يُهَدِّدُ بِالانْتِقَامِ، بَلْ أَسْلَمَ أَمْرَهُ لِلهِ الَّذِي يَحْكُمُ بِالْعَدْلِ.</w:t>
       </w:r>
-      <w:r>
-        <w:rPr>
-          <w:lang w:val="ar_AE" w:bidi="ar_AE"/>
-        </w:rPr>
-      </w:r>
-      <w:r>
-        <w:rPr>
-          <w:lang w:val="ar_AE" w:bidi="ar_AE"/>
-        </w:rPr>
-      </w:r>
-    </w:p>
-    <w:p>
-      <w:pPr>
-        <w:bidi/>
-      </w:pPr>
-      <w:r>
-        <w:rPr>
-          <w:lang w:val="ar_AE" w:bidi="ar_AE"/>
-        </w:rPr>
-      </w:r>
-    </w:p>
-    <w:p>
-      <w:pPr>
-        <w:bidi/>
-      </w:pPr>
-      <w:r>
-        <w:rPr>
-          <w:lang w:val="ar_AE" w:bidi="ar_AE"/>
-        </w:rPr>
-      </w:r>
-      <w:r>
-        <w:rPr>
-          <w:vertAlign w:val="superscript"/>
+    </w:p>
+    <w:p>
+      <w:pPr>
+        <w:bidi/>
+      </w:pPr>
+      <w:r>
+        <w:rPr>
+          <w:rtl/>
+          <w:cs/>
+          <w:lang w:val="ar_AE" w:bidi="ar_AE"/>
+        </w:rPr>
+      </w:r>
+      <w:r>
+        <w:rPr>
+          <w:vertAlign w:val="superscript"/>
+          <w:rtl/>
+          <w:cs/>
           <w:lang w:val="ar_AE" w:bidi="ar_AE"/>
         </w:rPr>
         <w:t>24</w:t>
       </w:r>
       <w:r>
         <w:rPr>
+          <w:rtl/>
+          <w:cs/>
           <w:lang w:val="ar_AE" w:bidi="ar_AE"/>
         </w:rPr>
         <w:t xml:space="preserve"> وَهُوَ نَفْسُهُ حَمَلَ خَطَايَانَا فِي جَسَدِهِ (عِنْدَمَا مَاتَ مَصْلُوباً) عَلَى الْخَشَبَةِ، لِكَيْ نَمُوتَ بِالنِّسْبَةِ لِلْخَطَايَا فَنَحْيَا حَيَاةَ الْبِرِّ. وَبِجِرَاحِهِ هُوَ تَمَّ لَكُمُ الشِّفَاءُ،</w:t>
       </w:r>
-      <w:r>
-        <w:rPr>
-          <w:lang w:val="ar_AE" w:bidi="ar_AE"/>
-        </w:rPr>
-      </w:r>
-      <w:r>
-        <w:rPr>
-          <w:lang w:val="ar_AE" w:bidi="ar_AE"/>
-        </w:rPr>
-      </w:r>
-    </w:p>
-    <w:p>
-      <w:pPr>
-        <w:bidi/>
-      </w:pPr>
-      <w:r>
-        <w:rPr>
-          <w:lang w:val="ar_AE" w:bidi="ar_AE"/>
-        </w:rPr>
-      </w:r>
-    </w:p>
-    <w:p>
-      <w:pPr>
-        <w:bidi/>
-      </w:pPr>
-      <w:r>
-        <w:rPr>
-          <w:lang w:val="ar_AE" w:bidi="ar_AE"/>
-        </w:rPr>
-      </w:r>
-      <w:r>
-        <w:rPr>
-          <w:vertAlign w:val="superscript"/>
+    </w:p>
+    <w:p>
+      <w:pPr>
+        <w:bidi/>
+      </w:pPr>
+      <w:r>
+        <w:rPr>
+          <w:rtl/>
+          <w:cs/>
+          <w:lang w:val="ar_AE" w:bidi="ar_AE"/>
+        </w:rPr>
+      </w:r>
+      <w:r>
+        <w:rPr>
+          <w:vertAlign w:val="superscript"/>
+          <w:rtl/>
+          <w:cs/>
           <w:lang w:val="ar_AE" w:bidi="ar_AE"/>
         </w:rPr>
         <w:t>25</w:t>
       </w:r>
       <w:r>
         <w:rPr>
+          <w:rtl/>
+          <w:cs/>
           <w:lang w:val="ar_AE" w:bidi="ar_AE"/>
         </w:rPr>
         <w:t xml:space="preserve"> فَقَدْ كُنْتُمْ ضَالِّينَ كَخِرَافٍ ضَائِعَةٍ، وَلَكِنَّكُمْ قَدْ رَجَعْتُمُ الآنَ إِلَى رَاعِي نُفُوسِكُمْ وَحَارِسِهَا!</w:t>
       </w:r>
-      <w:r>
-        <w:rPr>
-          <w:lang w:val="ar_AE" w:bidi="ar_AE"/>
-        </w:rPr>
-      </w:r>
-      <w:r>
-        <w:rPr>
-          <w:lang w:val="ar_AE" w:bidi="ar_AE"/>
-        </w:rPr>
-      </w:r>
-    </w:p>
-    <w:p>
-      <w:pPr>
-        <w:bidi/>
-      </w:pPr>
-      <w:r>
-        <w:rPr>
-          <w:lang w:val="ar_AE" w:bidi="ar_AE"/>
-        </w:rPr>
-      </w:r>
     </w:p>
     <w:p>
       <w:pPr>
@@ -2425,961 +1728,657 @@
       </w:pPr>
       <w:r>
         <w:rPr>
-          <w:lang w:val="ar_AE" w:bidi="ar_AE"/>
-        </w:rPr>
-        <w:t>1 Peter 3:1</w:t>
-      </w:r>
-      <w:r>
-        <w:rPr>
-          <w:lang w:val="ar_AE" w:bidi="ar_AE"/>
-        </w:rPr>
-      </w:r>
-    </w:p>
-    <w:p>
-      <w:pPr>
-        <w:bidi/>
-      </w:pPr>
-      <w:r>
-        <w:rPr>
-          <w:lang w:val="ar_AE" w:bidi="ar_AE"/>
-        </w:rPr>
-      </w:r>
-      <w:r>
-        <w:rPr>
-          <w:vertAlign w:val="superscript"/>
+          <w:rtl/>
+          <w:cs/>
+          <w:lang w:val="ar_AE" w:bidi="ar_AE"/>
+        </w:rPr>
+        <w:t>بطرس الأولى 3:1</w:t>
+      </w:r>
+      <w:r>
+        <w:rPr>
+          <w:rtl/>
+          <w:cs/>
+          <w:lang w:val="ar_AE" w:bidi="ar_AE"/>
+        </w:rPr>
+      </w:r>
+    </w:p>
+    <w:p>
+      <w:pPr>
+        <w:bidi/>
+      </w:pPr>
+      <w:r>
+        <w:rPr>
+          <w:rtl/>
+          <w:cs/>
+          <w:lang w:val="ar_AE" w:bidi="ar_AE"/>
+        </w:rPr>
+      </w:r>
+      <w:r>
+        <w:rPr>
+          <w:vertAlign w:val="superscript"/>
+          <w:rtl/>
+          <w:cs/>
           <w:lang w:val="ar_AE" w:bidi="ar_AE"/>
         </w:rPr>
         <w:t>1</w:t>
       </w:r>
       <w:r>
         <w:rPr>
+          <w:rtl/>
+          <w:cs/>
           <w:lang w:val="ar_AE" w:bidi="ar_AE"/>
         </w:rPr>
         <w:t xml:space="preserve"> كَذَلِكَ، أَيَّتُهَا الزَّوْجَاتُ، اخْضَعْنَ لأَزْوَاجِكُنَّ. حَتَّى وَإِنْ كَانَ الزَّوْجُ غَيْرَ مُؤْمِنٍ بِالْكَلِمَةِ، تَجْذِبُهُ زَوْجَتُهُ إِلَى الإِيمَانِ، بِتَصَرُّفِهَا اللّائِقِ دُونَ كَلامٍ،</w:t>
       </w:r>
-      <w:r>
-        <w:rPr>
-          <w:lang w:val="ar_AE" w:bidi="ar_AE"/>
-        </w:rPr>
-      </w:r>
-      <w:r>
-        <w:rPr>
-          <w:lang w:val="ar_AE" w:bidi="ar_AE"/>
-        </w:rPr>
-      </w:r>
-    </w:p>
-    <w:p>
-      <w:pPr>
-        <w:bidi/>
-      </w:pPr>
-      <w:r>
-        <w:rPr>
-          <w:lang w:val="ar_AE" w:bidi="ar_AE"/>
-        </w:rPr>
-      </w:r>
-    </w:p>
-    <w:p>
-      <w:pPr>
-        <w:bidi/>
-      </w:pPr>
-      <w:r>
-        <w:rPr>
-          <w:lang w:val="ar_AE" w:bidi="ar_AE"/>
-        </w:rPr>
-      </w:r>
-      <w:r>
-        <w:rPr>
-          <w:vertAlign w:val="superscript"/>
+    </w:p>
+    <w:p>
+      <w:pPr>
+        <w:bidi/>
+      </w:pPr>
+      <w:r>
+        <w:rPr>
+          <w:rtl/>
+          <w:cs/>
+          <w:lang w:val="ar_AE" w:bidi="ar_AE"/>
+        </w:rPr>
+      </w:r>
+      <w:r>
+        <w:rPr>
+          <w:vertAlign w:val="superscript"/>
+          <w:rtl/>
+          <w:cs/>
           <w:lang w:val="ar_AE" w:bidi="ar_AE"/>
         </w:rPr>
         <w:t>2</w:t>
       </w:r>
       <w:r>
         <w:rPr>
+          <w:rtl/>
+          <w:cs/>
           <w:lang w:val="ar_AE" w:bidi="ar_AE"/>
         </w:rPr>
         <w:t xml:space="preserve"> وَذَلِكَ حِينَ يُلاحِظُ سُلُوكَهَا الطَّاهِرَ وَوَقَارَهَا.</w:t>
       </w:r>
-      <w:r>
-        <w:rPr>
-          <w:lang w:val="ar_AE" w:bidi="ar_AE"/>
-        </w:rPr>
-      </w:r>
-      <w:r>
-        <w:rPr>
-          <w:lang w:val="ar_AE" w:bidi="ar_AE"/>
-        </w:rPr>
-      </w:r>
-    </w:p>
-    <w:p>
-      <w:pPr>
-        <w:bidi/>
-      </w:pPr>
-      <w:r>
-        <w:rPr>
-          <w:lang w:val="ar_AE" w:bidi="ar_AE"/>
-        </w:rPr>
-      </w:r>
-    </w:p>
-    <w:p>
-      <w:pPr>
-        <w:bidi/>
-      </w:pPr>
-      <w:r>
-        <w:rPr>
-          <w:lang w:val="ar_AE" w:bidi="ar_AE"/>
-        </w:rPr>
-      </w:r>
-      <w:r>
-        <w:rPr>
-          <w:vertAlign w:val="superscript"/>
+    </w:p>
+    <w:p>
+      <w:pPr>
+        <w:bidi/>
+      </w:pPr>
+      <w:r>
+        <w:rPr>
+          <w:rtl/>
+          <w:cs/>
+          <w:lang w:val="ar_AE" w:bidi="ar_AE"/>
+        </w:rPr>
+      </w:r>
+      <w:r>
+        <w:rPr>
+          <w:vertAlign w:val="superscript"/>
+          <w:rtl/>
+          <w:cs/>
           <w:lang w:val="ar_AE" w:bidi="ar_AE"/>
         </w:rPr>
         <w:t>3</w:t>
       </w:r>
       <w:r>
         <w:rPr>
+          <w:rtl/>
+          <w:cs/>
           <w:lang w:val="ar_AE" w:bidi="ar_AE"/>
         </w:rPr>
         <w:t xml:space="preserve"> وَعَلَى الْمَرْأَةِ أَلّا تَتَزَيَّنَ بِالزِّينَةِ الْخَارِجِيَّةَ لإِظْهَارِ جَمَالِهَا، بِضَفْرِ الشَّعْرِ وَالتَّحَلِّي بِالذَّهَبِ وَلُبْسِ الثِّيَابِ الْفَاخِرَةِ.</w:t>
       </w:r>
-      <w:r>
-        <w:rPr>
-          <w:lang w:val="ar_AE" w:bidi="ar_AE"/>
-        </w:rPr>
-      </w:r>
-      <w:r>
-        <w:rPr>
-          <w:lang w:val="ar_AE" w:bidi="ar_AE"/>
-        </w:rPr>
-      </w:r>
-    </w:p>
-    <w:p>
-      <w:pPr>
-        <w:bidi/>
-      </w:pPr>
-      <w:r>
-        <w:rPr>
-          <w:lang w:val="ar_AE" w:bidi="ar_AE"/>
-        </w:rPr>
-      </w:r>
-    </w:p>
-    <w:p>
-      <w:pPr>
-        <w:bidi/>
-      </w:pPr>
-      <w:r>
-        <w:rPr>
-          <w:lang w:val="ar_AE" w:bidi="ar_AE"/>
-        </w:rPr>
-      </w:r>
-      <w:r>
-        <w:rPr>
-          <w:vertAlign w:val="superscript"/>
+    </w:p>
+    <w:p>
+      <w:pPr>
+        <w:bidi/>
+      </w:pPr>
+      <w:r>
+        <w:rPr>
+          <w:rtl/>
+          <w:cs/>
+          <w:lang w:val="ar_AE" w:bidi="ar_AE"/>
+        </w:rPr>
+      </w:r>
+      <w:r>
+        <w:rPr>
+          <w:vertAlign w:val="superscript"/>
+          <w:rtl/>
+          <w:cs/>
           <w:lang w:val="ar_AE" w:bidi="ar_AE"/>
         </w:rPr>
         <w:t>4</w:t>
       </w:r>
       <w:r>
         <w:rPr>
+          <w:rtl/>
+          <w:cs/>
           <w:lang w:val="ar_AE" w:bidi="ar_AE"/>
         </w:rPr>
         <w:t xml:space="preserve"> وَإِنَّمَا تَتَزَيَّنُ بِالزِّينَةِ الدَّاخِلِيَّةَ، لِيَكُونَ قَلْبُهَا مُتَزَيِّناً بِرُوحِ الْوَدَاعَةِ وَالْهُدُوءِ. هَذِهِ هِيَ الزِّينَةُ الَّتِي لَا تَفْنَى، وَهِيَ غَالِيَةُ الثَّمَنِ فِي نَظَرِ اللهِ!</w:t>
       </w:r>
-      <w:r>
-        <w:rPr>
-          <w:lang w:val="ar_AE" w:bidi="ar_AE"/>
-        </w:rPr>
-      </w:r>
-      <w:r>
-        <w:rPr>
-          <w:lang w:val="ar_AE" w:bidi="ar_AE"/>
-        </w:rPr>
-      </w:r>
-    </w:p>
-    <w:p>
-      <w:pPr>
-        <w:bidi/>
-      </w:pPr>
-      <w:r>
-        <w:rPr>
-          <w:lang w:val="ar_AE" w:bidi="ar_AE"/>
-        </w:rPr>
-      </w:r>
-    </w:p>
-    <w:p>
-      <w:pPr>
-        <w:bidi/>
-      </w:pPr>
-      <w:r>
-        <w:rPr>
-          <w:lang w:val="ar_AE" w:bidi="ar_AE"/>
-        </w:rPr>
-      </w:r>
-      <w:r>
-        <w:rPr>
-          <w:vertAlign w:val="superscript"/>
+    </w:p>
+    <w:p>
+      <w:pPr>
+        <w:bidi/>
+      </w:pPr>
+      <w:r>
+        <w:rPr>
+          <w:rtl/>
+          <w:cs/>
+          <w:lang w:val="ar_AE" w:bidi="ar_AE"/>
+        </w:rPr>
+      </w:r>
+      <w:r>
+        <w:rPr>
+          <w:vertAlign w:val="superscript"/>
+          <w:rtl/>
+          <w:cs/>
           <w:lang w:val="ar_AE" w:bidi="ar_AE"/>
         </w:rPr>
         <w:t>5</w:t>
       </w:r>
       <w:r>
         <w:rPr>
+          <w:rtl/>
+          <w:cs/>
           <w:lang w:val="ar_AE" w:bidi="ar_AE"/>
         </w:rPr>
         <w:t xml:space="preserve"> وَبِهَا كَانَتْ تَتَزَيَّنُ النِّسَاءُ التَّقِيَّاتُ قَدِيماً، فَكَانَتِ الْوَاحِدَةُ مِنْهُنَّ تَتَّكِلُ عَلَى اللهِ وَتَخْضَعُ لِزَوْجِهَا.</w:t>
       </w:r>
-      <w:r>
-        <w:rPr>
-          <w:lang w:val="ar_AE" w:bidi="ar_AE"/>
-        </w:rPr>
-      </w:r>
-      <w:r>
-        <w:rPr>
-          <w:lang w:val="ar_AE" w:bidi="ar_AE"/>
-        </w:rPr>
-      </w:r>
-    </w:p>
-    <w:p>
-      <w:pPr>
-        <w:bidi/>
-      </w:pPr>
-      <w:r>
-        <w:rPr>
-          <w:lang w:val="ar_AE" w:bidi="ar_AE"/>
-        </w:rPr>
-      </w:r>
-    </w:p>
-    <w:p>
-      <w:pPr>
-        <w:bidi/>
-      </w:pPr>
-      <w:r>
-        <w:rPr>
-          <w:lang w:val="ar_AE" w:bidi="ar_AE"/>
-        </w:rPr>
-      </w:r>
-      <w:r>
-        <w:rPr>
-          <w:vertAlign w:val="superscript"/>
+    </w:p>
+    <w:p>
+      <w:pPr>
+        <w:bidi/>
+      </w:pPr>
+      <w:r>
+        <w:rPr>
+          <w:rtl/>
+          <w:cs/>
+          <w:lang w:val="ar_AE" w:bidi="ar_AE"/>
+        </w:rPr>
+      </w:r>
+      <w:r>
+        <w:rPr>
+          <w:vertAlign w:val="superscript"/>
+          <w:rtl/>
+          <w:cs/>
           <w:lang w:val="ar_AE" w:bidi="ar_AE"/>
         </w:rPr>
         <w:t>6</w:t>
       </w:r>
       <w:r>
         <w:rPr>
+          <w:rtl/>
+          <w:cs/>
           <w:lang w:val="ar_AE" w:bidi="ar_AE"/>
         </w:rPr>
         <w:t xml:space="preserve"> فَسَارَةُ، مَثَلاً، كَانَتْ تُطِيعُ زَوْجَهَا إِبْرَاهِيمَ وَتَدْعُوهُ «سَيِّدِي». وَالْمُؤْمِنَاتُ اللَّوَاتِي يَقْتَدِينَ بِها، يُثْبِتْنَ أَنَّهُنَّ بَنَاتٌ لَهَا، إِذْ يَتَصَرَّفْنَ تَصَرُّفاً صَالِحاً، فَلا يَخَفْنَ أَيَّ تَهْدِيدٍ.</w:t>
       </w:r>
-      <w:r>
-        <w:rPr>
-          <w:lang w:val="ar_AE" w:bidi="ar_AE"/>
-        </w:rPr>
-      </w:r>
-      <w:r>
-        <w:rPr>
-          <w:lang w:val="ar_AE" w:bidi="ar_AE"/>
-        </w:rPr>
-      </w:r>
-    </w:p>
-    <w:p>
-      <w:pPr>
-        <w:bidi/>
-      </w:pPr>
-      <w:r>
-        <w:rPr>
-          <w:lang w:val="ar_AE" w:bidi="ar_AE"/>
-        </w:rPr>
-      </w:r>
-    </w:p>
-    <w:p>
-      <w:pPr>
-        <w:bidi/>
-      </w:pPr>
-      <w:r>
-        <w:rPr>
-          <w:lang w:val="ar_AE" w:bidi="ar_AE"/>
-        </w:rPr>
-      </w:r>
-      <w:r>
-        <w:rPr>
-          <w:vertAlign w:val="superscript"/>
+    </w:p>
+    <w:p>
+      <w:pPr>
+        <w:bidi/>
+      </w:pPr>
+      <w:r>
+        <w:rPr>
+          <w:rtl/>
+          <w:cs/>
+          <w:lang w:val="ar_AE" w:bidi="ar_AE"/>
+        </w:rPr>
+      </w:r>
+      <w:r>
+        <w:rPr>
+          <w:vertAlign w:val="superscript"/>
+          <w:rtl/>
+          <w:cs/>
           <w:lang w:val="ar_AE" w:bidi="ar_AE"/>
         </w:rPr>
         <w:t>7</w:t>
       </w:r>
       <w:r>
         <w:rPr>
+          <w:rtl/>
+          <w:cs/>
           <w:lang w:val="ar_AE" w:bidi="ar_AE"/>
         </w:rPr>
         <w:t xml:space="preserve"> وَأَنْتُمْ، أَيُّهَا الأَزْوَاجُ، إِذْ تُسَاكِنُونَ زَوْجَاتِكُمْ عَالِمِينَ بِأَنَّهُنَّ أَضْعَفُ مِنْكُمْ، أَكْرِمُوهُنَّ بِاعْتِبَارِهِنَّ شَرِيكَاتٍ لَكُمْ فِي وِرَاثَةِ نِعْمَةِ الْحَيَاةِ، لِكَيْ لَا يَعُوقَ صَلَوَاتِكُمْ شَيْءٌ.</w:t>
       </w:r>
-      <w:r>
-        <w:rPr>
-          <w:lang w:val="ar_AE" w:bidi="ar_AE"/>
-        </w:rPr>
-      </w:r>
-      <w:r>
-        <w:rPr>
-          <w:lang w:val="ar_AE" w:bidi="ar_AE"/>
-        </w:rPr>
-      </w:r>
-    </w:p>
-    <w:p>
-      <w:pPr>
-        <w:bidi/>
-      </w:pPr>
-      <w:r>
-        <w:rPr>
-          <w:lang w:val="ar_AE" w:bidi="ar_AE"/>
-        </w:rPr>
-      </w:r>
-    </w:p>
-    <w:p>
-      <w:pPr>
-        <w:bidi/>
-      </w:pPr>
-      <w:r>
-        <w:rPr>
-          <w:lang w:val="ar_AE" w:bidi="ar_AE"/>
-        </w:rPr>
-      </w:r>
-      <w:r>
-        <w:rPr>
-          <w:vertAlign w:val="superscript"/>
+    </w:p>
+    <w:p>
+      <w:pPr>
+        <w:bidi/>
+      </w:pPr>
+      <w:r>
+        <w:rPr>
+          <w:rtl/>
+          <w:cs/>
+          <w:lang w:val="ar_AE" w:bidi="ar_AE"/>
+        </w:rPr>
+      </w:r>
+      <w:r>
+        <w:rPr>
+          <w:vertAlign w:val="superscript"/>
+          <w:rtl/>
+          <w:cs/>
           <w:lang w:val="ar_AE" w:bidi="ar_AE"/>
         </w:rPr>
         <w:t>8</w:t>
       </w:r>
       <w:r>
         <w:rPr>
+          <w:rtl/>
+          <w:cs/>
           <w:lang w:val="ar_AE" w:bidi="ar_AE"/>
         </w:rPr>
         <w:t xml:space="preserve"> وَالْخُلاصَةُ، كُونُوا جَمِيعاً مُتَّحِدِينَ فِي الرَّأْيِ، مُتَعَاطِفِينَ بَعْضُكُمْ مَعَ بَعْضٍ، مُبَادِلِينَ أَحَدُكُمُ الآخَرَ الْمَحَبَّةَ الأَخَوِيَّةَ، شَفُوقِينَ، مُتَوَاضِعِينَ.</w:t>
       </w:r>
-      <w:r>
-        <w:rPr>
-          <w:lang w:val="ar_AE" w:bidi="ar_AE"/>
-        </w:rPr>
-      </w:r>
-      <w:r>
-        <w:rPr>
-          <w:lang w:val="ar_AE" w:bidi="ar_AE"/>
-        </w:rPr>
-      </w:r>
-    </w:p>
-    <w:p>
-      <w:pPr>
-        <w:bidi/>
-      </w:pPr>
-      <w:r>
-        <w:rPr>
-          <w:lang w:val="ar_AE" w:bidi="ar_AE"/>
-        </w:rPr>
-      </w:r>
-    </w:p>
-    <w:p>
-      <w:pPr>
-        <w:bidi/>
-      </w:pPr>
-      <w:r>
-        <w:rPr>
-          <w:lang w:val="ar_AE" w:bidi="ar_AE"/>
-        </w:rPr>
-      </w:r>
-      <w:r>
-        <w:rPr>
-          <w:vertAlign w:val="superscript"/>
+    </w:p>
+    <w:p>
+      <w:pPr>
+        <w:bidi/>
+      </w:pPr>
+      <w:r>
+        <w:rPr>
+          <w:rtl/>
+          <w:cs/>
+          <w:lang w:val="ar_AE" w:bidi="ar_AE"/>
+        </w:rPr>
+      </w:r>
+      <w:r>
+        <w:rPr>
+          <w:vertAlign w:val="superscript"/>
+          <w:rtl/>
+          <w:cs/>
           <w:lang w:val="ar_AE" w:bidi="ar_AE"/>
         </w:rPr>
         <w:t>9</w:t>
       </w:r>
       <w:r>
         <w:rPr>
+          <w:rtl/>
+          <w:cs/>
           <w:lang w:val="ar_AE" w:bidi="ar_AE"/>
         </w:rPr>
         <w:t xml:space="preserve"> لَا تُبَادِلُوا الشَّرَّ بِشَرٍّ، وَلا الشَّتِيمَةَ بِشَتِيمَةٍ. بَلْ بِالْعَكْسِ: بَارِكُوا، فَتَرِثُوا الْبَرَكَةَ، لأَنَّهُ لِهَذَا دَعَاكُمُ اللهُ.</w:t>
       </w:r>
-      <w:r>
-        <w:rPr>
-          <w:lang w:val="ar_AE" w:bidi="ar_AE"/>
-        </w:rPr>
-      </w:r>
-      <w:r>
-        <w:rPr>
-          <w:lang w:val="ar_AE" w:bidi="ar_AE"/>
-        </w:rPr>
-      </w:r>
-    </w:p>
-    <w:p>
-      <w:pPr>
-        <w:bidi/>
-      </w:pPr>
-      <w:r>
-        <w:rPr>
-          <w:lang w:val="ar_AE" w:bidi="ar_AE"/>
-        </w:rPr>
-      </w:r>
-    </w:p>
-    <w:p>
-      <w:pPr>
-        <w:bidi/>
-      </w:pPr>
-      <w:r>
-        <w:rPr>
-          <w:lang w:val="ar_AE" w:bidi="ar_AE"/>
-        </w:rPr>
-      </w:r>
-      <w:r>
-        <w:rPr>
-          <w:vertAlign w:val="superscript"/>
+    </w:p>
+    <w:p>
+      <w:pPr>
+        <w:bidi/>
+      </w:pPr>
+      <w:r>
+        <w:rPr>
+          <w:rtl/>
+          <w:cs/>
+          <w:lang w:val="ar_AE" w:bidi="ar_AE"/>
+        </w:rPr>
+      </w:r>
+      <w:r>
+        <w:rPr>
+          <w:vertAlign w:val="superscript"/>
+          <w:rtl/>
+          <w:cs/>
           <w:lang w:val="ar_AE" w:bidi="ar_AE"/>
         </w:rPr>
         <w:t>10</w:t>
       </w:r>
       <w:r>
         <w:rPr>
+          <w:rtl/>
+          <w:cs/>
           <w:lang w:val="ar_AE" w:bidi="ar_AE"/>
         </w:rPr>
         <w:t xml:space="preserve"> فَمَنْ أَرَادَ أَنْ يَتَمَتَّعَ بِحَيَاةٍ سَعِيدَةٍ وَأَيَّامٍ طَيِّبَةٍ، فَلْيَمْنَعْ لِسَانَهُ عَنِ الشَّرِّ وَشَفَتَيْهِ عَنْ كَلامِ الْغِشِّ.</w:t>
       </w:r>
-      <w:r>
-        <w:rPr>
-          <w:lang w:val="ar_AE" w:bidi="ar_AE"/>
-        </w:rPr>
-      </w:r>
-      <w:r>
-        <w:rPr>
-          <w:lang w:val="ar_AE" w:bidi="ar_AE"/>
-        </w:rPr>
-      </w:r>
-    </w:p>
-    <w:p>
-      <w:pPr>
-        <w:bidi/>
-      </w:pPr>
-      <w:r>
-        <w:rPr>
-          <w:lang w:val="ar_AE" w:bidi="ar_AE"/>
-        </w:rPr>
-      </w:r>
-    </w:p>
-    <w:p>
-      <w:pPr>
-        <w:bidi/>
-      </w:pPr>
-      <w:r>
-        <w:rPr>
-          <w:lang w:val="ar_AE" w:bidi="ar_AE"/>
-        </w:rPr>
-      </w:r>
-      <w:r>
-        <w:rPr>
-          <w:vertAlign w:val="superscript"/>
+    </w:p>
+    <w:p>
+      <w:pPr>
+        <w:bidi/>
+      </w:pPr>
+      <w:r>
+        <w:rPr>
+          <w:rtl/>
+          <w:cs/>
+          <w:lang w:val="ar_AE" w:bidi="ar_AE"/>
+        </w:rPr>
+      </w:r>
+      <w:r>
+        <w:rPr>
+          <w:vertAlign w:val="superscript"/>
+          <w:rtl/>
+          <w:cs/>
           <w:lang w:val="ar_AE" w:bidi="ar_AE"/>
         </w:rPr>
         <w:t>11</w:t>
       </w:r>
       <w:r>
         <w:rPr>
+          <w:rtl/>
+          <w:cs/>
           <w:lang w:val="ar_AE" w:bidi="ar_AE"/>
         </w:rPr>
         <w:t xml:space="preserve"> لِيَتَحَوَّلْ عَنِ الشَّرِّ وَيَفْعَلِ الْخَيْرَ. لِيَطْلُبِ السَّلامَ وَيَسْعَ لِلْوُصُولِ إِلَيْهِ.</w:t>
       </w:r>
-      <w:r>
-        <w:rPr>
-          <w:lang w:val="ar_AE" w:bidi="ar_AE"/>
-        </w:rPr>
-      </w:r>
-      <w:r>
-        <w:rPr>
-          <w:lang w:val="ar_AE" w:bidi="ar_AE"/>
-        </w:rPr>
-      </w:r>
-    </w:p>
-    <w:p>
-      <w:pPr>
-        <w:bidi/>
-      </w:pPr>
-      <w:r>
-        <w:rPr>
-          <w:lang w:val="ar_AE" w:bidi="ar_AE"/>
-        </w:rPr>
-      </w:r>
-    </w:p>
-    <w:p>
-      <w:pPr>
-        <w:bidi/>
-      </w:pPr>
-      <w:r>
-        <w:rPr>
-          <w:lang w:val="ar_AE" w:bidi="ar_AE"/>
-        </w:rPr>
-      </w:r>
-      <w:r>
-        <w:rPr>
-          <w:vertAlign w:val="superscript"/>
+    </w:p>
+    <w:p>
+      <w:pPr>
+        <w:bidi/>
+      </w:pPr>
+      <w:r>
+        <w:rPr>
+          <w:rtl/>
+          <w:cs/>
+          <w:lang w:val="ar_AE" w:bidi="ar_AE"/>
+        </w:rPr>
+      </w:r>
+      <w:r>
+        <w:rPr>
+          <w:vertAlign w:val="superscript"/>
+          <w:rtl/>
+          <w:cs/>
           <w:lang w:val="ar_AE" w:bidi="ar_AE"/>
         </w:rPr>
         <w:t>12</w:t>
       </w:r>
       <w:r>
         <w:rPr>
+          <w:rtl/>
+          <w:cs/>
           <w:lang w:val="ar_AE" w:bidi="ar_AE"/>
         </w:rPr>
         <w:t xml:space="preserve"> لأَنَّ الرَّبَّ يَرْعَى الأَبْرَارَ بِعِنَايَتِهِ، وَيَسْتَجِيبُ إِلَى دُعَائِهِمْ. وَلكِنَّهُ يَقِفُ ضِدَّ الَّذِينَ يَعْمَلُونَ الشَّرَّ.</w:t>
       </w:r>
-      <w:r>
-        <w:rPr>
-          <w:lang w:val="ar_AE" w:bidi="ar_AE"/>
-        </w:rPr>
-      </w:r>
-      <w:r>
-        <w:rPr>
-          <w:lang w:val="ar_AE" w:bidi="ar_AE"/>
-        </w:rPr>
-      </w:r>
-    </w:p>
-    <w:p>
-      <w:pPr>
-        <w:bidi/>
-      </w:pPr>
-      <w:r>
-        <w:rPr>
-          <w:lang w:val="ar_AE" w:bidi="ar_AE"/>
-        </w:rPr>
-      </w:r>
-    </w:p>
-    <w:p>
-      <w:pPr>
-        <w:bidi/>
-      </w:pPr>
-      <w:r>
-        <w:rPr>
-          <w:lang w:val="ar_AE" w:bidi="ar_AE"/>
-        </w:rPr>
-      </w:r>
-      <w:r>
-        <w:rPr>
-          <w:vertAlign w:val="superscript"/>
+    </w:p>
+    <w:p>
+      <w:pPr>
+        <w:bidi/>
+      </w:pPr>
+      <w:r>
+        <w:rPr>
+          <w:rtl/>
+          <w:cs/>
+          <w:lang w:val="ar_AE" w:bidi="ar_AE"/>
+        </w:rPr>
+      </w:r>
+      <w:r>
+        <w:rPr>
+          <w:vertAlign w:val="superscript"/>
+          <w:rtl/>
+          <w:cs/>
           <w:lang w:val="ar_AE" w:bidi="ar_AE"/>
         </w:rPr>
         <w:t>13</w:t>
       </w:r>
       <w:r>
         <w:rPr>
+          <w:rtl/>
+          <w:cs/>
           <w:lang w:val="ar_AE" w:bidi="ar_AE"/>
         </w:rPr>
         <w:t xml:space="preserve"> مَنْ يُؤْذِيكُمْ إِنْ كُنْتُمْ مُتَحَمِّسِينَ لِلْخَيْرِ؟</w:t>
       </w:r>
-      <w:r>
-        <w:rPr>
-          <w:lang w:val="ar_AE" w:bidi="ar_AE"/>
-        </w:rPr>
-      </w:r>
-      <w:r>
-        <w:rPr>
-          <w:lang w:val="ar_AE" w:bidi="ar_AE"/>
-        </w:rPr>
-      </w:r>
-    </w:p>
-    <w:p>
-      <w:pPr>
-        <w:bidi/>
-      </w:pPr>
-      <w:r>
-        <w:rPr>
-          <w:lang w:val="ar_AE" w:bidi="ar_AE"/>
-        </w:rPr>
-      </w:r>
-    </w:p>
-    <w:p>
-      <w:pPr>
-        <w:bidi/>
-      </w:pPr>
-      <w:r>
-        <w:rPr>
-          <w:lang w:val="ar_AE" w:bidi="ar_AE"/>
-        </w:rPr>
-      </w:r>
-      <w:r>
-        <w:rPr>
-          <w:vertAlign w:val="superscript"/>
+    </w:p>
+    <w:p>
+      <w:pPr>
+        <w:bidi/>
+      </w:pPr>
+      <w:r>
+        <w:rPr>
+          <w:rtl/>
+          <w:cs/>
+          <w:lang w:val="ar_AE" w:bidi="ar_AE"/>
+        </w:rPr>
+      </w:r>
+      <w:r>
+        <w:rPr>
+          <w:vertAlign w:val="superscript"/>
+          <w:rtl/>
+          <w:cs/>
           <w:lang w:val="ar_AE" w:bidi="ar_AE"/>
         </w:rPr>
         <w:t>14</w:t>
       </w:r>
       <w:r>
         <w:rPr>
+          <w:rtl/>
+          <w:cs/>
           <w:lang w:val="ar_AE" w:bidi="ar_AE"/>
         </w:rPr>
         <w:t xml:space="preserve"> وَإِنْ كَانَ لابُدَّ أَنْ تَتَأَلَّمُوا فِي سَبِيلِ الْبِرِّ، فَطُوبَى لَكُمْ! لَا تَخَافُوا مِنْ تَهْدِيدِ الَّذِينَ يَضْطَهِدُونَكُمْ، وَلا تَقْلَقُوا.</w:t>
       </w:r>
-      <w:r>
-        <w:rPr>
-          <w:lang w:val="ar_AE" w:bidi="ar_AE"/>
-        </w:rPr>
-      </w:r>
-      <w:r>
-        <w:rPr>
-          <w:lang w:val="ar_AE" w:bidi="ar_AE"/>
-        </w:rPr>
-      </w:r>
-    </w:p>
-    <w:p>
-      <w:pPr>
-        <w:bidi/>
-      </w:pPr>
-      <w:r>
-        <w:rPr>
-          <w:lang w:val="ar_AE" w:bidi="ar_AE"/>
-        </w:rPr>
-      </w:r>
-    </w:p>
-    <w:p>
-      <w:pPr>
-        <w:bidi/>
-      </w:pPr>
-      <w:r>
-        <w:rPr>
-          <w:lang w:val="ar_AE" w:bidi="ar_AE"/>
-        </w:rPr>
-      </w:r>
-      <w:r>
-        <w:rPr>
-          <w:vertAlign w:val="superscript"/>
+    </w:p>
+    <w:p>
+      <w:pPr>
+        <w:bidi/>
+      </w:pPr>
+      <w:r>
+        <w:rPr>
+          <w:rtl/>
+          <w:cs/>
+          <w:lang w:val="ar_AE" w:bidi="ar_AE"/>
+        </w:rPr>
+      </w:r>
+      <w:r>
+        <w:rPr>
+          <w:vertAlign w:val="superscript"/>
+          <w:rtl/>
+          <w:cs/>
           <w:lang w:val="ar_AE" w:bidi="ar_AE"/>
         </w:rPr>
         <w:t>15</w:t>
       </w:r>
       <w:r>
         <w:rPr>
+          <w:rtl/>
+          <w:cs/>
           <w:lang w:val="ar_AE" w:bidi="ar_AE"/>
         </w:rPr>
         <w:t xml:space="preserve"> وَإِنَّمَا كَرِّسُوا الْمَسِيحَ رَبّاً فِي قُلُوبِكُمْ. وَكُونُوا دَائِماً مُسْتَعِدِّينَ لأَنْ تُقَدِّمُوا جَوَاباً مُقْنِعاً لِكُلِّ مَنْ يَسْأَلُكُمْ عَنْ سَبَبِ الرَّجَاءِ الَّذِي فِي دَاخِلِكُمْ</w:t>
       </w:r>
-      <w:r>
-        <w:rPr>
-          <w:lang w:val="ar_AE" w:bidi="ar_AE"/>
-        </w:rPr>
-      </w:r>
-      <w:r>
-        <w:rPr>
-          <w:lang w:val="ar_AE" w:bidi="ar_AE"/>
-        </w:rPr>
-      </w:r>
-    </w:p>
-    <w:p>
-      <w:pPr>
-        <w:bidi/>
-      </w:pPr>
-      <w:r>
-        <w:rPr>
-          <w:lang w:val="ar_AE" w:bidi="ar_AE"/>
-        </w:rPr>
-      </w:r>
-    </w:p>
-    <w:p>
-      <w:pPr>
-        <w:bidi/>
-      </w:pPr>
-      <w:r>
-        <w:rPr>
-          <w:lang w:val="ar_AE" w:bidi="ar_AE"/>
-        </w:rPr>
-      </w:r>
-      <w:r>
-        <w:rPr>
-          <w:vertAlign w:val="superscript"/>
+    </w:p>
+    <w:p>
+      <w:pPr>
+        <w:bidi/>
+      </w:pPr>
+      <w:r>
+        <w:rPr>
+          <w:rtl/>
+          <w:cs/>
+          <w:lang w:val="ar_AE" w:bidi="ar_AE"/>
+        </w:rPr>
+      </w:r>
+      <w:r>
+        <w:rPr>
+          <w:vertAlign w:val="superscript"/>
+          <w:rtl/>
+          <w:cs/>
           <w:lang w:val="ar_AE" w:bidi="ar_AE"/>
         </w:rPr>
         <w:t>16</w:t>
       </w:r>
       <w:r>
         <w:rPr>
+          <w:rtl/>
+          <w:cs/>
           <w:lang w:val="ar_AE" w:bidi="ar_AE"/>
         </w:rPr>
         <w:t xml:space="preserve"> عَلَى أَنْ تَفْعَلُوا ذَلِكَ بِوَدَاعَةٍ وَاحْتِرَامٍ، مُحَافِظِينَ عَلَى طَهَارَةِ ضَمَائِرِكُمْ، سَالِكِينَ فِي الْمَسِيحِ سُلُوكاً صَالِحاً، وَعِنْدَئِذٍ يَخِيبُ الَّذِينَ يُوَجِّهُونَ إِلَيْكُمُ التُّهَمَ الْكَاذِبَةَ ويَشْتُمُونَكُمْ كَأَنَّكُمْ تَفْعَلُونَ شَرّاً.</w:t>
       </w:r>
-      <w:r>
-        <w:rPr>
-          <w:lang w:val="ar_AE" w:bidi="ar_AE"/>
-        </w:rPr>
-      </w:r>
-      <w:r>
-        <w:rPr>
-          <w:lang w:val="ar_AE" w:bidi="ar_AE"/>
-        </w:rPr>
-      </w:r>
-    </w:p>
-    <w:p>
-      <w:pPr>
-        <w:bidi/>
-      </w:pPr>
-      <w:r>
-        <w:rPr>
-          <w:lang w:val="ar_AE" w:bidi="ar_AE"/>
-        </w:rPr>
-      </w:r>
-    </w:p>
-    <w:p>
-      <w:pPr>
-        <w:bidi/>
-      </w:pPr>
-      <w:r>
-        <w:rPr>
-          <w:lang w:val="ar_AE" w:bidi="ar_AE"/>
-        </w:rPr>
-      </w:r>
-      <w:r>
-        <w:rPr>
-          <w:vertAlign w:val="superscript"/>
+    </w:p>
+    <w:p>
+      <w:pPr>
+        <w:bidi/>
+      </w:pPr>
+      <w:r>
+        <w:rPr>
+          <w:rtl/>
+          <w:cs/>
+          <w:lang w:val="ar_AE" w:bidi="ar_AE"/>
+        </w:rPr>
+      </w:r>
+      <w:r>
+        <w:rPr>
+          <w:vertAlign w:val="superscript"/>
+          <w:rtl/>
+          <w:cs/>
           <w:lang w:val="ar_AE" w:bidi="ar_AE"/>
         </w:rPr>
         <w:t>17</w:t>
       </w:r>
       <w:r>
         <w:rPr>
+          <w:rtl/>
+          <w:cs/>
           <w:lang w:val="ar_AE" w:bidi="ar_AE"/>
         </w:rPr>
         <w:t xml:space="preserve"> فَإِنْ كَانَ اللهُ يُرِيدُ لَكُمْ أَنْ تَتَأَلَّمُوا، فَمِنَ الأَفْضَلِ أَنْ تَتَأَلَّمُوا وَأَنْتُمْ تَفْعَلُونَ الْخَيْرَ لَا الشَّرَّ.</w:t>
       </w:r>
-      <w:r>
-        <w:rPr>
-          <w:lang w:val="ar_AE" w:bidi="ar_AE"/>
-        </w:rPr>
-      </w:r>
-      <w:r>
-        <w:rPr>
-          <w:lang w:val="ar_AE" w:bidi="ar_AE"/>
-        </w:rPr>
-      </w:r>
-    </w:p>
-    <w:p>
-      <w:pPr>
-        <w:bidi/>
-      </w:pPr>
-      <w:r>
-        <w:rPr>
-          <w:lang w:val="ar_AE" w:bidi="ar_AE"/>
-        </w:rPr>
-      </w:r>
-    </w:p>
-    <w:p>
-      <w:pPr>
-        <w:bidi/>
-      </w:pPr>
-      <w:r>
-        <w:rPr>
-          <w:lang w:val="ar_AE" w:bidi="ar_AE"/>
-        </w:rPr>
-      </w:r>
-      <w:r>
-        <w:rPr>
-          <w:vertAlign w:val="superscript"/>
+    </w:p>
+    <w:p>
+      <w:pPr>
+        <w:bidi/>
+      </w:pPr>
+      <w:r>
+        <w:rPr>
+          <w:rtl/>
+          <w:cs/>
+          <w:lang w:val="ar_AE" w:bidi="ar_AE"/>
+        </w:rPr>
+      </w:r>
+      <w:r>
+        <w:rPr>
+          <w:vertAlign w:val="superscript"/>
+          <w:rtl/>
+          <w:cs/>
           <w:lang w:val="ar_AE" w:bidi="ar_AE"/>
         </w:rPr>
         <w:t>18</w:t>
       </w:r>
       <w:r>
         <w:rPr>
+          <w:rtl/>
+          <w:cs/>
           <w:lang w:val="ar_AE" w:bidi="ar_AE"/>
         </w:rPr>
         <w:t xml:space="preserve"> فَإِنَّ الْمَسِيحَ نَفْسَهُ مَاتَ مَرَّةً وَاحِدَةً لِكَيْ يَحُلَّ مُشْكِلَةَ الْخَطَايَا. فَمَعَ أَنَّهُ هُوَ البَارُّ، فَقَدْ تَأَلَّمَ مِنْ أَجْلِنَا نَحْنُ الْمُذْنِبِينَ، لِكَيْ يُقَرِّبَنَا إِلَى اللهِ، فَمَاتَ بِجِسْمِهِ الْبَشَرِيِّ، ثُمَّ عَادَ حَيًّا بِالرُّوحِ.</w:t>
       </w:r>
-      <w:r>
-        <w:rPr>
-          <w:lang w:val="ar_AE" w:bidi="ar_AE"/>
-        </w:rPr>
-      </w:r>
-      <w:r>
-        <w:rPr>
-          <w:lang w:val="ar_AE" w:bidi="ar_AE"/>
-        </w:rPr>
-      </w:r>
-    </w:p>
-    <w:p>
-      <w:pPr>
-        <w:bidi/>
-      </w:pPr>
-      <w:r>
-        <w:rPr>
-          <w:lang w:val="ar_AE" w:bidi="ar_AE"/>
-        </w:rPr>
-      </w:r>
-    </w:p>
-    <w:p>
-      <w:pPr>
-        <w:bidi/>
-      </w:pPr>
-      <w:r>
-        <w:rPr>
-          <w:lang w:val="ar_AE" w:bidi="ar_AE"/>
-        </w:rPr>
-      </w:r>
-      <w:r>
-        <w:rPr>
-          <w:vertAlign w:val="superscript"/>
+    </w:p>
+    <w:p>
+      <w:pPr>
+        <w:bidi/>
+      </w:pPr>
+      <w:r>
+        <w:rPr>
+          <w:rtl/>
+          <w:cs/>
+          <w:lang w:val="ar_AE" w:bidi="ar_AE"/>
+        </w:rPr>
+      </w:r>
+      <w:r>
+        <w:rPr>
+          <w:vertAlign w:val="superscript"/>
+          <w:rtl/>
+          <w:cs/>
           <w:lang w:val="ar_AE" w:bidi="ar_AE"/>
         </w:rPr>
         <w:t>19</w:t>
       </w:r>
       <w:r>
         <w:rPr>
+          <w:rtl/>
+          <w:cs/>
           <w:lang w:val="ar_AE" w:bidi="ar_AE"/>
         </w:rPr>
         <w:t xml:space="preserve"> بِهَذَا الرُّوحِ نَفْسِهِ، ذَهَبَ وَبَشَّرَ الأَرْوَاحَ السَّجِينَةَ.</w:t>
       </w:r>
-      <w:r>
-        <w:rPr>
-          <w:lang w:val="ar_AE" w:bidi="ar_AE"/>
-        </w:rPr>
-      </w:r>
-      <w:r>
-        <w:rPr>
-          <w:lang w:val="ar_AE" w:bidi="ar_AE"/>
-        </w:rPr>
-      </w:r>
-    </w:p>
-    <w:p>
-      <w:pPr>
-        <w:bidi/>
-      </w:pPr>
-      <w:r>
-        <w:rPr>
-          <w:lang w:val="ar_AE" w:bidi="ar_AE"/>
-        </w:rPr>
-      </w:r>
-    </w:p>
-    <w:p>
-      <w:pPr>
-        <w:bidi/>
-      </w:pPr>
-      <w:r>
-        <w:rPr>
-          <w:lang w:val="ar_AE" w:bidi="ar_AE"/>
-        </w:rPr>
-      </w:r>
-      <w:r>
-        <w:rPr>
-          <w:vertAlign w:val="superscript"/>
+    </w:p>
+    <w:p>
+      <w:pPr>
+        <w:bidi/>
+      </w:pPr>
+      <w:r>
+        <w:rPr>
+          <w:rtl/>
+          <w:cs/>
+          <w:lang w:val="ar_AE" w:bidi="ar_AE"/>
+        </w:rPr>
+      </w:r>
+      <w:r>
+        <w:rPr>
+          <w:vertAlign w:val="superscript"/>
+          <w:rtl/>
+          <w:cs/>
           <w:lang w:val="ar_AE" w:bidi="ar_AE"/>
         </w:rPr>
         <w:t>20</w:t>
       </w:r>
       <w:r>
         <w:rPr>
+          <w:rtl/>
+          <w:cs/>
           <w:lang w:val="ar_AE" w:bidi="ar_AE"/>
         </w:rPr>
         <w:t xml:space="preserve"> وَذَلِكَ بَعْدَمَا رَفَضُوا الْبِشَارَةَ فِي أَيَّامِ نُوحٍ، عِنْدَمَا كَانَ اللهُ يَتَأَنَّى صَابِراً طَوَالَ المُدَّةِ الَّتِي كَانَ نُوحٌ يَبْنِي فِيهَا السَّفِينَةَ، الَّتِي نَجَا بِها عَدَدٌ قَلِيلٌ مِنَ النَّاسِ عَبْرَ الْمَاءِ، ثَمَانِيَةُ أَشْخَاصٍ فَقَطْ!</w:t>
       </w:r>
-      <w:r>
-        <w:rPr>
-          <w:lang w:val="ar_AE" w:bidi="ar_AE"/>
-        </w:rPr>
-      </w:r>
-      <w:r>
-        <w:rPr>
-          <w:lang w:val="ar_AE" w:bidi="ar_AE"/>
-        </w:rPr>
-      </w:r>
-    </w:p>
-    <w:p>
-      <w:pPr>
-        <w:bidi/>
-      </w:pPr>
-      <w:r>
-        <w:rPr>
-          <w:lang w:val="ar_AE" w:bidi="ar_AE"/>
-        </w:rPr>
-      </w:r>
-    </w:p>
-    <w:p>
-      <w:pPr>
-        <w:bidi/>
-      </w:pPr>
-      <w:r>
-        <w:rPr>
-          <w:lang w:val="ar_AE" w:bidi="ar_AE"/>
-        </w:rPr>
-      </w:r>
-      <w:r>
-        <w:rPr>
-          <w:vertAlign w:val="superscript"/>
+    </w:p>
+    <w:p>
+      <w:pPr>
+        <w:bidi/>
+      </w:pPr>
+      <w:r>
+        <w:rPr>
+          <w:rtl/>
+          <w:cs/>
+          <w:lang w:val="ar_AE" w:bidi="ar_AE"/>
+        </w:rPr>
+      </w:r>
+      <w:r>
+        <w:rPr>
+          <w:vertAlign w:val="superscript"/>
+          <w:rtl/>
+          <w:cs/>
           <w:lang w:val="ar_AE" w:bidi="ar_AE"/>
         </w:rPr>
         <w:t>21</w:t>
       </w:r>
       <w:r>
         <w:rPr>
+          <w:rtl/>
+          <w:cs/>
           <w:lang w:val="ar_AE" w:bidi="ar_AE"/>
         </w:rPr>
         <w:t xml:space="preserve"> وَعَمَلِيَّةُ النَّجَاةِ هَذِهِ مُصَوَّرَةٌ فِي الْمَعْمُودِيَّةِ الَّتِي لَا نَقْصِدُ بِها أَنْ نَغْتَسِلَ مِنْ أَوْسَاخِ أَجْسَامِنَا، بَلْ هِيَ تَعَهُّدُ ضَمِيرٍ صَالِحٍ أَمَامَ اللهِ بِفَضْلِ قِيَامَةِ يَسُوعَ الْمَسِيحِ،</w:t>
       </w:r>
-      <w:r>
-        <w:rPr>
-          <w:lang w:val="ar_AE" w:bidi="ar_AE"/>
-        </w:rPr>
-      </w:r>
-      <w:r>
-        <w:rPr>
-          <w:lang w:val="ar_AE" w:bidi="ar_AE"/>
-        </w:rPr>
-      </w:r>
-    </w:p>
-    <w:p>
-      <w:pPr>
-        <w:bidi/>
-      </w:pPr>
-      <w:r>
-        <w:rPr>
-          <w:lang w:val="ar_AE" w:bidi="ar_AE"/>
-        </w:rPr>
-      </w:r>
-    </w:p>
-    <w:p>
-      <w:pPr>
-        <w:bidi/>
-      </w:pPr>
-      <w:r>
-        <w:rPr>
-          <w:lang w:val="ar_AE" w:bidi="ar_AE"/>
-        </w:rPr>
-      </w:r>
-      <w:r>
-        <w:rPr>
-          <w:vertAlign w:val="superscript"/>
+    </w:p>
+    <w:p>
+      <w:pPr>
+        <w:bidi/>
+      </w:pPr>
+      <w:r>
+        <w:rPr>
+          <w:rtl/>
+          <w:cs/>
+          <w:lang w:val="ar_AE" w:bidi="ar_AE"/>
+        </w:rPr>
+      </w:r>
+      <w:r>
+        <w:rPr>
+          <w:vertAlign w:val="superscript"/>
+          <w:rtl/>
+          <w:cs/>
           <w:lang w:val="ar_AE" w:bidi="ar_AE"/>
         </w:rPr>
         <w:t>22</w:t>
       </w:r>
       <w:r>
         <w:rPr>
+          <w:rtl/>
+          <w:cs/>
           <w:lang w:val="ar_AE" w:bidi="ar_AE"/>
         </w:rPr>
         <w:t xml:space="preserve"> الَّذِي انْطَلَقَ إِلَى السَّمَاءِ، وَهُوَ الآنَ جَالِسٌ عَنْ يَمِينِ اللهِ؛ وَقَدْ جُعِلَتِ الْمَلائِكَةُ وَالسُّلُطَاتُ وَالْقُوَّاتُ (الرُّوحِيَّةُ) خَاضِعَةً لَهُ!</w:t>
       </w:r>
-      <w:r>
-        <w:rPr>
-          <w:lang w:val="ar_AE" w:bidi="ar_AE"/>
-        </w:rPr>
-      </w:r>
-      <w:r>
-        <w:rPr>
-          <w:lang w:val="ar_AE" w:bidi="ar_AE"/>
-        </w:rPr>
-      </w:r>
-    </w:p>
-    <w:p>
-      <w:pPr>
-        <w:bidi/>
-      </w:pPr>
-      <w:r>
-        <w:rPr>
-          <w:lang w:val="ar_AE" w:bidi="ar_AE"/>
-        </w:rPr>
-      </w:r>
     </w:p>
     <w:p>
       <w:pPr>
@@ -3388,832 +2387,570 @@
       </w:pPr>
       <w:r>
         <w:rPr>
-          <w:lang w:val="ar_AE" w:bidi="ar_AE"/>
-        </w:rPr>
-        <w:t>1 Peter 4:1</w:t>
-      </w:r>
-      <w:r>
-        <w:rPr>
-          <w:lang w:val="ar_AE" w:bidi="ar_AE"/>
-        </w:rPr>
-      </w:r>
-    </w:p>
-    <w:p>
-      <w:pPr>
-        <w:bidi/>
-      </w:pPr>
-      <w:r>
-        <w:rPr>
-          <w:lang w:val="ar_AE" w:bidi="ar_AE"/>
-        </w:rPr>
-      </w:r>
-      <w:r>
-        <w:rPr>
-          <w:vertAlign w:val="superscript"/>
+          <w:rtl/>
+          <w:cs/>
+          <w:lang w:val="ar_AE" w:bidi="ar_AE"/>
+        </w:rPr>
+        <w:t>بطرس الأولى 4:1</w:t>
+      </w:r>
+      <w:r>
+        <w:rPr>
+          <w:rtl/>
+          <w:cs/>
+          <w:lang w:val="ar_AE" w:bidi="ar_AE"/>
+        </w:rPr>
+      </w:r>
+    </w:p>
+    <w:p>
+      <w:pPr>
+        <w:bidi/>
+      </w:pPr>
+      <w:r>
+        <w:rPr>
+          <w:rtl/>
+          <w:cs/>
+          <w:lang w:val="ar_AE" w:bidi="ar_AE"/>
+        </w:rPr>
+      </w:r>
+      <w:r>
+        <w:rPr>
+          <w:vertAlign w:val="superscript"/>
+          <w:rtl/>
+          <w:cs/>
           <w:lang w:val="ar_AE" w:bidi="ar_AE"/>
         </w:rPr>
         <w:t>1</w:t>
       </w:r>
       <w:r>
         <w:rPr>
+          <w:rtl/>
+          <w:cs/>
           <w:lang w:val="ar_AE" w:bidi="ar_AE"/>
         </w:rPr>
         <w:t xml:space="preserve"> فَبِمَا أَنَّ الْمَسِيحَ قَدْ تَحَمَّلَ الآلامَ الْجِسْمِيَّةَ لأَجْلِكُمْ، سَلِّحُوا أَنْفُسَكُمْ بِالاسْتِعْدَادِ دَائِماً لِتَحَمُّلِ الآلامِ. فَإِنَّ مَنْ يَتَحَمَّلُ الآلامَ الْجِسْمِيَّةَ، يَكُونُ قَدْ قَاطَعَ الْخَطِيئَةَ.</w:t>
       </w:r>
-      <w:r>
-        <w:rPr>
-          <w:lang w:val="ar_AE" w:bidi="ar_AE"/>
-        </w:rPr>
-      </w:r>
-      <w:r>
-        <w:rPr>
-          <w:lang w:val="ar_AE" w:bidi="ar_AE"/>
-        </w:rPr>
-      </w:r>
-    </w:p>
-    <w:p>
-      <w:pPr>
-        <w:bidi/>
-      </w:pPr>
-      <w:r>
-        <w:rPr>
-          <w:lang w:val="ar_AE" w:bidi="ar_AE"/>
-        </w:rPr>
-      </w:r>
-    </w:p>
-    <w:p>
-      <w:pPr>
-        <w:bidi/>
-      </w:pPr>
-      <w:r>
-        <w:rPr>
-          <w:lang w:val="ar_AE" w:bidi="ar_AE"/>
-        </w:rPr>
-      </w:r>
-      <w:r>
-        <w:rPr>
-          <w:vertAlign w:val="superscript"/>
+    </w:p>
+    <w:p>
+      <w:pPr>
+        <w:bidi/>
+      </w:pPr>
+      <w:r>
+        <w:rPr>
+          <w:rtl/>
+          <w:cs/>
+          <w:lang w:val="ar_AE" w:bidi="ar_AE"/>
+        </w:rPr>
+      </w:r>
+      <w:r>
+        <w:rPr>
+          <w:vertAlign w:val="superscript"/>
+          <w:rtl/>
+          <w:cs/>
           <w:lang w:val="ar_AE" w:bidi="ar_AE"/>
         </w:rPr>
         <w:t>2</w:t>
       </w:r>
       <w:r>
         <w:rPr>
+          <w:rtl/>
+          <w:cs/>
           <w:lang w:val="ar_AE" w:bidi="ar_AE"/>
         </w:rPr>
         <w:t xml:space="preserve"> وَغَايَتُهُ أَنْ يَعِيشَ بَقِيَّةَ عُمْرِهِ فِي الْجَسَدِ، مُنْقَاداً لَا لِشْهَوَاتِ النَّاسِ، بَلْ لإِرَادَةِ اللهِ.</w:t>
       </w:r>
-      <w:r>
-        <w:rPr>
-          <w:lang w:val="ar_AE" w:bidi="ar_AE"/>
-        </w:rPr>
-      </w:r>
-      <w:r>
-        <w:rPr>
-          <w:lang w:val="ar_AE" w:bidi="ar_AE"/>
-        </w:rPr>
-      </w:r>
-    </w:p>
-    <w:p>
-      <w:pPr>
-        <w:bidi/>
-      </w:pPr>
-      <w:r>
-        <w:rPr>
-          <w:lang w:val="ar_AE" w:bidi="ar_AE"/>
-        </w:rPr>
-      </w:r>
-    </w:p>
-    <w:p>
-      <w:pPr>
-        <w:bidi/>
-      </w:pPr>
-      <w:r>
-        <w:rPr>
-          <w:lang w:val="ar_AE" w:bidi="ar_AE"/>
-        </w:rPr>
-      </w:r>
-      <w:r>
-        <w:rPr>
-          <w:vertAlign w:val="superscript"/>
+    </w:p>
+    <w:p>
+      <w:pPr>
+        <w:bidi/>
+      </w:pPr>
+      <w:r>
+        <w:rPr>
+          <w:rtl/>
+          <w:cs/>
+          <w:lang w:val="ar_AE" w:bidi="ar_AE"/>
+        </w:rPr>
+      </w:r>
+      <w:r>
+        <w:rPr>
+          <w:vertAlign w:val="superscript"/>
+          <w:rtl/>
+          <w:cs/>
           <w:lang w:val="ar_AE" w:bidi="ar_AE"/>
         </w:rPr>
         <w:t>3</w:t>
       </w:r>
       <w:r>
         <w:rPr>
+          <w:rtl/>
+          <w:cs/>
           <w:lang w:val="ar_AE" w:bidi="ar_AE"/>
         </w:rPr>
         <w:t xml:space="preserve"> كَفَاكُمْ ذَلِكَ الزَّمَانُ الْمَاضِي مِنْ حَيَاتِكُمْ، لِتَكُونُوا قَدْ سَلَكْتُمْ سُلُوكَ الْوَثَنِيِّينَ، حِينَ كُنْتُمْ تَعِيشُونَ فِي الدَّعَارَةِ وَالشَّهْوَاتِ وَإِدْمَانِ الْخَمْرِ، وَحَفَلاتِ السُّكْرِ وَالْعَرْبَدَةِ، وَعِبَادَةِ الأَصْنَامِ الْمُحَرَّمَةِ.</w:t>
       </w:r>
-      <w:r>
-        <w:rPr>
-          <w:lang w:val="ar_AE" w:bidi="ar_AE"/>
-        </w:rPr>
-      </w:r>
-      <w:r>
-        <w:rPr>
-          <w:lang w:val="ar_AE" w:bidi="ar_AE"/>
-        </w:rPr>
-      </w:r>
-    </w:p>
-    <w:p>
-      <w:pPr>
-        <w:bidi/>
-      </w:pPr>
-      <w:r>
-        <w:rPr>
-          <w:lang w:val="ar_AE" w:bidi="ar_AE"/>
-        </w:rPr>
-      </w:r>
-    </w:p>
-    <w:p>
-      <w:pPr>
-        <w:bidi/>
-      </w:pPr>
-      <w:r>
-        <w:rPr>
-          <w:lang w:val="ar_AE" w:bidi="ar_AE"/>
-        </w:rPr>
-      </w:r>
-      <w:r>
-        <w:rPr>
-          <w:vertAlign w:val="superscript"/>
+    </w:p>
+    <w:p>
+      <w:pPr>
+        <w:bidi/>
+      </w:pPr>
+      <w:r>
+        <w:rPr>
+          <w:rtl/>
+          <w:cs/>
+          <w:lang w:val="ar_AE" w:bidi="ar_AE"/>
+        </w:rPr>
+      </w:r>
+      <w:r>
+        <w:rPr>
+          <w:vertAlign w:val="superscript"/>
+          <w:rtl/>
+          <w:cs/>
           <w:lang w:val="ar_AE" w:bidi="ar_AE"/>
         </w:rPr>
         <w:t>4</w:t>
       </w:r>
       <w:r>
         <w:rPr>
+          <w:rtl/>
+          <w:cs/>
           <w:lang w:val="ar_AE" w:bidi="ar_AE"/>
         </w:rPr>
         <w:t xml:space="preserve"> وَرِفَاقُكُمْ فِي تِلْكَ الْعِيشَةِ سَابِقاً يَسْتَغْرِبُونَ أَنَّكُمْ لَا تَرْكُضُونَ مَعَهُمْ إِلَى فَيْضِ هذِهِ الْخَلاعَةِ، وَيُجَرِّحُونَ سُمْعَتَكُمْ.</w:t>
       </w:r>
-      <w:r>
-        <w:rPr>
-          <w:lang w:val="ar_AE" w:bidi="ar_AE"/>
-        </w:rPr>
-      </w:r>
-      <w:r>
-        <w:rPr>
-          <w:lang w:val="ar_AE" w:bidi="ar_AE"/>
-        </w:rPr>
-      </w:r>
-    </w:p>
-    <w:p>
-      <w:pPr>
-        <w:bidi/>
-      </w:pPr>
-      <w:r>
-        <w:rPr>
-          <w:lang w:val="ar_AE" w:bidi="ar_AE"/>
-        </w:rPr>
-      </w:r>
-    </w:p>
-    <w:p>
-      <w:pPr>
-        <w:bidi/>
-      </w:pPr>
-      <w:r>
-        <w:rPr>
-          <w:lang w:val="ar_AE" w:bidi="ar_AE"/>
-        </w:rPr>
-      </w:r>
-      <w:r>
-        <w:rPr>
-          <w:vertAlign w:val="superscript"/>
+    </w:p>
+    <w:p>
+      <w:pPr>
+        <w:bidi/>
+      </w:pPr>
+      <w:r>
+        <w:rPr>
+          <w:rtl/>
+          <w:cs/>
+          <w:lang w:val="ar_AE" w:bidi="ar_AE"/>
+        </w:rPr>
+      </w:r>
+      <w:r>
+        <w:rPr>
+          <w:vertAlign w:val="superscript"/>
+          <w:rtl/>
+          <w:cs/>
           <w:lang w:val="ar_AE" w:bidi="ar_AE"/>
         </w:rPr>
         <w:t>5</w:t>
       </w:r>
       <w:r>
         <w:rPr>
+          <w:rtl/>
+          <w:cs/>
           <w:lang w:val="ar_AE" w:bidi="ar_AE"/>
         </w:rPr>
         <w:t xml:space="preserve"> لكِنَّهُمْ سَوْفَ يُؤَدُّونَ الْحِسَابَ أَمَامَ الْمُسْتَعِدِّ أَنْ يَدِينَ الأَحْيَاءَ وَالأَمْوَاتَ.</w:t>
       </w:r>
-      <w:r>
-        <w:rPr>
-          <w:lang w:val="ar_AE" w:bidi="ar_AE"/>
-        </w:rPr>
-      </w:r>
-      <w:r>
-        <w:rPr>
-          <w:lang w:val="ar_AE" w:bidi="ar_AE"/>
-        </w:rPr>
-      </w:r>
-    </w:p>
-    <w:p>
-      <w:pPr>
-        <w:bidi/>
-      </w:pPr>
-      <w:r>
-        <w:rPr>
-          <w:lang w:val="ar_AE" w:bidi="ar_AE"/>
-        </w:rPr>
-      </w:r>
-    </w:p>
-    <w:p>
-      <w:pPr>
-        <w:bidi/>
-      </w:pPr>
-      <w:r>
-        <w:rPr>
-          <w:lang w:val="ar_AE" w:bidi="ar_AE"/>
-        </w:rPr>
-      </w:r>
-      <w:r>
-        <w:rPr>
-          <w:vertAlign w:val="superscript"/>
+    </w:p>
+    <w:p>
+      <w:pPr>
+        <w:bidi/>
+      </w:pPr>
+      <w:r>
+        <w:rPr>
+          <w:rtl/>
+          <w:cs/>
+          <w:lang w:val="ar_AE" w:bidi="ar_AE"/>
+        </w:rPr>
+      </w:r>
+      <w:r>
+        <w:rPr>
+          <w:vertAlign w:val="superscript"/>
+          <w:rtl/>
+          <w:cs/>
           <w:lang w:val="ar_AE" w:bidi="ar_AE"/>
         </w:rPr>
         <w:t>6</w:t>
       </w:r>
       <w:r>
         <w:rPr>
+          <w:rtl/>
+          <w:cs/>
           <w:lang w:val="ar_AE" w:bidi="ar_AE"/>
         </w:rPr>
         <w:t xml:space="preserve"> وَلِهَذَا أُبْلِغَتِ الْبِشَارَةُ إِلَى الأَمْوَاتِ أَيْضاً لِكَيْ يَكُونُوا دَائِماً أَحْيَاءَ بِالرُّوحِ عِنْدَ اللهِ، مَعَ أَنَّ حُكْمَ الْمَوْتِ قَدْ نُفِّذَ بِأَجْسَادِهِمْ، فَمَاتُوا كَغَيْرِهِمْ مِنَ النَّاسِ.</w:t>
       </w:r>
-      <w:r>
-        <w:rPr>
-          <w:lang w:val="ar_AE" w:bidi="ar_AE"/>
-        </w:rPr>
-      </w:r>
-      <w:r>
-        <w:rPr>
-          <w:lang w:val="ar_AE" w:bidi="ar_AE"/>
-        </w:rPr>
-      </w:r>
-    </w:p>
-    <w:p>
-      <w:pPr>
-        <w:bidi/>
-      </w:pPr>
-      <w:r>
-        <w:rPr>
-          <w:lang w:val="ar_AE" w:bidi="ar_AE"/>
-        </w:rPr>
-      </w:r>
-    </w:p>
-    <w:p>
-      <w:pPr>
-        <w:bidi/>
-      </w:pPr>
-      <w:r>
-        <w:rPr>
-          <w:lang w:val="ar_AE" w:bidi="ar_AE"/>
-        </w:rPr>
-      </w:r>
-      <w:r>
-        <w:rPr>
-          <w:vertAlign w:val="superscript"/>
+    </w:p>
+    <w:p>
+      <w:pPr>
+        <w:bidi/>
+      </w:pPr>
+      <w:r>
+        <w:rPr>
+          <w:rtl/>
+          <w:cs/>
+          <w:lang w:val="ar_AE" w:bidi="ar_AE"/>
+        </w:rPr>
+      </w:r>
+      <w:r>
+        <w:rPr>
+          <w:vertAlign w:val="superscript"/>
+          <w:rtl/>
+          <w:cs/>
           <w:lang w:val="ar_AE" w:bidi="ar_AE"/>
         </w:rPr>
         <w:t>7</w:t>
       </w:r>
       <w:r>
         <w:rPr>
+          <w:rtl/>
+          <w:cs/>
           <w:lang w:val="ar_AE" w:bidi="ar_AE"/>
         </w:rPr>
         <w:t xml:space="preserve"> إِنَّ نِهَايَةَ كُلِّ شَيْءٍ قَدْ صَارَتْ قَرِيبَةً. فَتَعَقَّلُوا إِذَنْ، وَكُونُوا مُتَنَبِّهِينَ لِرَفْعِ الصَّلاةِ دَائِماً.</w:t>
       </w:r>
-      <w:r>
-        <w:rPr>
-          <w:lang w:val="ar_AE" w:bidi="ar_AE"/>
-        </w:rPr>
-      </w:r>
-      <w:r>
-        <w:rPr>
-          <w:lang w:val="ar_AE" w:bidi="ar_AE"/>
-        </w:rPr>
-      </w:r>
-    </w:p>
-    <w:p>
-      <w:pPr>
-        <w:bidi/>
-      </w:pPr>
-      <w:r>
-        <w:rPr>
-          <w:lang w:val="ar_AE" w:bidi="ar_AE"/>
-        </w:rPr>
-      </w:r>
-    </w:p>
-    <w:p>
-      <w:pPr>
-        <w:bidi/>
-      </w:pPr>
-      <w:r>
-        <w:rPr>
-          <w:lang w:val="ar_AE" w:bidi="ar_AE"/>
-        </w:rPr>
-      </w:r>
-      <w:r>
-        <w:rPr>
-          <w:vertAlign w:val="superscript"/>
+    </w:p>
+    <w:p>
+      <w:pPr>
+        <w:bidi/>
+      </w:pPr>
+      <w:r>
+        <w:rPr>
+          <w:rtl/>
+          <w:cs/>
+          <w:lang w:val="ar_AE" w:bidi="ar_AE"/>
+        </w:rPr>
+      </w:r>
+      <w:r>
+        <w:rPr>
+          <w:vertAlign w:val="superscript"/>
+          <w:rtl/>
+          <w:cs/>
           <w:lang w:val="ar_AE" w:bidi="ar_AE"/>
         </w:rPr>
         <w:t>8</w:t>
       </w:r>
       <w:r>
         <w:rPr>
+          <w:rtl/>
+          <w:cs/>
           <w:lang w:val="ar_AE" w:bidi="ar_AE"/>
         </w:rPr>
         <w:t xml:space="preserve"> لَكِنَّ أَهَمَّ شَيْءٍ هُوَ أَنْ تُبَادِلُوا بَعْضُكُمْ بَعْضاً الْمَحَبَّةَ الشَّدِيدَةَ. لأَنَّ الْمَحَبَّةَ تَسْتُرُ إِسَاءَاتٍ كَثِيرَةً.</w:t>
       </w:r>
-      <w:r>
-        <w:rPr>
-          <w:lang w:val="ar_AE" w:bidi="ar_AE"/>
-        </w:rPr>
-      </w:r>
-      <w:r>
-        <w:rPr>
-          <w:lang w:val="ar_AE" w:bidi="ar_AE"/>
-        </w:rPr>
-      </w:r>
-    </w:p>
-    <w:p>
-      <w:pPr>
-        <w:bidi/>
-      </w:pPr>
-      <w:r>
-        <w:rPr>
-          <w:lang w:val="ar_AE" w:bidi="ar_AE"/>
-        </w:rPr>
-      </w:r>
-    </w:p>
-    <w:p>
-      <w:pPr>
-        <w:bidi/>
-      </w:pPr>
-      <w:r>
-        <w:rPr>
-          <w:lang w:val="ar_AE" w:bidi="ar_AE"/>
-        </w:rPr>
-      </w:r>
-      <w:r>
-        <w:rPr>
-          <w:vertAlign w:val="superscript"/>
+    </w:p>
+    <w:p>
+      <w:pPr>
+        <w:bidi/>
+      </w:pPr>
+      <w:r>
+        <w:rPr>
+          <w:rtl/>
+          <w:cs/>
+          <w:lang w:val="ar_AE" w:bidi="ar_AE"/>
+        </w:rPr>
+      </w:r>
+      <w:r>
+        <w:rPr>
+          <w:vertAlign w:val="superscript"/>
+          <w:rtl/>
+          <w:cs/>
           <w:lang w:val="ar_AE" w:bidi="ar_AE"/>
         </w:rPr>
         <w:t>9</w:t>
       </w:r>
       <w:r>
         <w:rPr>
+          <w:rtl/>
+          <w:cs/>
           <w:lang w:val="ar_AE" w:bidi="ar_AE"/>
         </w:rPr>
         <w:t xml:space="preserve"> وَمَارِسُوا الضِّيَافَةَ بَعْضُكُمْ نَحْوَ بَعْضٍ بِلا تَذَمُّرٍ.</w:t>
       </w:r>
-      <w:r>
-        <w:rPr>
-          <w:lang w:val="ar_AE" w:bidi="ar_AE"/>
-        </w:rPr>
-      </w:r>
-      <w:r>
-        <w:rPr>
-          <w:lang w:val="ar_AE" w:bidi="ar_AE"/>
-        </w:rPr>
-      </w:r>
-    </w:p>
-    <w:p>
-      <w:pPr>
-        <w:bidi/>
-      </w:pPr>
-      <w:r>
-        <w:rPr>
-          <w:lang w:val="ar_AE" w:bidi="ar_AE"/>
-        </w:rPr>
-      </w:r>
-    </w:p>
-    <w:p>
-      <w:pPr>
-        <w:bidi/>
-      </w:pPr>
-      <w:r>
-        <w:rPr>
-          <w:lang w:val="ar_AE" w:bidi="ar_AE"/>
-        </w:rPr>
-      </w:r>
-      <w:r>
-        <w:rPr>
-          <w:vertAlign w:val="superscript"/>
+    </w:p>
+    <w:p>
+      <w:pPr>
+        <w:bidi/>
+      </w:pPr>
+      <w:r>
+        <w:rPr>
+          <w:rtl/>
+          <w:cs/>
+          <w:lang w:val="ar_AE" w:bidi="ar_AE"/>
+        </w:rPr>
+      </w:r>
+      <w:r>
+        <w:rPr>
+          <w:vertAlign w:val="superscript"/>
+          <w:rtl/>
+          <w:cs/>
           <w:lang w:val="ar_AE" w:bidi="ar_AE"/>
         </w:rPr>
         <w:t>10</w:t>
       </w:r>
       <w:r>
         <w:rPr>
+          <w:rtl/>
+          <w:cs/>
           <w:lang w:val="ar_AE" w:bidi="ar_AE"/>
         </w:rPr>
         <w:t xml:space="preserve"> وَعَلَى كُلِّ وَاحِدٍ مِنْكُمْ أَنْ يَخْدِمَ الآخَرِينَ بِالْمَوْهِبَةِ الَّتِي أَعْطَاهُ اللهُ إِيَّاهَا، بِاعْتِبَارِكُمْ وُكَلاءَ صَالِحِينَ مُؤْتَمَنِينَ عَلَى أَنْوَاعٍ مُتَعَدِّدَةٍ مِنَ الْمَوَاهِبِ الَّتِي يَمْنَحُهَا اللهُ بِالنِّعْمَةِ.</w:t>
       </w:r>
-      <w:r>
-        <w:rPr>
-          <w:lang w:val="ar_AE" w:bidi="ar_AE"/>
-        </w:rPr>
-      </w:r>
-      <w:r>
-        <w:rPr>
-          <w:lang w:val="ar_AE" w:bidi="ar_AE"/>
-        </w:rPr>
-      </w:r>
-    </w:p>
-    <w:p>
-      <w:pPr>
-        <w:bidi/>
-      </w:pPr>
-      <w:r>
-        <w:rPr>
-          <w:lang w:val="ar_AE" w:bidi="ar_AE"/>
-        </w:rPr>
-      </w:r>
-    </w:p>
-    <w:p>
-      <w:pPr>
-        <w:bidi/>
-      </w:pPr>
-      <w:r>
-        <w:rPr>
-          <w:lang w:val="ar_AE" w:bidi="ar_AE"/>
-        </w:rPr>
-      </w:r>
-      <w:r>
-        <w:rPr>
-          <w:vertAlign w:val="superscript"/>
+    </w:p>
+    <w:p>
+      <w:pPr>
+        <w:bidi/>
+      </w:pPr>
+      <w:r>
+        <w:rPr>
+          <w:rtl/>
+          <w:cs/>
+          <w:lang w:val="ar_AE" w:bidi="ar_AE"/>
+        </w:rPr>
+      </w:r>
+      <w:r>
+        <w:rPr>
+          <w:vertAlign w:val="superscript"/>
+          <w:rtl/>
+          <w:cs/>
           <w:lang w:val="ar_AE" w:bidi="ar_AE"/>
         </w:rPr>
         <w:t>11</w:t>
       </w:r>
       <w:r>
         <w:rPr>
+          <w:rtl/>
+          <w:cs/>
           <w:lang w:val="ar_AE" w:bidi="ar_AE"/>
         </w:rPr>
         <w:t xml:space="preserve"> فَمَنْ يَتَكَلَّمُ، عَلَيْهِ أَنْ يَتَكَلَّمَ بِمَا يُوَافِقُ أَقْوَالَ اللهِ؛ وَمَنْ يَخْدِمُ، عَلَيْهِ أَنْ يَخْدِمَ بِمُوجِبِ الْقُوَّةِ الَّتِي يَمْنَحُهَا اللهُ. وَذَلِكَ لِكَيْ يَتَمَجَّدَ اللهُ فِي كُلِّ شَيْءٍ، بِيَسُوعَ الْمَسِيحِ، لَهُ الْمَجْدُ وَالسُّلْطَةُ إِلَى أَبَدِ الآبِدِينَ. آمِينَ!</w:t>
       </w:r>
-      <w:r>
-        <w:rPr>
-          <w:lang w:val="ar_AE" w:bidi="ar_AE"/>
-        </w:rPr>
-      </w:r>
-      <w:r>
-        <w:rPr>
-          <w:lang w:val="ar_AE" w:bidi="ar_AE"/>
-        </w:rPr>
-      </w:r>
-    </w:p>
-    <w:p>
-      <w:pPr>
-        <w:bidi/>
-      </w:pPr>
-      <w:r>
-        <w:rPr>
-          <w:lang w:val="ar_AE" w:bidi="ar_AE"/>
-        </w:rPr>
-      </w:r>
-    </w:p>
-    <w:p>
-      <w:pPr>
-        <w:bidi/>
-      </w:pPr>
-      <w:r>
-        <w:rPr>
-          <w:lang w:val="ar_AE" w:bidi="ar_AE"/>
-        </w:rPr>
-      </w:r>
-      <w:r>
-        <w:rPr>
-          <w:vertAlign w:val="superscript"/>
+    </w:p>
+    <w:p>
+      <w:pPr>
+        <w:bidi/>
+      </w:pPr>
+      <w:r>
+        <w:rPr>
+          <w:rtl/>
+          <w:cs/>
+          <w:lang w:val="ar_AE" w:bidi="ar_AE"/>
+        </w:rPr>
+      </w:r>
+      <w:r>
+        <w:rPr>
+          <w:vertAlign w:val="superscript"/>
+          <w:rtl/>
+          <w:cs/>
           <w:lang w:val="ar_AE" w:bidi="ar_AE"/>
         </w:rPr>
         <w:t>12</w:t>
       </w:r>
       <w:r>
         <w:rPr>
+          <w:rtl/>
+          <w:cs/>
           <w:lang w:val="ar_AE" w:bidi="ar_AE"/>
         </w:rPr>
         <w:t xml:space="preserve"> أَيُّهَا الأَحِبَّاءُ، لَا تَسْتَغْرِبُوا نَارَ الاضْطِهَادِ الْمُشْتَعِلَةَ عِنْدَكُمْ لاِخْتِبَارِكُمْ وَكَأَنَّ أَمْراً غَرِيباً قَدْ أَصَابَكُمْ!</w:t>
       </w:r>
-      <w:r>
-        <w:rPr>
-          <w:lang w:val="ar_AE" w:bidi="ar_AE"/>
-        </w:rPr>
-      </w:r>
-      <w:r>
-        <w:rPr>
-          <w:lang w:val="ar_AE" w:bidi="ar_AE"/>
-        </w:rPr>
-      </w:r>
-    </w:p>
-    <w:p>
-      <w:pPr>
-        <w:bidi/>
-      </w:pPr>
-      <w:r>
-        <w:rPr>
-          <w:lang w:val="ar_AE" w:bidi="ar_AE"/>
-        </w:rPr>
-      </w:r>
-    </w:p>
-    <w:p>
-      <w:pPr>
-        <w:bidi/>
-      </w:pPr>
-      <w:r>
-        <w:rPr>
-          <w:lang w:val="ar_AE" w:bidi="ar_AE"/>
-        </w:rPr>
-      </w:r>
-      <w:r>
-        <w:rPr>
-          <w:vertAlign w:val="superscript"/>
+    </w:p>
+    <w:p>
+      <w:pPr>
+        <w:bidi/>
+      </w:pPr>
+      <w:r>
+        <w:rPr>
+          <w:rtl/>
+          <w:cs/>
+          <w:lang w:val="ar_AE" w:bidi="ar_AE"/>
+        </w:rPr>
+      </w:r>
+      <w:r>
+        <w:rPr>
+          <w:vertAlign w:val="superscript"/>
+          <w:rtl/>
+          <w:cs/>
           <w:lang w:val="ar_AE" w:bidi="ar_AE"/>
         </w:rPr>
         <w:t>13</w:t>
       </w:r>
       <w:r>
         <w:rPr>
+          <w:rtl/>
+          <w:cs/>
           <w:lang w:val="ar_AE" w:bidi="ar_AE"/>
         </w:rPr>
         <w:t xml:space="preserve"> وَإِنَّمَا افْرَحُوا: لأَنَّكُمْ كَمَا تُشَارِكُونَ الْمَسِيحَ فِي الآلامِ الآنَ، لابُدَّ أَنْ تَفْرَحُوا بِمُشَارَكَتِهِ فِي الابْتِهَاجِ عِنْدَ ظُهُورِ مَجْدِهِ.</w:t>
       </w:r>
-      <w:r>
-        <w:rPr>
-          <w:lang w:val="ar_AE" w:bidi="ar_AE"/>
-        </w:rPr>
-      </w:r>
-      <w:r>
-        <w:rPr>
-          <w:lang w:val="ar_AE" w:bidi="ar_AE"/>
-        </w:rPr>
-      </w:r>
-    </w:p>
-    <w:p>
-      <w:pPr>
-        <w:bidi/>
-      </w:pPr>
-      <w:r>
-        <w:rPr>
-          <w:lang w:val="ar_AE" w:bidi="ar_AE"/>
-        </w:rPr>
-      </w:r>
-    </w:p>
-    <w:p>
-      <w:pPr>
-        <w:bidi/>
-      </w:pPr>
-      <w:r>
-        <w:rPr>
-          <w:lang w:val="ar_AE" w:bidi="ar_AE"/>
-        </w:rPr>
-      </w:r>
-      <w:r>
-        <w:rPr>
-          <w:vertAlign w:val="superscript"/>
+    </w:p>
+    <w:p>
+      <w:pPr>
+        <w:bidi/>
+      </w:pPr>
+      <w:r>
+        <w:rPr>
+          <w:rtl/>
+          <w:cs/>
+          <w:lang w:val="ar_AE" w:bidi="ar_AE"/>
+        </w:rPr>
+      </w:r>
+      <w:r>
+        <w:rPr>
+          <w:vertAlign w:val="superscript"/>
+          <w:rtl/>
+          <w:cs/>
           <w:lang w:val="ar_AE" w:bidi="ar_AE"/>
         </w:rPr>
         <w:t>14</w:t>
       </w:r>
       <w:r>
         <w:rPr>
+          <w:rtl/>
+          <w:cs/>
           <w:lang w:val="ar_AE" w:bidi="ar_AE"/>
         </w:rPr>
         <w:t xml:space="preserve"> فَإِذَا لَحِقَتْكُمُ الإِهَانَةُ لأَنَّكُمْ تَحْمِلُونَ اسْمَ الْمَسِيحِ، فَطُوبَى لَكُمْ! لأَنَّ رُوحَ الْمَجْدِ، أَيْ رُوحَ اللهِ، يَسْتَقِرُّ عَلَيْكُمْ.</w:t>
       </w:r>
-      <w:r>
-        <w:rPr>
-          <w:lang w:val="ar_AE" w:bidi="ar_AE"/>
-        </w:rPr>
-      </w:r>
-      <w:r>
-        <w:rPr>
-          <w:lang w:val="ar_AE" w:bidi="ar_AE"/>
-        </w:rPr>
-      </w:r>
-    </w:p>
-    <w:p>
-      <w:pPr>
-        <w:bidi/>
-      </w:pPr>
-      <w:r>
-        <w:rPr>
-          <w:lang w:val="ar_AE" w:bidi="ar_AE"/>
-        </w:rPr>
-      </w:r>
-    </w:p>
-    <w:p>
-      <w:pPr>
-        <w:bidi/>
-      </w:pPr>
-      <w:r>
-        <w:rPr>
-          <w:lang w:val="ar_AE" w:bidi="ar_AE"/>
-        </w:rPr>
-      </w:r>
-      <w:r>
-        <w:rPr>
-          <w:vertAlign w:val="superscript"/>
+    </w:p>
+    <w:p>
+      <w:pPr>
+        <w:bidi/>
+      </w:pPr>
+      <w:r>
+        <w:rPr>
+          <w:rtl/>
+          <w:cs/>
+          <w:lang w:val="ar_AE" w:bidi="ar_AE"/>
+        </w:rPr>
+      </w:r>
+      <w:r>
+        <w:rPr>
+          <w:vertAlign w:val="superscript"/>
+          <w:rtl/>
+          <w:cs/>
           <w:lang w:val="ar_AE" w:bidi="ar_AE"/>
         </w:rPr>
         <w:t>15</w:t>
       </w:r>
       <w:r>
         <w:rPr>
+          <w:rtl/>
+          <w:cs/>
           <w:lang w:val="ar_AE" w:bidi="ar_AE"/>
         </w:rPr>
         <w:t xml:space="preserve"> لَا يَكُنْ بَيْنَكُمْ مَنْ يَتَأَلَّمُ عِقَاباً عَلَى شَرٍّ ارْتَكَبَهُ: كَالْقَتْلِ أَوِ السَّرِقَةِ، أَوْ غَيْرِهِمَا مِنَ الْجَرَائِمِ، أَوِ التَّدَخُّلِ فِي شُؤُونِ الآخَرِينَ.</w:t>
       </w:r>
-      <w:r>
-        <w:rPr>
-          <w:lang w:val="ar_AE" w:bidi="ar_AE"/>
-        </w:rPr>
-      </w:r>
-      <w:r>
-        <w:rPr>
-          <w:lang w:val="ar_AE" w:bidi="ar_AE"/>
-        </w:rPr>
-      </w:r>
-    </w:p>
-    <w:p>
-      <w:pPr>
-        <w:bidi/>
-      </w:pPr>
-      <w:r>
-        <w:rPr>
-          <w:lang w:val="ar_AE" w:bidi="ar_AE"/>
-        </w:rPr>
-      </w:r>
-    </w:p>
-    <w:p>
-      <w:pPr>
-        <w:bidi/>
-      </w:pPr>
-      <w:r>
-        <w:rPr>
-          <w:lang w:val="ar_AE" w:bidi="ar_AE"/>
-        </w:rPr>
-      </w:r>
-      <w:r>
-        <w:rPr>
-          <w:vertAlign w:val="superscript"/>
+    </w:p>
+    <w:p>
+      <w:pPr>
+        <w:bidi/>
+      </w:pPr>
+      <w:r>
+        <w:rPr>
+          <w:rtl/>
+          <w:cs/>
+          <w:lang w:val="ar_AE" w:bidi="ar_AE"/>
+        </w:rPr>
+      </w:r>
+      <w:r>
+        <w:rPr>
+          <w:vertAlign w:val="superscript"/>
+          <w:rtl/>
+          <w:cs/>
           <w:lang w:val="ar_AE" w:bidi="ar_AE"/>
         </w:rPr>
         <w:t>16</w:t>
       </w:r>
       <w:r>
         <w:rPr>
+          <w:rtl/>
+          <w:cs/>
           <w:lang w:val="ar_AE" w:bidi="ar_AE"/>
         </w:rPr>
         <w:t xml:space="preserve"> وَلَكِنْ إِنْ تَأَلَّمَ أَحَدُكُمْ لأَنَّهُ «مَسِيحِيٌّ»، فَعَلَيْهِ أَلّا يَخْجَلَ، بَلْ أَنْ يُمَجِّدَ اللهَ لأَجْلِ هَذَا الاِسْمِ!</w:t>
       </w:r>
-      <w:r>
-        <w:rPr>
-          <w:lang w:val="ar_AE" w:bidi="ar_AE"/>
-        </w:rPr>
-      </w:r>
-      <w:r>
-        <w:rPr>
-          <w:lang w:val="ar_AE" w:bidi="ar_AE"/>
-        </w:rPr>
-      </w:r>
-    </w:p>
-    <w:p>
-      <w:pPr>
-        <w:bidi/>
-      </w:pPr>
-      <w:r>
-        <w:rPr>
-          <w:lang w:val="ar_AE" w:bidi="ar_AE"/>
-        </w:rPr>
-      </w:r>
-    </w:p>
-    <w:p>
-      <w:pPr>
-        <w:bidi/>
-      </w:pPr>
-      <w:r>
-        <w:rPr>
-          <w:lang w:val="ar_AE" w:bidi="ar_AE"/>
-        </w:rPr>
-      </w:r>
-      <w:r>
-        <w:rPr>
-          <w:vertAlign w:val="superscript"/>
+    </w:p>
+    <w:p>
+      <w:pPr>
+        <w:bidi/>
+      </w:pPr>
+      <w:r>
+        <w:rPr>
+          <w:rtl/>
+          <w:cs/>
+          <w:lang w:val="ar_AE" w:bidi="ar_AE"/>
+        </w:rPr>
+      </w:r>
+      <w:r>
+        <w:rPr>
+          <w:vertAlign w:val="superscript"/>
+          <w:rtl/>
+          <w:cs/>
           <w:lang w:val="ar_AE" w:bidi="ar_AE"/>
         </w:rPr>
         <w:t>17</w:t>
       </w:r>
       <w:r>
         <w:rPr>
+          <w:rtl/>
+          <w:cs/>
           <w:lang w:val="ar_AE" w:bidi="ar_AE"/>
         </w:rPr>
         <w:t xml:space="preserve"> حَقّاً إِنَّ الْوَقْتَ قَدْ حَانَ لِيَبْتَدِئَ الْقَضَاءُ بِأَهْلِ بَيْتِ اللهِ. فَإِنْ كَانَ الْقَضَاءُ يَبْدَأُ بِنَا أَوَّلاً، فَمَا مَصِيرُ الَّذِينَ لَا يُؤْمِنُونَ بِإِنْجِيلِ اللهِ؟</w:t>
       </w:r>
-      <w:r>
-        <w:rPr>
-          <w:lang w:val="ar_AE" w:bidi="ar_AE"/>
-        </w:rPr>
-      </w:r>
-      <w:r>
-        <w:rPr>
-          <w:lang w:val="ar_AE" w:bidi="ar_AE"/>
-        </w:rPr>
-      </w:r>
-    </w:p>
-    <w:p>
-      <w:pPr>
-        <w:bidi/>
-      </w:pPr>
-      <w:r>
-        <w:rPr>
-          <w:lang w:val="ar_AE" w:bidi="ar_AE"/>
-        </w:rPr>
-      </w:r>
-    </w:p>
-    <w:p>
-      <w:pPr>
-        <w:bidi/>
-      </w:pPr>
-      <w:r>
-        <w:rPr>
-          <w:lang w:val="ar_AE" w:bidi="ar_AE"/>
-        </w:rPr>
-      </w:r>
-      <w:r>
-        <w:rPr>
-          <w:vertAlign w:val="superscript"/>
+    </w:p>
+    <w:p>
+      <w:pPr>
+        <w:bidi/>
+      </w:pPr>
+      <w:r>
+        <w:rPr>
+          <w:rtl/>
+          <w:cs/>
+          <w:lang w:val="ar_AE" w:bidi="ar_AE"/>
+        </w:rPr>
+      </w:r>
+      <w:r>
+        <w:rPr>
+          <w:vertAlign w:val="superscript"/>
+          <w:rtl/>
+          <w:cs/>
           <w:lang w:val="ar_AE" w:bidi="ar_AE"/>
         </w:rPr>
         <w:t>18</w:t>
       </w:r>
       <w:r>
         <w:rPr>
+          <w:rtl/>
+          <w:cs/>
           <w:lang w:val="ar_AE" w:bidi="ar_AE"/>
         </w:rPr>
         <w:t xml:space="preserve"> وَإِنْ كَانَ الْبَارُّ يَخْلُصُ بِجَهْدٍ، فَمَاذَا يَحْدُثُ لِلشِّرِّيرِ وَالْخَاطِئِ؟</w:t>
       </w:r>
-      <w:r>
-        <w:rPr>
-          <w:lang w:val="ar_AE" w:bidi="ar_AE"/>
-        </w:rPr>
-      </w:r>
-      <w:r>
-        <w:rPr>
-          <w:lang w:val="ar_AE" w:bidi="ar_AE"/>
-        </w:rPr>
-      </w:r>
-    </w:p>
-    <w:p>
-      <w:pPr>
-        <w:bidi/>
-      </w:pPr>
-      <w:r>
-        <w:rPr>
-          <w:lang w:val="ar_AE" w:bidi="ar_AE"/>
-        </w:rPr>
-      </w:r>
-    </w:p>
-    <w:p>
-      <w:pPr>
-        <w:bidi/>
-      </w:pPr>
-      <w:r>
-        <w:rPr>
-          <w:lang w:val="ar_AE" w:bidi="ar_AE"/>
-        </w:rPr>
-      </w:r>
-      <w:r>
-        <w:rPr>
-          <w:vertAlign w:val="superscript"/>
+    </w:p>
+    <w:p>
+      <w:pPr>
+        <w:bidi/>
+      </w:pPr>
+      <w:r>
+        <w:rPr>
+          <w:rtl/>
+          <w:cs/>
+          <w:lang w:val="ar_AE" w:bidi="ar_AE"/>
+        </w:rPr>
+      </w:r>
+      <w:r>
+        <w:rPr>
+          <w:vertAlign w:val="superscript"/>
+          <w:rtl/>
+          <w:cs/>
           <w:lang w:val="ar_AE" w:bidi="ar_AE"/>
         </w:rPr>
         <w:t>19</w:t>
       </w:r>
       <w:r>
         <w:rPr>
+          <w:rtl/>
+          <w:cs/>
           <w:lang w:val="ar_AE" w:bidi="ar_AE"/>
         </w:rPr>
         <w:t xml:space="preserve"> إِذَنْ، عَلَى الَّذِينَ يَتَأَلَّمُونَ وَفْقاً لإِرَادَةِ اللهِ، أَنْ يُسَلِّمُوا أَنْفُسَهُمْ لِلْخَالِقِ الأَمِينِ، وَيُوَاظِبُوا عَلَى عَمَلِ الصَّلاحِ!</w:t>
       </w:r>
-      <w:r>
-        <w:rPr>
-          <w:lang w:val="ar_AE" w:bidi="ar_AE"/>
-        </w:rPr>
-      </w:r>
-      <w:r>
-        <w:rPr>
-          <w:lang w:val="ar_AE" w:bidi="ar_AE"/>
-        </w:rPr>
-      </w:r>
-    </w:p>
-    <w:p>
-      <w:pPr>
-        <w:bidi/>
-      </w:pPr>
-      <w:r>
-        <w:rPr>
-          <w:lang w:val="ar_AE" w:bidi="ar_AE"/>
-        </w:rPr>
-      </w:r>
     </w:p>
     <w:p>
       <w:pPr>
@@ -4222,606 +2959,424 @@
       </w:pPr>
       <w:r>
         <w:rPr>
-          <w:lang w:val="ar_AE" w:bidi="ar_AE"/>
-        </w:rPr>
-        <w:t>1 Peter 5:1</w:t>
-      </w:r>
-      <w:r>
-        <w:rPr>
-          <w:lang w:val="ar_AE" w:bidi="ar_AE"/>
-        </w:rPr>
-      </w:r>
-    </w:p>
-    <w:p>
-      <w:pPr>
-        <w:bidi/>
-      </w:pPr>
-      <w:r>
-        <w:rPr>
-          <w:lang w:val="ar_AE" w:bidi="ar_AE"/>
-        </w:rPr>
-      </w:r>
-      <w:r>
-        <w:rPr>
-          <w:vertAlign w:val="superscript"/>
+          <w:rtl/>
+          <w:cs/>
+          <w:lang w:val="ar_AE" w:bidi="ar_AE"/>
+        </w:rPr>
+        <w:t>بطرس الأولى 5:1</w:t>
+      </w:r>
+      <w:r>
+        <w:rPr>
+          <w:rtl/>
+          <w:cs/>
+          <w:lang w:val="ar_AE" w:bidi="ar_AE"/>
+        </w:rPr>
+      </w:r>
+    </w:p>
+    <w:p>
+      <w:pPr>
+        <w:bidi/>
+      </w:pPr>
+      <w:r>
+        <w:rPr>
+          <w:rtl/>
+          <w:cs/>
+          <w:lang w:val="ar_AE" w:bidi="ar_AE"/>
+        </w:rPr>
+      </w:r>
+      <w:r>
+        <w:rPr>
+          <w:vertAlign w:val="superscript"/>
+          <w:rtl/>
+          <w:cs/>
           <w:lang w:val="ar_AE" w:bidi="ar_AE"/>
         </w:rPr>
         <w:t>1</w:t>
       </w:r>
       <w:r>
         <w:rPr>
+          <w:rtl/>
+          <w:cs/>
           <w:lang w:val="ar_AE" w:bidi="ar_AE"/>
         </w:rPr>
         <w:t xml:space="preserve"> وَهَذِهِ وَصِيَّتِي إِلَى الشُّيُوخِ الَّذِينَ بَيْنَكُمْ، بِصِفَتِي شَيْخاً رَفِيقاً لَهُمْ، وَشَاهِداً لِآلامِ الْمَسِيحِ، وَشَرِيكاً فِي الْمَجْدِ الَّذِي سَيَتَجَلَّى:</w:t>
       </w:r>
-      <w:r>
-        <w:rPr>
-          <w:lang w:val="ar_AE" w:bidi="ar_AE"/>
-        </w:rPr>
-      </w:r>
-      <w:r>
-        <w:rPr>
-          <w:lang w:val="ar_AE" w:bidi="ar_AE"/>
-        </w:rPr>
-      </w:r>
-    </w:p>
-    <w:p>
-      <w:pPr>
-        <w:bidi/>
-      </w:pPr>
-      <w:r>
-        <w:rPr>
-          <w:lang w:val="ar_AE" w:bidi="ar_AE"/>
-        </w:rPr>
-      </w:r>
-    </w:p>
-    <w:p>
-      <w:pPr>
-        <w:bidi/>
-      </w:pPr>
-      <w:r>
-        <w:rPr>
-          <w:lang w:val="ar_AE" w:bidi="ar_AE"/>
-        </w:rPr>
-      </w:r>
-      <w:r>
-        <w:rPr>
-          <w:vertAlign w:val="superscript"/>
+    </w:p>
+    <w:p>
+      <w:pPr>
+        <w:bidi/>
+      </w:pPr>
+      <w:r>
+        <w:rPr>
+          <w:rtl/>
+          <w:cs/>
+          <w:lang w:val="ar_AE" w:bidi="ar_AE"/>
+        </w:rPr>
+      </w:r>
+      <w:r>
+        <w:rPr>
+          <w:vertAlign w:val="superscript"/>
+          <w:rtl/>
+          <w:cs/>
           <w:lang w:val="ar_AE" w:bidi="ar_AE"/>
         </w:rPr>
         <w:t>2</w:t>
       </w:r>
       <w:r>
         <w:rPr>
+          <w:rtl/>
+          <w:cs/>
           <w:lang w:val="ar_AE" w:bidi="ar_AE"/>
         </w:rPr>
         <w:t xml:space="preserve"> ارْعَوْا قَطِيعَ اللهِ الَّذِي بَيْنَكُمْ، كَحُرَّاسٍ لَهُ، لَا بِدَافِعِ الْوَاجِبِ، بَلْ بِدَافِعِ التَّطَوُّعِ، كَمَا يُرِيدُ اللهُ، وَلا رَغْبَةً فِي الرِّبْحِ الدَّنِيءِ، بَلْ رَغْبَةً فِي الْخِدْمَةِ بِنَشَاطٍ.</w:t>
       </w:r>
-      <w:r>
-        <w:rPr>
-          <w:lang w:val="ar_AE" w:bidi="ar_AE"/>
-        </w:rPr>
-      </w:r>
-      <w:r>
-        <w:rPr>
-          <w:lang w:val="ar_AE" w:bidi="ar_AE"/>
-        </w:rPr>
-      </w:r>
-    </w:p>
-    <w:p>
-      <w:pPr>
-        <w:bidi/>
-      </w:pPr>
-      <w:r>
-        <w:rPr>
-          <w:lang w:val="ar_AE" w:bidi="ar_AE"/>
-        </w:rPr>
-      </w:r>
-    </w:p>
-    <w:p>
-      <w:pPr>
-        <w:bidi/>
-      </w:pPr>
-      <w:r>
-        <w:rPr>
-          <w:lang w:val="ar_AE" w:bidi="ar_AE"/>
-        </w:rPr>
-      </w:r>
-      <w:r>
-        <w:rPr>
-          <w:vertAlign w:val="superscript"/>
+    </w:p>
+    <w:p>
+      <w:pPr>
+        <w:bidi/>
+      </w:pPr>
+      <w:r>
+        <w:rPr>
+          <w:rtl/>
+          <w:cs/>
+          <w:lang w:val="ar_AE" w:bidi="ar_AE"/>
+        </w:rPr>
+      </w:r>
+      <w:r>
+        <w:rPr>
+          <w:vertAlign w:val="superscript"/>
+          <w:rtl/>
+          <w:cs/>
           <w:lang w:val="ar_AE" w:bidi="ar_AE"/>
         </w:rPr>
         <w:t>3</w:t>
       </w:r>
       <w:r>
         <w:rPr>
+          <w:rtl/>
+          <w:cs/>
           <w:lang w:val="ar_AE" w:bidi="ar_AE"/>
         </w:rPr>
         <w:t xml:space="preserve"> لَا تَتَسَلَّطُوا عَلَى الْقَطِيعِ الَّذِي وَضَعَهُ اللهُ أَمَانَةً بَيْنَ أَيْدِيكُمْ، بَلْ كُونُوا قُدْوَةً لَهُ.</w:t>
       </w:r>
-      <w:r>
-        <w:rPr>
-          <w:lang w:val="ar_AE" w:bidi="ar_AE"/>
-        </w:rPr>
-      </w:r>
-      <w:r>
-        <w:rPr>
-          <w:lang w:val="ar_AE" w:bidi="ar_AE"/>
-        </w:rPr>
-      </w:r>
-    </w:p>
-    <w:p>
-      <w:pPr>
-        <w:bidi/>
-      </w:pPr>
-      <w:r>
-        <w:rPr>
-          <w:lang w:val="ar_AE" w:bidi="ar_AE"/>
-        </w:rPr>
-      </w:r>
-    </w:p>
-    <w:p>
-      <w:pPr>
-        <w:bidi/>
-      </w:pPr>
-      <w:r>
-        <w:rPr>
-          <w:lang w:val="ar_AE" w:bidi="ar_AE"/>
-        </w:rPr>
-      </w:r>
-      <w:r>
-        <w:rPr>
-          <w:vertAlign w:val="superscript"/>
+    </w:p>
+    <w:p>
+      <w:pPr>
+        <w:bidi/>
+      </w:pPr>
+      <w:r>
+        <w:rPr>
+          <w:rtl/>
+          <w:cs/>
+          <w:lang w:val="ar_AE" w:bidi="ar_AE"/>
+        </w:rPr>
+      </w:r>
+      <w:r>
+        <w:rPr>
+          <w:vertAlign w:val="superscript"/>
+          <w:rtl/>
+          <w:cs/>
           <w:lang w:val="ar_AE" w:bidi="ar_AE"/>
         </w:rPr>
         <w:t>4</w:t>
       </w:r>
       <w:r>
         <w:rPr>
+          <w:rtl/>
+          <w:cs/>
           <w:lang w:val="ar_AE" w:bidi="ar_AE"/>
         </w:rPr>
         <w:t xml:space="preserve"> وَعِنْدَمَا يَظْهَرُ رَئِيسُ الرُّعَاةِ، تَنَالُونَ إِكْلِيلَ الْمَجْدِ الَّذِي لَا يَفْنَى.</w:t>
       </w:r>
-      <w:r>
-        <w:rPr>
-          <w:lang w:val="ar_AE" w:bidi="ar_AE"/>
-        </w:rPr>
-      </w:r>
-      <w:r>
-        <w:rPr>
-          <w:lang w:val="ar_AE" w:bidi="ar_AE"/>
-        </w:rPr>
-      </w:r>
-    </w:p>
-    <w:p>
-      <w:pPr>
-        <w:bidi/>
-      </w:pPr>
-      <w:r>
-        <w:rPr>
-          <w:lang w:val="ar_AE" w:bidi="ar_AE"/>
-        </w:rPr>
-      </w:r>
-    </w:p>
-    <w:p>
-      <w:pPr>
-        <w:bidi/>
-      </w:pPr>
-      <w:r>
-        <w:rPr>
-          <w:lang w:val="ar_AE" w:bidi="ar_AE"/>
-        </w:rPr>
-      </w:r>
-      <w:r>
-        <w:rPr>
-          <w:vertAlign w:val="superscript"/>
+    </w:p>
+    <w:p>
+      <w:pPr>
+        <w:bidi/>
+      </w:pPr>
+      <w:r>
+        <w:rPr>
+          <w:rtl/>
+          <w:cs/>
+          <w:lang w:val="ar_AE" w:bidi="ar_AE"/>
+        </w:rPr>
+      </w:r>
+      <w:r>
+        <w:rPr>
+          <w:vertAlign w:val="superscript"/>
+          <w:rtl/>
+          <w:cs/>
           <w:lang w:val="ar_AE" w:bidi="ar_AE"/>
         </w:rPr>
         <w:t>5</w:t>
       </w:r>
       <w:r>
         <w:rPr>
+          <w:rtl/>
+          <w:cs/>
           <w:lang w:val="ar_AE" w:bidi="ar_AE"/>
         </w:rPr>
         <w:t xml:space="preserve"> كَذَلِكَ، أَيُّهَا الشَّبَابُ، اخْضَعُوا لِلشُّيُوخِ. الْبَسُوا جَمِيعاً ثَوْبَ التَّوَاضُعِ فِي مُعَامَلَتِكُمْ بَعْضِكُمْ لِبَعْضٍ. لأَنَّ اللهَ يُقَاوِمُ الْمُتَكَبِّرِينَ، وَلَكِنَّهُ يُعْطِي الْمُتَوَاضِعِينَ نِعْمَةً.</w:t>
       </w:r>
-      <w:r>
-        <w:rPr>
-          <w:lang w:val="ar_AE" w:bidi="ar_AE"/>
-        </w:rPr>
-      </w:r>
-      <w:r>
-        <w:rPr>
-          <w:lang w:val="ar_AE" w:bidi="ar_AE"/>
-        </w:rPr>
-      </w:r>
-    </w:p>
-    <w:p>
-      <w:pPr>
-        <w:bidi/>
-      </w:pPr>
-      <w:r>
-        <w:rPr>
-          <w:lang w:val="ar_AE" w:bidi="ar_AE"/>
-        </w:rPr>
-      </w:r>
-    </w:p>
-    <w:p>
-      <w:pPr>
-        <w:bidi/>
-      </w:pPr>
-      <w:r>
-        <w:rPr>
-          <w:lang w:val="ar_AE" w:bidi="ar_AE"/>
-        </w:rPr>
-      </w:r>
-      <w:r>
-        <w:rPr>
-          <w:vertAlign w:val="superscript"/>
+    </w:p>
+    <w:p>
+      <w:pPr>
+        <w:bidi/>
+      </w:pPr>
+      <w:r>
+        <w:rPr>
+          <w:rtl/>
+          <w:cs/>
+          <w:lang w:val="ar_AE" w:bidi="ar_AE"/>
+        </w:rPr>
+      </w:r>
+      <w:r>
+        <w:rPr>
+          <w:vertAlign w:val="superscript"/>
+          <w:rtl/>
+          <w:cs/>
           <w:lang w:val="ar_AE" w:bidi="ar_AE"/>
         </w:rPr>
         <w:t>6</w:t>
       </w:r>
       <w:r>
         <w:rPr>
+          <w:rtl/>
+          <w:cs/>
           <w:lang w:val="ar_AE" w:bidi="ar_AE"/>
         </w:rPr>
         <w:t xml:space="preserve"> إِذَنْ، تَوَاضَعُوا تَحْتَ يَدِ اللهِ القَدِيرَةِ لِكَيْ يَرْفَعَكُمْ عِنْدَمَا يَحِينُ الْوَقْتُ،</w:t>
       </w:r>
-      <w:r>
-        <w:rPr>
-          <w:lang w:val="ar_AE" w:bidi="ar_AE"/>
-        </w:rPr>
-      </w:r>
-      <w:r>
-        <w:rPr>
-          <w:lang w:val="ar_AE" w:bidi="ar_AE"/>
-        </w:rPr>
-      </w:r>
-    </w:p>
-    <w:p>
-      <w:pPr>
-        <w:bidi/>
-      </w:pPr>
-      <w:r>
-        <w:rPr>
-          <w:lang w:val="ar_AE" w:bidi="ar_AE"/>
-        </w:rPr>
-      </w:r>
-    </w:p>
-    <w:p>
-      <w:pPr>
-        <w:bidi/>
-      </w:pPr>
-      <w:r>
-        <w:rPr>
-          <w:lang w:val="ar_AE" w:bidi="ar_AE"/>
-        </w:rPr>
-      </w:r>
-      <w:r>
-        <w:rPr>
-          <w:vertAlign w:val="superscript"/>
+    </w:p>
+    <w:p>
+      <w:pPr>
+        <w:bidi/>
+      </w:pPr>
+      <w:r>
+        <w:rPr>
+          <w:rtl/>
+          <w:cs/>
+          <w:lang w:val="ar_AE" w:bidi="ar_AE"/>
+        </w:rPr>
+      </w:r>
+      <w:r>
+        <w:rPr>
+          <w:vertAlign w:val="superscript"/>
+          <w:rtl/>
+          <w:cs/>
           <w:lang w:val="ar_AE" w:bidi="ar_AE"/>
         </w:rPr>
         <w:t>7</w:t>
       </w:r>
       <w:r>
         <w:rPr>
+          <w:rtl/>
+          <w:cs/>
           <w:lang w:val="ar_AE" w:bidi="ar_AE"/>
         </w:rPr>
         <w:t xml:space="preserve"> وَاطْرَحُوا عَلَيْهِ ثِقْلَ هُمُومِكُمْ كُلِّهَا، لأَنَّهُ هُوَ يَعْتَنِي بِكُمْ.</w:t>
       </w:r>
-      <w:r>
-        <w:rPr>
-          <w:lang w:val="ar_AE" w:bidi="ar_AE"/>
-        </w:rPr>
-      </w:r>
-      <w:r>
-        <w:rPr>
-          <w:lang w:val="ar_AE" w:bidi="ar_AE"/>
-        </w:rPr>
-      </w:r>
-    </w:p>
-    <w:p>
-      <w:pPr>
-        <w:bidi/>
-      </w:pPr>
-      <w:r>
-        <w:rPr>
-          <w:lang w:val="ar_AE" w:bidi="ar_AE"/>
-        </w:rPr>
-      </w:r>
-    </w:p>
-    <w:p>
-      <w:pPr>
-        <w:bidi/>
-      </w:pPr>
-      <w:r>
-        <w:rPr>
-          <w:lang w:val="ar_AE" w:bidi="ar_AE"/>
-        </w:rPr>
-      </w:r>
-      <w:r>
-        <w:rPr>
-          <w:vertAlign w:val="superscript"/>
+    </w:p>
+    <w:p>
+      <w:pPr>
+        <w:bidi/>
+      </w:pPr>
+      <w:r>
+        <w:rPr>
+          <w:rtl/>
+          <w:cs/>
+          <w:lang w:val="ar_AE" w:bidi="ar_AE"/>
+        </w:rPr>
+      </w:r>
+      <w:r>
+        <w:rPr>
+          <w:vertAlign w:val="superscript"/>
+          <w:rtl/>
+          <w:cs/>
           <w:lang w:val="ar_AE" w:bidi="ar_AE"/>
         </w:rPr>
         <w:t>8</w:t>
       </w:r>
       <w:r>
         <w:rPr>
+          <w:rtl/>
+          <w:cs/>
           <w:lang w:val="ar_AE" w:bidi="ar_AE"/>
         </w:rPr>
         <w:t xml:space="preserve"> تَعَقَّلُوا وَتَنَبَّهُوا. إِنَّ خَصْمَكُمْ إِبْلِيسَ كَأَسَدٍ يَزْأَرُ، يَجُولُ بَاحِثاً عَنْ فَرِيسَةٍ يَبْتَلِعُهَا.</w:t>
       </w:r>
-      <w:r>
-        <w:rPr>
-          <w:lang w:val="ar_AE" w:bidi="ar_AE"/>
-        </w:rPr>
-      </w:r>
-      <w:r>
-        <w:rPr>
-          <w:lang w:val="ar_AE" w:bidi="ar_AE"/>
-        </w:rPr>
-      </w:r>
-    </w:p>
-    <w:p>
-      <w:pPr>
-        <w:bidi/>
-      </w:pPr>
-      <w:r>
-        <w:rPr>
-          <w:lang w:val="ar_AE" w:bidi="ar_AE"/>
-        </w:rPr>
-      </w:r>
-    </w:p>
-    <w:p>
-      <w:pPr>
-        <w:bidi/>
-      </w:pPr>
-      <w:r>
-        <w:rPr>
-          <w:lang w:val="ar_AE" w:bidi="ar_AE"/>
-        </w:rPr>
-      </w:r>
-      <w:r>
-        <w:rPr>
-          <w:vertAlign w:val="superscript"/>
+    </w:p>
+    <w:p>
+      <w:pPr>
+        <w:bidi/>
+      </w:pPr>
+      <w:r>
+        <w:rPr>
+          <w:rtl/>
+          <w:cs/>
+          <w:lang w:val="ar_AE" w:bidi="ar_AE"/>
+        </w:rPr>
+      </w:r>
+      <w:r>
+        <w:rPr>
+          <w:vertAlign w:val="superscript"/>
+          <w:rtl/>
+          <w:cs/>
           <w:lang w:val="ar_AE" w:bidi="ar_AE"/>
         </w:rPr>
         <w:t>9</w:t>
       </w:r>
       <w:r>
         <w:rPr>
+          <w:rtl/>
+          <w:cs/>
           <w:lang w:val="ar_AE" w:bidi="ar_AE"/>
         </w:rPr>
         <w:t xml:space="preserve"> فَقَاوِمُوهُ، ثَابِتِينَ فِي الإِيمَانِ. وَاذْكُرُوا أَنَّ إِخْوَتَكُمُ الْمُنْتَشِرِينَ فِي الْعَالَمِ يَجْتَازُونَ وَسَطَ هذِهِ الآلامِ عَيْنِهَا.</w:t>
       </w:r>
-      <w:r>
-        <w:rPr>
-          <w:lang w:val="ar_AE" w:bidi="ar_AE"/>
-        </w:rPr>
-      </w:r>
-      <w:r>
-        <w:rPr>
-          <w:lang w:val="ar_AE" w:bidi="ar_AE"/>
-        </w:rPr>
-      </w:r>
-    </w:p>
-    <w:p>
-      <w:pPr>
-        <w:bidi/>
-      </w:pPr>
-      <w:r>
-        <w:rPr>
-          <w:lang w:val="ar_AE" w:bidi="ar_AE"/>
-        </w:rPr>
-      </w:r>
-    </w:p>
-    <w:p>
-      <w:pPr>
-        <w:bidi/>
-      </w:pPr>
-      <w:r>
-        <w:rPr>
-          <w:lang w:val="ar_AE" w:bidi="ar_AE"/>
-        </w:rPr>
-      </w:r>
-      <w:r>
-        <w:rPr>
-          <w:vertAlign w:val="superscript"/>
+    </w:p>
+    <w:p>
+      <w:pPr>
+        <w:bidi/>
+      </w:pPr>
+      <w:r>
+        <w:rPr>
+          <w:rtl/>
+          <w:cs/>
+          <w:lang w:val="ar_AE" w:bidi="ar_AE"/>
+        </w:rPr>
+      </w:r>
+      <w:r>
+        <w:rPr>
+          <w:vertAlign w:val="superscript"/>
+          <w:rtl/>
+          <w:cs/>
           <w:lang w:val="ar_AE" w:bidi="ar_AE"/>
         </w:rPr>
         <w:t>10</w:t>
       </w:r>
       <w:r>
         <w:rPr>
+          <w:rtl/>
+          <w:cs/>
           <w:lang w:val="ar_AE" w:bidi="ar_AE"/>
         </w:rPr>
         <w:t xml:space="preserve"> وَبَعْدَ أَنْ تَتَأَلَّمُوا لِفَتْرَةٍ قَصِيرَةٍ، فَإِنَّ اللهَ، إِلَهَ كُلِّ نِعْمَةٍ، الَّذِي دَعَاكُمْ إِلَى الاشْتِرَاكِ فِي مَجْدِهِ الأَبَدِيِّ فِي الْمَسِيحِ، لابُدَّ أَنْ يَجْعَلَكُمْ كَامِلِينَ وَثَابِتِينَ وَمُؤَيَّدِينَ بِالْقُوَّةِ وَرَاسِخِينَ.</w:t>
       </w:r>
-      <w:r>
-        <w:rPr>
-          <w:lang w:val="ar_AE" w:bidi="ar_AE"/>
-        </w:rPr>
-      </w:r>
-      <w:r>
-        <w:rPr>
-          <w:lang w:val="ar_AE" w:bidi="ar_AE"/>
-        </w:rPr>
-      </w:r>
-    </w:p>
-    <w:p>
-      <w:pPr>
-        <w:bidi/>
-      </w:pPr>
-      <w:r>
-        <w:rPr>
-          <w:lang w:val="ar_AE" w:bidi="ar_AE"/>
-        </w:rPr>
-      </w:r>
-    </w:p>
-    <w:p>
-      <w:pPr>
-        <w:bidi/>
-      </w:pPr>
-      <w:r>
-        <w:rPr>
-          <w:lang w:val="ar_AE" w:bidi="ar_AE"/>
-        </w:rPr>
-      </w:r>
-      <w:r>
-        <w:rPr>
-          <w:vertAlign w:val="superscript"/>
+    </w:p>
+    <w:p>
+      <w:pPr>
+        <w:bidi/>
+      </w:pPr>
+      <w:r>
+        <w:rPr>
+          <w:rtl/>
+          <w:cs/>
+          <w:lang w:val="ar_AE" w:bidi="ar_AE"/>
+        </w:rPr>
+      </w:r>
+      <w:r>
+        <w:rPr>
+          <w:vertAlign w:val="superscript"/>
+          <w:rtl/>
+          <w:cs/>
           <w:lang w:val="ar_AE" w:bidi="ar_AE"/>
         </w:rPr>
         <w:t>11</w:t>
       </w:r>
       <w:r>
         <w:rPr>
+          <w:rtl/>
+          <w:cs/>
           <w:lang w:val="ar_AE" w:bidi="ar_AE"/>
         </w:rPr>
         <w:t xml:space="preserve"> لَهُ الْمَجْدُ وَالسُّلْطَةُ إِلَى أَبَدِ الآبِدِينَ. آمِين!</w:t>
       </w:r>
-      <w:r>
-        <w:rPr>
-          <w:lang w:val="ar_AE" w:bidi="ar_AE"/>
-        </w:rPr>
-      </w:r>
-      <w:r>
-        <w:rPr>
-          <w:lang w:val="ar_AE" w:bidi="ar_AE"/>
-        </w:rPr>
-      </w:r>
-    </w:p>
-    <w:p>
-      <w:pPr>
-        <w:bidi/>
-      </w:pPr>
-      <w:r>
-        <w:rPr>
-          <w:lang w:val="ar_AE" w:bidi="ar_AE"/>
-        </w:rPr>
-      </w:r>
-    </w:p>
-    <w:p>
-      <w:pPr>
-        <w:bidi/>
-      </w:pPr>
-      <w:r>
-        <w:rPr>
-          <w:lang w:val="ar_AE" w:bidi="ar_AE"/>
-        </w:rPr>
-      </w:r>
-      <w:r>
-        <w:rPr>
-          <w:vertAlign w:val="superscript"/>
+    </w:p>
+    <w:p>
+      <w:pPr>
+        <w:bidi/>
+      </w:pPr>
+      <w:r>
+        <w:rPr>
+          <w:rtl/>
+          <w:cs/>
+          <w:lang w:val="ar_AE" w:bidi="ar_AE"/>
+        </w:rPr>
+      </w:r>
+      <w:r>
+        <w:rPr>
+          <w:vertAlign w:val="superscript"/>
+          <w:rtl/>
+          <w:cs/>
           <w:lang w:val="ar_AE" w:bidi="ar_AE"/>
         </w:rPr>
         <w:t>12</w:t>
       </w:r>
       <w:r>
         <w:rPr>
+          <w:rtl/>
+          <w:cs/>
           <w:lang w:val="ar_AE" w:bidi="ar_AE"/>
         </w:rPr>
         <w:t xml:space="preserve"> إِنِّي مُرْسِلٌ إِلَيْكُمْ هَذِهِ الرِّسَالَةَ الْقَصِيرَةَ بِيَدِ سِلْوَانُسَ الأَخِ الأَمِينِ. وَغَايَتِي أَنْ أُحَرِّضَكُمْ وَأَشْهَدَ لَكُمْ أَنَّ النِّعْمَةَ الَّتِي تَتَمَتَّعُونَ بِها هِيَ نِعْمَةُ اللهِ الْحَقِيقِيَّةُ الَّتِي أَنْتُمْ فِيهَا ثَابِتُونَ.</w:t>
       </w:r>
-      <w:r>
-        <w:rPr>
-          <w:lang w:val="ar_AE" w:bidi="ar_AE"/>
-        </w:rPr>
-      </w:r>
-      <w:r>
-        <w:rPr>
-          <w:lang w:val="ar_AE" w:bidi="ar_AE"/>
-        </w:rPr>
-      </w:r>
-    </w:p>
-    <w:p>
-      <w:pPr>
-        <w:bidi/>
-      </w:pPr>
-      <w:r>
-        <w:rPr>
-          <w:lang w:val="ar_AE" w:bidi="ar_AE"/>
-        </w:rPr>
-      </w:r>
-    </w:p>
-    <w:p>
-      <w:pPr>
-        <w:bidi/>
-      </w:pPr>
-      <w:r>
-        <w:rPr>
-          <w:lang w:val="ar_AE" w:bidi="ar_AE"/>
-        </w:rPr>
-      </w:r>
-      <w:r>
-        <w:rPr>
-          <w:vertAlign w:val="superscript"/>
+    </w:p>
+    <w:p>
+      <w:pPr>
+        <w:bidi/>
+      </w:pPr>
+      <w:r>
+        <w:rPr>
+          <w:rtl/>
+          <w:cs/>
+          <w:lang w:val="ar_AE" w:bidi="ar_AE"/>
+        </w:rPr>
+      </w:r>
+      <w:r>
+        <w:rPr>
+          <w:vertAlign w:val="superscript"/>
+          <w:rtl/>
+          <w:cs/>
           <w:lang w:val="ar_AE" w:bidi="ar_AE"/>
         </w:rPr>
         <w:t>13</w:t>
       </w:r>
       <w:r>
         <w:rPr>
+          <w:rtl/>
+          <w:cs/>
           <w:lang w:val="ar_AE" w:bidi="ar_AE"/>
         </w:rPr>
         <w:t xml:space="preserve"> وَمِنْ بَابِلَ، تُسَلِّمُ عَلَيْكُمْ تِلْكَ الَّتِي اخْتَارَهَا اللهُ مَعَكُمْ، وَكَذلِكَ مَرْقُسُ ابْنِي.</w:t>
       </w:r>
-      <w:r>
-        <w:rPr>
-          <w:lang w:val="ar_AE" w:bidi="ar_AE"/>
-        </w:rPr>
-      </w:r>
-      <w:r>
-        <w:rPr>
-          <w:lang w:val="ar_AE" w:bidi="ar_AE"/>
-        </w:rPr>
-      </w:r>
-    </w:p>
-    <w:p>
-      <w:pPr>
-        <w:bidi/>
-      </w:pPr>
-      <w:r>
-        <w:rPr>
-          <w:lang w:val="ar_AE" w:bidi="ar_AE"/>
-        </w:rPr>
-      </w:r>
-    </w:p>
-    <w:p>
-      <w:pPr>
-        <w:bidi/>
-      </w:pPr>
-      <w:r>
-        <w:rPr>
-          <w:lang w:val="ar_AE" w:bidi="ar_AE"/>
-        </w:rPr>
-      </w:r>
-      <w:r>
-        <w:rPr>
-          <w:vertAlign w:val="superscript"/>
+    </w:p>
+    <w:p>
+      <w:pPr>
+        <w:bidi/>
+      </w:pPr>
+      <w:r>
+        <w:rPr>
+          <w:rtl/>
+          <w:cs/>
+          <w:lang w:val="ar_AE" w:bidi="ar_AE"/>
+        </w:rPr>
+      </w:r>
+      <w:r>
+        <w:rPr>
+          <w:vertAlign w:val="superscript"/>
+          <w:rtl/>
+          <w:cs/>
           <w:lang w:val="ar_AE" w:bidi="ar_AE"/>
         </w:rPr>
         <w:t>14</w:t>
       </w:r>
       <w:r>
         <w:rPr>
+          <w:rtl/>
+          <w:cs/>
           <w:lang w:val="ar_AE" w:bidi="ar_AE"/>
         </w:rPr>
         <w:t xml:space="preserve"> سَلِّمُوا بَعْضُكُمْ عَلَى بَعْضٍ بِقُبْلَةِ الْمَحَبَّةِ. وَلْيَكُنِ السَّلامُ لَكُمْ جَمِيعاً، أَنْتُمُ الَّذِينَ فِي الْمَسِيحِ.</w:t>
-      </w:r>
-      <w:r>
-        <w:rPr>
-          <w:lang w:val="ar_AE" w:bidi="ar_AE"/>
-        </w:rPr>
-      </w:r>
-      <w:r>
-        <w:rPr>
-          <w:lang w:val="ar_AE" w:bidi="ar_AE"/>
-        </w:rPr>
       </w:r>
     </w:p>
     <w:sectPr>
